--- a/lnvg/kalman-filter-validering/doc/USER_GUIDE.docx
+++ b/lnvg/kalman-filter-validering/doc/USER_GUIDE.docx
@@ -27,45 +27,1891 @@
         <w:pStyle w:val="Heading1"/>
       </w:pPr>
       <w:r>
-        <w:t>1. Introduction</w:t>
-      </w:r>
-    </w:p>
-    <w:p>
-      <w:r>
-        <w:t>Purpose: Explain how to perform Kalman filter sensitivity analyses.</w:t>
-      </w:r>
-    </w:p>
-    <w:p>
-      <w:r>
-        <w:t>Scope: Covers operation of the analysis framework, not Kalman theory or implementation.</w:t>
-      </w:r>
-    </w:p>
-    <w:p>
-      <w:r>
-        <w:t>Intended Audience: Engineers and developers.</w:t>
-      </w:r>
-    </w:p>
-    <w:p>
-      <w:r>
-        <w:t>Assumptions: Java/Gradle environment and simulator available.</w:t>
-      </w:r>
-    </w:p>
+        <w:t>Introduction</w:t>
+      </w:r>
+    </w:p>
+    <w:p>
+      <w:pPr>
+        <w:pStyle w:val="Heading2"/>
+      </w:pPr>
+      <w:r>
+        <w:t>Purpose</w:t>
+      </w:r>
+    </w:p>
+    <w:p>
+      <w:r>
+        <w:t>This document describes how to perform Kalman filter sensitivity analyses using the LNVG analysis framework.</w:t>
+      </w:r>
+    </w:p>
+    <w:p>
+      <w:r>
+        <w:t>It explains how to configure analyses, execute simulations, generate analysis results, and interpret the generated output files.</w:t>
+      </w:r>
+    </w:p>
+    <w:p>
+      <w:r>
+        <w:t>This guide is intended as an operational manual for engineers performing Kalman filter validation studies.</w:t>
+      </w:r>
+    </w:p>
+    <w:p>
+      <w:pPr>
+        <w:pStyle w:val="Heading2"/>
+      </w:pPr>
+      <w:r>
+        <w:t>Scope</w:t>
+      </w:r>
+    </w:p>
+    <w:p>
+      <w:r>
+        <w:t>This document describes the use of the analysis framework.</w:t>
+      </w:r>
+    </w:p>
+    <w:p>
+      <w:r>
+        <w:t>It does not describe:</w:t>
+      </w:r>
+    </w:p>
+    <w:p>
+      <w:pPr>
+        <w:pStyle w:val="ListParagraph"/>
+        <w:numPr>
+          <w:ilvl w:val="0"/>
+          <w:numId w:val="3"/>
+        </w:numPr>
+      </w:pPr>
+      <w:r>
+        <w:t>the mathematical theory of the Kalman filter,</w:t>
+      </w:r>
+    </w:p>
+    <w:p>
+      <w:pPr>
+        <w:pStyle w:val="ListParagraph"/>
+        <w:numPr>
+          <w:ilvl w:val="0"/>
+          <w:numId w:val="3"/>
+        </w:numPr>
+      </w:pPr>
+      <w:r>
+        <w:t>the internal implementation of the software,</w:t>
+      </w:r>
+    </w:p>
+    <w:p>
+      <w:pPr>
+        <w:pStyle w:val="ListParagraph"/>
+        <w:numPr>
+          <w:ilvl w:val="0"/>
+          <w:numId w:val="3"/>
+        </w:numPr>
+      </w:pPr>
+      <w:r>
+        <w:t>the design rationale of the analysis framework,</w:t>
+      </w:r>
+    </w:p>
+    <w:p>
+      <w:pPr>
+        <w:pStyle w:val="ListParagraph"/>
+        <w:numPr>
+          <w:ilvl w:val="0"/>
+          <w:numId w:val="3"/>
+        </w:numPr>
+      </w:pPr>
+      <w:r>
+        <w:t>the interpretation of study results.</w:t>
+      </w:r>
+    </w:p>
+    <w:p>
+      <w:r>
+        <w:t>These topics are documented elsewhere.</w:t>
+      </w:r>
+    </w:p>
+    <w:p>
+      <w:pPr>
+        <w:pStyle w:val="Heading2"/>
+      </w:pPr>
+      <w:r>
+        <w:t>Intended Audience</w:t>
+      </w:r>
+    </w:p>
+    <w:p>
+      <w:r>
+        <w:t>This guide is intended for:</w:t>
+      </w:r>
+    </w:p>
+    <w:p>
+      <w:pPr>
+        <w:numPr>
+          <w:ilvl w:val="0"/>
+          <w:numId w:val="4"/>
+        </w:numPr>
+      </w:pPr>
+      <w:r>
+        <w:t xml:space="preserve">System engineers </w:t>
+      </w:r>
+    </w:p>
+    <w:p>
+      <w:pPr>
+        <w:numPr>
+          <w:ilvl w:val="0"/>
+          <w:numId w:val="4"/>
+        </w:numPr>
+      </w:pPr>
+      <w:r>
+        <w:t xml:space="preserve">Verification and validation engineers </w:t>
+      </w:r>
+    </w:p>
+    <w:p>
+      <w:pPr>
+        <w:numPr>
+          <w:ilvl w:val="0"/>
+          <w:numId w:val="4"/>
+        </w:numPr>
+      </w:pPr>
+      <w:r>
+        <w:t xml:space="preserve">Software developers </w:t>
+      </w:r>
+    </w:p>
+    <w:p>
+      <w:pPr>
+        <w:numPr>
+          <w:ilvl w:val="0"/>
+          <w:numId w:val="4"/>
+        </w:numPr>
+      </w:pPr>
+      <w:r>
+        <w:t xml:space="preserve">Project members performing Kalman filter validation studies </w:t>
+      </w:r>
+    </w:p>
+    <w:p>
+      <w:r>
+        <w:t>No prior knowledge of the implementation is assumed.</w:t>
+      </w:r>
+    </w:p>
+    <w:p>
+      <w:pPr>
+        <w:pStyle w:val="Heading2"/>
+      </w:pPr>
+      <w:r>
+        <w:lastRenderedPageBreak/>
+        <w:t>Prerequisites</w:t>
+      </w:r>
+    </w:p>
+    <w:p>
+      <w:r>
+        <w:t>The reader is expected to have:</w:t>
+      </w:r>
+    </w:p>
+    <w:p>
+      <w:pPr>
+        <w:numPr>
+          <w:ilvl w:val="0"/>
+          <w:numId w:val="5"/>
+        </w:numPr>
+      </w:pPr>
+      <w:r>
+        <w:t xml:space="preserve">access to the studies repository, </w:t>
+      </w:r>
+    </w:p>
+    <w:p>
+      <w:pPr>
+        <w:numPr>
+          <w:ilvl w:val="0"/>
+          <w:numId w:val="5"/>
+        </w:numPr>
+      </w:pPr>
+      <w:r>
+        <w:t xml:space="preserve">access to the Kalman analysis software, </w:t>
+      </w:r>
+    </w:p>
+    <w:p>
+      <w:pPr>
+        <w:numPr>
+          <w:ilvl w:val="0"/>
+          <w:numId w:val="5"/>
+        </w:numPr>
+      </w:pPr>
+      <w:r>
+        <w:t xml:space="preserve">a working Java/Gradle development environment, </w:t>
+      </w:r>
+    </w:p>
+    <w:p>
+      <w:pPr>
+        <w:numPr>
+          <w:ilvl w:val="0"/>
+          <w:numId w:val="5"/>
+        </w:numPr>
+      </w:pPr>
+      <w:r>
+        <w:t xml:space="preserve">basic familiarity with command-line tools. </w:t>
+      </w:r>
+    </w:p>
+    <w:p>
+      <w:pPr>
+        <w:pStyle w:val="Heading2"/>
+      </w:pPr>
+      <w:r>
+        <w:t>Document Structure</w:t>
+      </w:r>
+    </w:p>
+    <w:p>
+      <w:r>
+        <w:t>This guide is organized as follows.</w:t>
+      </w:r>
+    </w:p>
+    <w:tbl>
+      <w:tblPr>
+        <w:tblStyle w:val="TableGrid"/>
+        <w:tblW w:w="0" w:type="auto"/>
+        <w:tblLook w:val="04A0" w:firstRow="1" w:lastRow="0" w:firstColumn="1" w:lastColumn="0" w:noHBand="0" w:noVBand="1"/>
+      </w:tblPr>
+      <w:tblGrid>
+        <w:gridCol w:w="2323"/>
+        <w:gridCol w:w="4008"/>
+      </w:tblGrid>
+      <w:tr>
+        <w:tc>
+          <w:tcPr>
+            <w:tcW w:w="0" w:type="auto"/>
+            <w:hideMark/>
+          </w:tcPr>
+          <w:p>
+            <w:pPr>
+              <w:spacing w:after="160" w:line="259" w:lineRule="auto"/>
+              <w:rPr>
+                <w:b/>
+                <w:bCs/>
+              </w:rPr>
+            </w:pPr>
+            <w:r>
+              <w:rPr>
+                <w:b/>
+                <w:bCs/>
+              </w:rPr>
+              <w:t>Section</w:t>
+            </w:r>
+          </w:p>
+        </w:tc>
+        <w:tc>
+          <w:tcPr>
+            <w:tcW w:w="0" w:type="auto"/>
+            <w:hideMark/>
+          </w:tcPr>
+          <w:p>
+            <w:pPr>
+              <w:spacing w:after="160" w:line="259" w:lineRule="auto"/>
+              <w:rPr>
+                <w:b/>
+                <w:bCs/>
+              </w:rPr>
+            </w:pPr>
+            <w:r>
+              <w:rPr>
+                <w:b/>
+                <w:bCs/>
+              </w:rPr>
+              <w:t>Description</w:t>
+            </w:r>
+          </w:p>
+        </w:tc>
+      </w:tr>
+      <w:tr>
+        <w:tc>
+          <w:tcPr>
+            <w:tcW w:w="0" w:type="auto"/>
+            <w:hideMark/>
+          </w:tcPr>
+          <w:p>
+            <w:pPr>
+              <w:spacing w:after="160" w:line="259" w:lineRule="auto"/>
+            </w:pPr>
+            <w:r>
+              <w:t>Introduction</w:t>
+            </w:r>
+          </w:p>
+        </w:tc>
+        <w:tc>
+          <w:tcPr>
+            <w:tcW w:w="0" w:type="auto"/>
+            <w:hideMark/>
+          </w:tcPr>
+          <w:p>
+            <w:pPr>
+              <w:spacing w:after="160" w:line="259" w:lineRule="auto"/>
+            </w:pPr>
+            <w:r>
+              <w:t>Purpose and scope of the guide</w:t>
+            </w:r>
+          </w:p>
+        </w:tc>
+      </w:tr>
+      <w:tr>
+        <w:tc>
+          <w:tcPr>
+            <w:tcW w:w="0" w:type="auto"/>
+            <w:hideMark/>
+          </w:tcPr>
+          <w:p>
+            <w:pPr>
+              <w:spacing w:after="160" w:line="259" w:lineRule="auto"/>
+            </w:pPr>
+            <w:r>
+              <w:t>Analysis Workflow</w:t>
+            </w:r>
+          </w:p>
+        </w:tc>
+        <w:tc>
+          <w:tcPr>
+            <w:tcW w:w="0" w:type="auto"/>
+            <w:hideMark/>
+          </w:tcPr>
+          <w:p>
+            <w:pPr>
+              <w:spacing w:after="160" w:line="259" w:lineRule="auto"/>
+            </w:pPr>
+            <w:r>
+              <w:t>Overview of the complete analysis process</w:t>
+            </w:r>
+          </w:p>
+        </w:tc>
+      </w:tr>
+      <w:tr>
+        <w:tc>
+          <w:tcPr>
+            <w:tcW w:w="0" w:type="auto"/>
+            <w:hideMark/>
+          </w:tcPr>
+          <w:p>
+            <w:pPr>
+              <w:spacing w:after="160" w:line="259" w:lineRule="auto"/>
+            </w:pPr>
+            <w:r>
+              <w:t>Directory Structure</w:t>
+            </w:r>
+          </w:p>
+        </w:tc>
+        <w:tc>
+          <w:tcPr>
+            <w:tcW w:w="0" w:type="auto"/>
+            <w:hideMark/>
+          </w:tcPr>
+          <w:p>
+            <w:pPr>
+              <w:spacing w:after="160" w:line="259" w:lineRule="auto"/>
+            </w:pPr>
+            <w:r>
+              <w:t>Organization of files and directories</w:t>
+            </w:r>
+          </w:p>
+        </w:tc>
+      </w:tr>
+      <w:tr>
+        <w:tc>
+          <w:tcPr>
+            <w:tcW w:w="0" w:type="auto"/>
+            <w:hideMark/>
+          </w:tcPr>
+          <w:p>
+            <w:pPr>
+              <w:spacing w:after="160" w:line="259" w:lineRule="auto"/>
+            </w:pPr>
+            <w:r>
+              <w:t>Software Components</w:t>
+            </w:r>
+          </w:p>
+        </w:tc>
+        <w:tc>
+          <w:tcPr>
+            <w:tcW w:w="0" w:type="auto"/>
+            <w:hideMark/>
+          </w:tcPr>
+          <w:p>
+            <w:pPr>
+              <w:spacing w:after="160" w:line="259" w:lineRule="auto"/>
+            </w:pPr>
+            <w:r>
+              <w:t>Description of the analysis tools</w:t>
+            </w:r>
+          </w:p>
+        </w:tc>
+      </w:tr>
+      <w:tr>
+        <w:tc>
+          <w:tcPr>
+            <w:tcW w:w="0" w:type="auto"/>
+            <w:hideMark/>
+          </w:tcPr>
+          <w:p>
+            <w:pPr>
+              <w:spacing w:after="160" w:line="259" w:lineRule="auto"/>
+            </w:pPr>
+            <w:r>
+              <w:t>Running an Analysis</w:t>
+            </w:r>
+          </w:p>
+        </w:tc>
+        <w:tc>
+          <w:tcPr>
+            <w:tcW w:w="0" w:type="auto"/>
+            <w:hideMark/>
+          </w:tcPr>
+          <w:p>
+            <w:pPr>
+              <w:spacing w:after="160" w:line="259" w:lineRule="auto"/>
+            </w:pPr>
+            <w:r>
+              <w:t>Step-by-step execution procedure</w:t>
+            </w:r>
+          </w:p>
+        </w:tc>
+      </w:tr>
+      <w:tr>
+        <w:tc>
+          <w:tcPr>
+            <w:tcW w:w="0" w:type="auto"/>
+            <w:hideMark/>
+          </w:tcPr>
+          <w:p>
+            <w:pPr>
+              <w:spacing w:after="160" w:line="259" w:lineRule="auto"/>
+            </w:pPr>
+            <w:r>
+              <w:t>Creating New Scenarios</w:t>
+            </w:r>
+          </w:p>
+        </w:tc>
+        <w:tc>
+          <w:tcPr>
+            <w:tcW w:w="0" w:type="auto"/>
+            <w:hideMark/>
+          </w:tcPr>
+          <w:p>
+            <w:pPr>
+              <w:spacing w:after="160" w:line="259" w:lineRule="auto"/>
+            </w:pPr>
+            <w:r>
+              <w:t>Extending the analysis with new scenarios</w:t>
+            </w:r>
+          </w:p>
+        </w:tc>
+      </w:tr>
+      <w:tr>
+        <w:tc>
+          <w:tcPr>
+            <w:tcW w:w="0" w:type="auto"/>
+            <w:hideMark/>
+          </w:tcPr>
+          <w:p>
+            <w:pPr>
+              <w:spacing w:after="160" w:line="259" w:lineRule="auto"/>
+            </w:pPr>
+            <w:r>
+              <w:t>Output Files</w:t>
+            </w:r>
+          </w:p>
+        </w:tc>
+        <w:tc>
+          <w:tcPr>
+            <w:tcW w:w="0" w:type="auto"/>
+            <w:hideMark/>
+          </w:tcPr>
+          <w:p>
+            <w:pPr>
+              <w:spacing w:after="160" w:line="259" w:lineRule="auto"/>
+            </w:pPr>
+            <w:r>
+              <w:t>Description of generated files</w:t>
+            </w:r>
+          </w:p>
+        </w:tc>
+      </w:tr>
+      <w:tr>
+        <w:tc>
+          <w:tcPr>
+            <w:tcW w:w="0" w:type="auto"/>
+            <w:hideMark/>
+          </w:tcPr>
+          <w:p>
+            <w:pPr>
+              <w:spacing w:after="160" w:line="259" w:lineRule="auto"/>
+            </w:pPr>
+            <w:r>
+              <w:t>Troubleshooting</w:t>
+            </w:r>
+          </w:p>
+        </w:tc>
+        <w:tc>
+          <w:tcPr>
+            <w:tcW w:w="0" w:type="auto"/>
+            <w:hideMark/>
+          </w:tcPr>
+          <w:p>
+            <w:pPr>
+              <w:spacing w:after="160" w:line="259" w:lineRule="auto"/>
+            </w:pPr>
+            <w:r>
+              <w:t>Common problems and their solutions</w:t>
+            </w:r>
+          </w:p>
+        </w:tc>
+      </w:tr>
+    </w:tbl>
+    <w:p/>
     <w:p>
       <w:pPr>
         <w:pStyle w:val="Heading1"/>
       </w:pPr>
       <w:r>
-        <w:t>2. Analysis Workflow</w:t>
-      </w:r>
-    </w:p>
-    <w:p>
-      <w:r>
-        <w:t>Create analysis configuration.</w:t>
-      </w:r>
-    </w:p>
-    <w:p>
-      <w:r>
-        <w:t>Initialize analysis.</w:t>
+        <w:t>Analysis Workflow</w:t>
+      </w:r>
+    </w:p>
+    <w:p>
+      <w:r>
+        <w:t>A Kalman filter sensitivity analysis consists of a sequence of well-defined steps. Each step produces the input required by the following step.</w:t>
+      </w:r>
+    </w:p>
+    <w:p>
+      <w:r>
+        <w:t>The overall workflow is illustrated below.</w:t>
+      </w:r>
+    </w:p>
+    <w:p>
+      <w:pPr>
+        <w:keepNext/>
+        <w:jc w:val="center"/>
+      </w:pPr>
+      <w:r>
+        <w:lastRenderedPageBreak/>
+        <w:drawing>
+          <wp:inline distT="0" distB="0" distL="0" distR="0" wp14:anchorId="3B22E4F6" wp14:editId="2A5D7E0C">
+            <wp:extent cx="2895600" cy="5257800"/>
+            <wp:effectExtent l="0" t="0" r="0" b="0"/>
+            <wp:docPr id="37483271" name="Picture 4"/>
+            <wp:cNvGraphicFramePr>
+              <a:graphicFrameLocks xmlns:a="http://schemas.openxmlformats.org/drawingml/2006/main" noChangeAspect="1"/>
+            </wp:cNvGraphicFramePr>
+            <a:graphic xmlns:a="http://schemas.openxmlformats.org/drawingml/2006/main">
+              <a:graphicData uri="http://schemas.openxmlformats.org/drawingml/2006/picture">
+                <pic:pic xmlns:pic="http://schemas.openxmlformats.org/drawingml/2006/picture">
+                  <pic:nvPicPr>
+                    <pic:cNvPr id="37483271" name="Picture 37483271"/>
+                    <pic:cNvPicPr/>
+                  </pic:nvPicPr>
+                  <pic:blipFill>
+                    <a:blip r:embed="rId7">
+                      <a:extLst>
+                        <a:ext uri="{28A0092B-C50C-407E-A947-70E740481C1C}">
+                          <a14:useLocalDpi xmlns:a14="http://schemas.microsoft.com/office/drawing/2010/main" val="0"/>
+                        </a:ext>
+                      </a:extLst>
+                    </a:blip>
+                    <a:stretch>
+                      <a:fillRect/>
+                    </a:stretch>
+                  </pic:blipFill>
+                  <pic:spPr>
+                    <a:xfrm>
+                      <a:off x="0" y="0"/>
+                      <a:ext cx="2895600" cy="5257800"/>
+                    </a:xfrm>
+                    <a:prstGeom prst="rect">
+                      <a:avLst/>
+                    </a:prstGeom>
+                  </pic:spPr>
+                </pic:pic>
+              </a:graphicData>
+            </a:graphic>
+          </wp:inline>
+        </w:drawing>
+      </w:r>
+    </w:p>
+    <w:p>
+      <w:pPr>
+        <w:pStyle w:val="Caption"/>
+        <w:jc w:val="center"/>
+      </w:pPr>
+      <w:r>
+        <w:t xml:space="preserve">Figure </w:t>
+      </w:r>
+      <w:r>
+        <w:fldChar w:fldCharType="begin"/>
+      </w:r>
+      <w:r>
+        <w:instrText xml:space="preserve"> SEQ Figure \* ARABIC </w:instrText>
+      </w:r>
+      <w:r>
+        <w:fldChar w:fldCharType="separate"/>
+      </w:r>
+      <w:r>
+        <w:rPr>
+          <w:noProof/>
+        </w:rPr>
+        <w:t>1</w:t>
+      </w:r>
+      <w:r>
+        <w:fldChar w:fldCharType="end"/>
+      </w:r>
+    </w:p>
+    <w:tbl>
+      <w:tblPr>
+        <w:tblStyle w:val="TableGrid"/>
+        <w:tblW w:w="0" w:type="auto"/>
+        <w:tblBorders>
+          <w:top w:val="none" w:sz="0" w:space="0" w:color="auto"/>
+          <w:left w:val="none" w:sz="0" w:space="0" w:color="auto"/>
+          <w:bottom w:val="none" w:sz="0" w:space="0" w:color="auto"/>
+          <w:right w:val="none" w:sz="0" w:space="0" w:color="auto"/>
+        </w:tblBorders>
+        <w:tblLook w:val="04A0" w:firstRow="1" w:lastRow="0" w:firstColumn="1" w:lastColumn="0" w:noHBand="0" w:noVBand="1"/>
+      </w:tblPr>
+      <w:tblGrid>
+        <w:gridCol w:w="720"/>
+        <w:gridCol w:w="8568"/>
+      </w:tblGrid>
+      <w:tr>
+        <w:tc>
+          <w:tcPr>
+            <w:tcW w:w="720" w:type="dxa"/>
+          </w:tcPr>
+          <w:p>
+            <w:pPr>
+              <w:rPr>
+                <w:b/>
+                <w:bCs/>
+              </w:rPr>
+            </w:pPr>
+            <w:r>
+              <w:rPr>
+                <w:b/>
+                <w:bCs/>
+              </w:rPr>
+              <w:t>Note</w:t>
+            </w:r>
+          </w:p>
+        </w:tc>
+        <w:tc>
+          <w:tcPr>
+            <w:tcW w:w="8568" w:type="dxa"/>
+          </w:tcPr>
+          <w:p>
+            <w:r>
+              <w:t>The workflow is intentionally divided into separate steps. This makes it possible to repeat simulations, modify configurations, or rerun the offline analysis without repeating the complete workflow.</w:t>
+            </w:r>
+          </w:p>
+        </w:tc>
+      </w:tr>
+    </w:tbl>
+    <w:p/>
+    <w:p>
+      <w:r>
+        <w:t>Each step is described briefly below. Detailed instructions are provided in Chapter 5.</w:t>
+      </w:r>
+    </w:p>
+    <w:p>
+      <w:pPr>
+        <w:pStyle w:val="Heading2"/>
+      </w:pPr>
+      <w:r>
+        <w:t>Create Analysis Configuration</w:t>
+      </w:r>
+    </w:p>
+    <w:p>
+      <w:r>
+        <w:t>An analysis begins by creating an analysis configuration file.</w:t>
+      </w:r>
+    </w:p>
+    <w:p>
+      <w:r>
+        <w:t>The configuration defines:</w:t>
+      </w:r>
+    </w:p>
+    <w:p>
+      <w:pPr>
+        <w:pStyle w:val="ListParagraph"/>
+        <w:numPr>
+          <w:ilvl w:val="0"/>
+          <w:numId w:val="6"/>
+        </w:numPr>
+      </w:pPr>
+      <w:r>
+        <w:t>the analysis scenario,</w:t>
+      </w:r>
+    </w:p>
+    <w:p>
+      <w:pPr>
+        <w:pStyle w:val="ListParagraph"/>
+        <w:numPr>
+          <w:ilvl w:val="0"/>
+          <w:numId w:val="6"/>
+        </w:numPr>
+      </w:pPr>
+      <w:r>
+        <w:t>the output directory,</w:t>
+      </w:r>
+    </w:p>
+    <w:p>
+      <w:pPr>
+        <w:pStyle w:val="ListParagraph"/>
+        <w:numPr>
+          <w:ilvl w:val="0"/>
+          <w:numId w:val="6"/>
+        </w:numPr>
+      </w:pPr>
+      <w:r>
+        <w:t>one or more analysis cases,</w:t>
+      </w:r>
+    </w:p>
+    <w:p>
+      <w:pPr>
+        <w:pStyle w:val="ListParagraph"/>
+        <w:numPr>
+          <w:ilvl w:val="0"/>
+          <w:numId w:val="6"/>
+        </w:numPr>
+      </w:pPr>
+      <w:r>
+        <w:lastRenderedPageBreak/>
+        <w:t>the perturbations applied in each case.</w:t>
+      </w:r>
+    </w:p>
+    <w:p>
+      <w:r>
+        <w:t>The configuration file serves as the complete description of the study and makes the analysis fully reproducible.</w:t>
+      </w:r>
+    </w:p>
+    <w:p>
+      <w:pPr>
+        <w:pStyle w:val="Heading2"/>
+      </w:pPr>
+      <w:r>
+        <w:t>Initialize the Analysis</w:t>
+      </w:r>
+      <w:r>
+        <w:t xml:space="preserve"> Case</w:t>
+      </w:r>
+    </w:p>
+    <w:p>
+      <w:r>
+        <w:t>Before a simulation is executed, the analysis environment for the current analysis case is prepared.</w:t>
+      </w:r>
+    </w:p>
+    <w:p>
+      <w:pPr>
+        <w:pStyle w:val="Heading2"/>
+      </w:pPr>
+      <w:r>
+        <w:t>Execute the Simulator</w:t>
+      </w:r>
+    </w:p>
+    <w:p>
+      <w:r>
+        <w:t>The simulator is executed once for each analysis case.</w:t>
+      </w:r>
+    </w:p>
+    <w:p>
+      <w:r>
+        <w:t>During execution, the configured perturbations are applied to the selected signals, and the simulator generates the log files required for the offline analysis.</w:t>
+      </w:r>
+    </w:p>
+    <w:p>
+      <w:pPr>
+        <w:pStyle w:val="Heading2"/>
+      </w:pPr>
+      <w:r>
+        <w:t>Copy Simulation Results</w:t>
+      </w:r>
+    </w:p>
+    <w:p>
+      <w:r>
+        <w:t>After each simulator run, the generated files are copied to the corresponding analysis case directory.</w:t>
+      </w:r>
+    </w:p>
+    <w:p>
+      <w:r>
+        <w:t>The offline analysis operates exclusively on these copied files, making the simulation and analysis independent activities.</w:t>
+      </w:r>
+    </w:p>
+    <w:p>
+      <w:pPr>
+        <w:pStyle w:val="Heading2"/>
+      </w:pPr>
+      <w:r>
+        <w:t>Execute Offline Analysis</w:t>
+      </w:r>
+    </w:p>
+    <w:p>
+      <w:r>
+        <w:t>After all analysis cases have been simulated, the offline analysis is executed.</w:t>
+      </w:r>
+    </w:p>
+    <w:p>
+      <w:r>
+        <w:t>The analysis reads the recorded log files, synchronizes the available data sources, calculates performance metrics, and generates summary tables and charts.</w:t>
+      </w:r>
+    </w:p>
+    <w:p>
+      <w:pPr>
+        <w:pStyle w:val="Heading2"/>
+      </w:pPr>
+      <w:r>
+        <w:t>Review the Results</w:t>
+      </w:r>
+    </w:p>
+    <w:p>
+      <w:r>
+        <w:t>The generated Excel workbook provides an overview of the complete study.</w:t>
+      </w:r>
+    </w:p>
+    <w:p>
+      <w:r>
+        <w:t>Typical outputs include:</w:t>
+      </w:r>
+    </w:p>
+    <w:p>
+      <w:pPr>
+        <w:pStyle w:val="ListParagraph"/>
+        <w:numPr>
+          <w:ilvl w:val="0"/>
+          <w:numId w:val="7"/>
+        </w:numPr>
+      </w:pPr>
+      <w:r>
+        <w:t>comparison plots,</w:t>
+      </w:r>
+    </w:p>
+    <w:p>
+      <w:pPr>
+        <w:pStyle w:val="ListParagraph"/>
+        <w:numPr>
+          <w:ilvl w:val="0"/>
+          <w:numId w:val="7"/>
+        </w:numPr>
+      </w:pPr>
+      <w:r>
+        <w:t>error statistics,</w:t>
+      </w:r>
+    </w:p>
+    <w:p>
+      <w:pPr>
+        <w:pStyle w:val="ListParagraph"/>
+        <w:numPr>
+          <w:ilvl w:val="0"/>
+          <w:numId w:val="7"/>
+        </w:numPr>
+      </w:pPr>
+      <w:r>
+        <w:t>summary tables,</w:t>
+      </w:r>
+    </w:p>
+    <w:p>
+      <w:pPr>
+        <w:pStyle w:val="ListParagraph"/>
+        <w:numPr>
+          <w:ilvl w:val="0"/>
+          <w:numId w:val="7"/>
+        </w:numPr>
+      </w:pPr>
+      <w:r>
+        <w:t>scenario comparisons.</w:t>
+      </w:r>
+    </w:p>
+    <w:p>
+      <w:r>
+        <w:t>The generated CSV files contain the underlying numerical data and can be used for additional analyses or custom visualizations.</w:t>
+      </w:r>
+    </w:p>
+    <w:p>
+      <w:pPr>
+        <w:pStyle w:val="Heading1"/>
+      </w:pPr>
+      <w:r>
+        <w:t>Directory Structure</w:t>
+      </w:r>
+    </w:p>
+    <w:p>
+      <w:r>
+        <w:t>The Kalman filter validation study is organized into a small number of directories, each serving a specific purpose.</w:t>
+      </w:r>
+    </w:p>
+    <w:p>
+      <w:r>
+        <w:t>The directory structure is designed to separate configuration files, documentation, generated analysis data, and study deliverables.</w:t>
+      </w:r>
+    </w:p>
+    <w:p>
+      <w:r>
+        <w:lastRenderedPageBreak/>
+        <w:t>A typical study directory is organized as follows:</w:t>
+      </w:r>
+    </w:p>
+    <w:p>
+      <w:pPr>
+        <w:spacing w:after="0"/>
+        <w:ind w:left="720"/>
+        <w:rPr>
+          <w:rFonts w:ascii="Courier New" w:hAnsi="Courier New" w:cs="Courier New"/>
+        </w:rPr>
+      </w:pPr>
+      <w:r>
+        <w:rPr>
+          <w:rFonts w:ascii="Courier New" w:hAnsi="Courier New" w:cs="Courier New"/>
+        </w:rPr>
+        <w:t>kalman-filter-validation/</w:t>
+      </w:r>
+    </w:p>
+    <w:p>
+      <w:pPr>
+        <w:spacing w:after="0"/>
+        <w:ind w:left="720"/>
+        <w:rPr>
+          <w:rFonts w:ascii="Courier New" w:hAnsi="Courier New" w:cs="Courier New"/>
+        </w:rPr>
+      </w:pPr>
+      <w:r>
+        <w:rPr>
+          <w:rFonts w:ascii="Courier New" w:hAnsi="Courier New" w:cs="Courier New"/>
+        </w:rPr>
+        <w:t>│</w:t>
+      </w:r>
+    </w:p>
+    <w:p>
+      <w:pPr>
+        <w:spacing w:after="0"/>
+        <w:ind w:left="720"/>
+        <w:rPr>
+          <w:rFonts w:ascii="Courier New" w:hAnsi="Courier New" w:cs="Courier New"/>
+        </w:rPr>
+      </w:pPr>
+      <w:r>
+        <w:rPr>
+          <w:rFonts w:ascii="Courier New" w:eastAsia="MS Gothic" w:hAnsi="Courier New" w:cs="Courier New"/>
+        </w:rPr>
+        <w:t>├</w:t>
+      </w:r>
+      <w:r>
+        <w:rPr>
+          <w:rFonts w:ascii="Courier New" w:hAnsi="Courier New" w:cs="Courier New"/>
+        </w:rPr>
+        <w:t>── conf/</w:t>
+      </w:r>
+    </w:p>
+    <w:p>
+      <w:pPr>
+        <w:spacing w:after="0"/>
+        <w:ind w:left="720"/>
+        <w:rPr>
+          <w:rFonts w:ascii="Courier New" w:hAnsi="Courier New" w:cs="Courier New"/>
+        </w:rPr>
+      </w:pPr>
+      <w:r>
+        <w:rPr>
+          <w:rFonts w:ascii="Courier New" w:eastAsia="MS Gothic" w:hAnsi="Courier New" w:cs="Courier New"/>
+        </w:rPr>
+        <w:t>├</w:t>
+      </w:r>
+      <w:r>
+        <w:rPr>
+          <w:rFonts w:ascii="Courier New" w:hAnsi="Courier New" w:cs="Courier New"/>
+        </w:rPr>
+        <w:t>── doc/</w:t>
+      </w:r>
+    </w:p>
+    <w:p>
+      <w:pPr>
+        <w:spacing w:after="0"/>
+        <w:ind w:left="720"/>
+        <w:rPr>
+          <w:rFonts w:ascii="Courier New" w:hAnsi="Courier New" w:cs="Courier New"/>
+        </w:rPr>
+      </w:pPr>
+      <w:r>
+        <w:rPr>
+          <w:rFonts w:ascii="Courier New" w:eastAsia="MS Gothic" w:hAnsi="Courier New" w:cs="Courier New"/>
+        </w:rPr>
+        <w:t>├</w:t>
+      </w:r>
+      <w:r>
+        <w:rPr>
+          <w:rFonts w:ascii="Courier New" w:hAnsi="Courier New" w:cs="Courier New"/>
+        </w:rPr>
+        <w:t>── output/</w:t>
+      </w:r>
+    </w:p>
+    <w:p>
+      <w:pPr>
+        <w:spacing w:after="0"/>
+        <w:ind w:left="720"/>
+        <w:rPr>
+          <w:rFonts w:ascii="Courier New" w:hAnsi="Courier New" w:cs="Courier New"/>
+        </w:rPr>
+      </w:pPr>
+      <w:r>
+        <w:rPr>
+          <w:rFonts w:ascii="Courier New" w:hAnsi="Courier New" w:cs="Courier New"/>
+        </w:rPr>
+        <w:t>└── reports/</w:t>
+      </w:r>
+    </w:p>
+    <w:p>
+      <w:pPr>
+        <w:spacing w:after="0"/>
+        <w:ind w:left="720"/>
+        <w:rPr>
+          <w:rFonts w:ascii="Courier New" w:hAnsi="Courier New" w:cs="Courier New"/>
+        </w:rPr>
+      </w:pPr>
+    </w:p>
+    <w:p>
+      <w:r>
+        <w:t>The purpose of each directory is described below.</w:t>
+      </w:r>
+    </w:p>
+    <w:p>
+      <w:r>
+        <w:pict w14:anchorId="17B62C56">
+          <v:rect id="_x0000_i1595" style="width:0;height:1.5pt" o:hralign="center" o:hrstd="t" o:hr="t" fillcolor="#a0a0a0" stroked="f"/>
+        </w:pict>
+      </w:r>
+    </w:p>
+    <w:p>
+      <w:pPr>
+        <w:pStyle w:val="Heading2"/>
+      </w:pPr>
+      <w:r>
+        <w:t>Configuration Directory</w:t>
+      </w:r>
+    </w:p>
+    <w:p>
+      <w:pPr>
+        <w:spacing w:after="0"/>
+        <w:ind w:left="720"/>
+        <w:rPr>
+          <w:rFonts w:ascii="Courier New" w:hAnsi="Courier New" w:cs="Courier New"/>
+        </w:rPr>
+      </w:pPr>
+      <w:r>
+        <w:rPr>
+          <w:rFonts w:ascii="Courier New" w:hAnsi="Courier New" w:cs="Courier New"/>
+        </w:rPr>
+        <w:t>conf/</w:t>
+      </w:r>
+    </w:p>
+    <w:p>
+      <w:pPr>
+        <w:spacing w:after="0"/>
+        <w:ind w:left="720"/>
+        <w:rPr>
+          <w:rFonts w:ascii="Courier New" w:hAnsi="Courier New" w:cs="Courier New"/>
+        </w:rPr>
+      </w:pPr>
+    </w:p>
+    <w:p>
+      <w:r>
+        <w:t xml:space="preserve">The </w:t>
+      </w:r>
+      <w:r>
+        <w:rPr>
+          <w:b/>
+          <w:bCs/>
+        </w:rPr>
+        <w:t>conf</w:t>
+      </w:r>
+      <w:r>
+        <w:t xml:space="preserve"> directory contains the analysis configuration files.</w:t>
+      </w:r>
+    </w:p>
+    <w:p>
+      <w:r>
+        <w:t>Each configuration file defines one analysis scenario and one or more analysis cases.</w:t>
+      </w:r>
+    </w:p>
+    <w:p>
+      <w:r>
+        <w:t>Typical contents include:</w:t>
+      </w:r>
+    </w:p>
+    <w:p>
+      <w:pPr>
+        <w:numPr>
+          <w:ilvl w:val="0"/>
+          <w:numId w:val="9"/>
+        </w:numPr>
+      </w:pPr>
+      <w:r>
+        <w:t xml:space="preserve">analysis configuration files </w:t>
+      </w:r>
+    </w:p>
+    <w:p>
+      <w:pPr>
+        <w:numPr>
+          <w:ilvl w:val="0"/>
+          <w:numId w:val="9"/>
+        </w:numPr>
+      </w:pPr>
+      <w:r>
+        <w:t xml:space="preserve">perturbation parameters </w:t>
+      </w:r>
+    </w:p>
+    <w:p>
+      <w:pPr>
+        <w:numPr>
+          <w:ilvl w:val="0"/>
+          <w:numId w:val="9"/>
+        </w:numPr>
+      </w:pPr>
+      <w:r>
+        <w:t xml:space="preserve">scenario definitions </w:t>
+      </w:r>
+    </w:p>
+    <w:p>
+      <w:pPr>
+        <w:pStyle w:val="Heading2"/>
+      </w:pPr>
+      <w:r>
+        <w:t>Documentation Directory</w:t>
+      </w:r>
+    </w:p>
+    <w:p>
+      <w:pPr>
+        <w:spacing w:after="0"/>
+        <w:ind w:left="720"/>
+        <w:rPr>
+          <w:rFonts w:ascii="Courier New" w:hAnsi="Courier New" w:cs="Courier New"/>
+        </w:rPr>
+      </w:pPr>
+      <w:r>
+        <w:rPr>
+          <w:rFonts w:ascii="Courier New" w:hAnsi="Courier New" w:cs="Courier New"/>
+        </w:rPr>
+        <w:t>doc/</w:t>
+      </w:r>
+    </w:p>
+    <w:p>
+      <w:pPr>
+        <w:spacing w:after="0"/>
+        <w:ind w:left="720"/>
+        <w:rPr>
+          <w:rFonts w:ascii="Courier New" w:hAnsi="Courier New" w:cs="Courier New"/>
+        </w:rPr>
+      </w:pPr>
+    </w:p>
+    <w:p>
+      <w:r>
+        <w:t xml:space="preserve">The </w:t>
+      </w:r>
+      <w:r>
+        <w:rPr>
+          <w:b/>
+          <w:bCs/>
+        </w:rPr>
+        <w:t>doc</w:t>
+      </w:r>
+      <w:r>
+        <w:t xml:space="preserve"> directory contains the project documentation.</w:t>
+      </w:r>
+    </w:p>
+    <w:p>
+      <w:r>
+        <w:t>Typical documents include:</w:t>
+      </w:r>
+    </w:p>
+    <w:p>
+      <w:pPr>
+        <w:numPr>
+          <w:ilvl w:val="0"/>
+          <w:numId w:val="10"/>
+        </w:numPr>
+      </w:pPr>
+      <w:r>
+        <w:t xml:space="preserve">README.md </w:t>
+      </w:r>
+    </w:p>
+    <w:p>
+      <w:pPr>
+        <w:numPr>
+          <w:ilvl w:val="0"/>
+          <w:numId w:val="10"/>
+        </w:numPr>
+      </w:pPr>
+      <w:r>
+        <w:t xml:space="preserve">USER_GUIDE.docx </w:t>
+      </w:r>
+    </w:p>
+    <w:p>
+      <w:pPr>
+        <w:numPr>
+          <w:ilvl w:val="0"/>
+          <w:numId w:val="10"/>
+        </w:numPr>
+      </w:pPr>
+      <w:r>
+        <w:t xml:space="preserve">DESIGN.md </w:t>
+      </w:r>
+    </w:p>
+    <w:p>
+      <w:r>
+        <w:t>These documents describe the study, its architecture, and how the analysis framework is used.</w:t>
+      </w:r>
+    </w:p>
+    <w:p>
+      <w:pPr>
+        <w:pStyle w:val="Heading2"/>
+      </w:pPr>
+      <w:r>
+        <w:t>Output Directory</w:t>
+      </w:r>
+    </w:p>
+    <w:p>
+      <w:pPr>
+        <w:spacing w:after="0"/>
+        <w:ind w:left="720"/>
+        <w:rPr>
+          <w:rFonts w:ascii="Courier New" w:hAnsi="Courier New" w:cs="Courier New"/>
+        </w:rPr>
+      </w:pPr>
+      <w:r>
+        <w:rPr>
+          <w:rFonts w:ascii="Courier New" w:hAnsi="Courier New" w:cs="Courier New"/>
+        </w:rPr>
+        <w:t>output/</w:t>
+      </w:r>
+    </w:p>
+    <w:p>
+      <w:pPr>
+        <w:spacing w:after="0"/>
+        <w:ind w:left="720"/>
+        <w:rPr>
+          <w:rFonts w:ascii="Courier New" w:hAnsi="Courier New" w:cs="Courier New"/>
+        </w:rPr>
+      </w:pPr>
+    </w:p>
+    <w:p>
+      <w:r>
+        <w:t xml:space="preserve">The </w:t>
+      </w:r>
+      <w:r>
+        <w:rPr>
+          <w:b/>
+          <w:bCs/>
+        </w:rPr>
+        <w:t>output</w:t>
+      </w:r>
+      <w:r>
+        <w:t xml:space="preserve"> directory contains all generated analysis results.</w:t>
+      </w:r>
+    </w:p>
+    <w:p>
+      <w:r>
+        <w:t>Each analysis scenario creates its own output directory, which in turn contains one directory for each analysis case.</w:t>
+      </w:r>
+    </w:p>
+    <w:p>
+      <w:r>
+        <w:lastRenderedPageBreak/>
+        <w:t>Typical contents include:</w:t>
+      </w:r>
+    </w:p>
+    <w:p>
+      <w:pPr>
+        <w:numPr>
+          <w:ilvl w:val="0"/>
+          <w:numId w:val="11"/>
+        </w:numPr>
+      </w:pPr>
+      <w:r>
+        <w:t xml:space="preserve">simulator log files </w:t>
+      </w:r>
+    </w:p>
+    <w:p>
+      <w:pPr>
+        <w:numPr>
+          <w:ilvl w:val="0"/>
+          <w:numId w:val="11"/>
+        </w:numPr>
+      </w:pPr>
+      <w:r>
+        <w:t xml:space="preserve">Kalman filter output </w:t>
+      </w:r>
+    </w:p>
+    <w:p>
+      <w:pPr>
+        <w:numPr>
+          <w:ilvl w:val="0"/>
+          <w:numId w:val="11"/>
+        </w:numPr>
+      </w:pPr>
+      <w:r>
+        <w:t xml:space="preserve">calculated metrics </w:t>
+      </w:r>
+    </w:p>
+    <w:p>
+      <w:pPr>
+        <w:numPr>
+          <w:ilvl w:val="0"/>
+          <w:numId w:val="11"/>
+        </w:numPr>
+      </w:pPr>
+      <w:r>
+        <w:t xml:space="preserve">generated Excel workbooks </w:t>
+      </w:r>
+    </w:p>
+    <w:p>
+      <w:r>
+        <w:t>The contents of this directory are generated automatically and may be regenerated at any time.</w:t>
+      </w:r>
+    </w:p>
+    <w:p>
+      <w:pPr>
+        <w:pStyle w:val="Heading2"/>
+      </w:pPr>
+      <w:r>
+        <w:t>Reports Directory</w:t>
+      </w:r>
+    </w:p>
+    <w:p>
+      <w:pPr>
+        <w:spacing w:after="0"/>
+        <w:ind w:left="720"/>
+        <w:rPr>
+          <w:rFonts w:ascii="Courier New" w:hAnsi="Courier New" w:cs="Courier New"/>
+        </w:rPr>
+      </w:pPr>
+      <w:r>
+        <w:rPr>
+          <w:rFonts w:ascii="Courier New" w:hAnsi="Courier New" w:cs="Courier New"/>
+        </w:rPr>
+        <w:t>reports/</w:t>
+      </w:r>
+    </w:p>
+    <w:p>
+      <w:pPr>
+        <w:spacing w:after="0"/>
+        <w:ind w:left="720"/>
+        <w:rPr>
+          <w:rFonts w:ascii="Courier New" w:hAnsi="Courier New" w:cs="Courier New"/>
+        </w:rPr>
+      </w:pPr>
+    </w:p>
+    <w:p>
+      <w:r>
+        <w:t xml:space="preserve">The </w:t>
+      </w:r>
+      <w:r>
+        <w:rPr>
+          <w:b/>
+          <w:bCs/>
+        </w:rPr>
+        <w:t>reports</w:t>
+      </w:r>
+      <w:r>
+        <w:t xml:space="preserve"> directory contains reports and other documents produced during the study.</w:t>
+      </w:r>
+    </w:p>
+    <w:p>
+      <w:r>
+        <w:t>Typical contents include:</w:t>
+      </w:r>
+    </w:p>
+    <w:p>
+      <w:pPr>
+        <w:numPr>
+          <w:ilvl w:val="0"/>
+          <w:numId w:val="12"/>
+        </w:numPr>
+      </w:pPr>
+      <w:r>
+        <w:t xml:space="preserve">validation reports </w:t>
+      </w:r>
+    </w:p>
+    <w:p>
+      <w:pPr>
+        <w:numPr>
+          <w:ilvl w:val="0"/>
+          <w:numId w:val="12"/>
+        </w:numPr>
+      </w:pPr>
+      <w:r>
+        <w:t xml:space="preserve">presentations </w:t>
+      </w:r>
+    </w:p>
+    <w:p>
+      <w:pPr>
+        <w:numPr>
+          <w:ilvl w:val="0"/>
+          <w:numId w:val="12"/>
+        </w:numPr>
+      </w:pPr>
+      <w:r>
+        <w:t xml:space="preserve">analysis notes </w:t>
+      </w:r>
+    </w:p>
+    <w:p>
+      <w:r>
+        <w:t xml:space="preserve">Unlike the </w:t>
+      </w:r>
+      <w:r>
+        <w:rPr>
+          <w:b/>
+          <w:bCs/>
+        </w:rPr>
+        <w:t>output</w:t>
+      </w:r>
+      <w:r>
+        <w:t xml:space="preserve"> directory, these documents are intended for communication and documentation rather than for automated processing.</w:t>
+      </w:r>
+    </w:p>
+    <w:p>
+      <w:pPr>
+        <w:pStyle w:val="Heading1"/>
+      </w:pPr>
+      <w:r>
+        <w:t>Software Components</w:t>
+      </w:r>
+    </w:p>
+    <w:p>
+      <w:r>
+        <w:t>The Kalman Filter Validation Framework consists of four software components. Together they support the complete workflow from simulation to analysis and presentation of the results.</w:t>
+      </w:r>
+    </w:p>
+    <w:p>
+      <w:r>
+        <w:t>Each component has a well-defined responsibility.</w:t>
+      </w:r>
+    </w:p>
+    <w:p>
+      <w:pPr>
+        <w:pStyle w:val="Heading2"/>
+      </w:pPr>
+      <w:r>
+        <w:t>Simulator</w:t>
+      </w:r>
+    </w:p>
+    <w:p>
+      <w:r>
+        <w:t>The simulator executes the configured analysis case and produces the data required for the Kalman filter validation.</w:t>
+      </w:r>
+    </w:p>
+    <w:p>
+      <w:r>
+        <w:t>During execution, the simulator:</w:t>
+      </w:r>
+    </w:p>
+    <w:p>
+      <w:pPr>
+        <w:numPr>
+          <w:ilvl w:val="0"/>
+          <w:numId w:val="17"/>
+        </w:numPr>
+      </w:pPr>
+      <w:r>
+        <w:t xml:space="preserve">generates the reference train movement, </w:t>
+      </w:r>
+    </w:p>
+    <w:p>
+      <w:pPr>
+        <w:numPr>
+          <w:ilvl w:val="0"/>
+          <w:numId w:val="17"/>
+        </w:numPr>
+      </w:pPr>
+      <w:r>
+        <w:t xml:space="preserve">applies the configured perturbations, </w:t>
+      </w:r>
+    </w:p>
+    <w:p>
+      <w:pPr>
+        <w:numPr>
+          <w:ilvl w:val="0"/>
+          <w:numId w:val="17"/>
+        </w:numPr>
+      </w:pPr>
+      <w:r>
+        <w:t xml:space="preserve">executes the Kalman filter, and </w:t>
+      </w:r>
+    </w:p>
+    <w:p>
+      <w:pPr>
+        <w:numPr>
+          <w:ilvl w:val="0"/>
+          <w:numId w:val="17"/>
+        </w:numPr>
+      </w:pPr>
+      <w:r>
+        <w:t xml:space="preserve">records the simulation output. </w:t>
+      </w:r>
+    </w:p>
+    <w:p>
+      <w:r>
+        <w:t xml:space="preserve">The simulator is implemented by the </w:t>
+      </w:r>
+      <w:r>
+        <w:rPr>
+          <w:b/>
+          <w:bCs/>
+        </w:rPr>
+        <w:t>MpuSimulator</w:t>
+      </w:r>
+      <w:r>
+        <w:t xml:space="preserve"> application.</w:t>
+      </w:r>
+    </w:p>
+    <w:p>
+      <w:pPr>
+        <w:pStyle w:val="Heading2"/>
+      </w:pPr>
+      <w:r>
+        <w:lastRenderedPageBreak/>
+        <w:t>Analysis Recorder</w:t>
+      </w:r>
+    </w:p>
+    <w:p>
+      <w:r>
+        <w:t>The Analysis Recorder prepares and organizes the analysis.</w:t>
+      </w:r>
+    </w:p>
+    <w:p>
+      <w:r>
+        <w:t>Its responsibilities include:</w:t>
+      </w:r>
+    </w:p>
+    <w:p>
+      <w:pPr>
+        <w:numPr>
+          <w:ilvl w:val="0"/>
+          <w:numId w:val="18"/>
+        </w:numPr>
+      </w:pPr>
+      <w:r>
+        <w:t xml:space="preserve">initializing an analysis, </w:t>
+      </w:r>
+    </w:p>
+    <w:p>
+      <w:pPr>
+        <w:numPr>
+          <w:ilvl w:val="0"/>
+          <w:numId w:val="18"/>
+        </w:numPr>
+      </w:pPr>
+      <w:r>
+        <w:t xml:space="preserve">creating the analysis directory structure, </w:t>
+      </w:r>
+    </w:p>
+    <w:p>
+      <w:pPr>
+        <w:numPr>
+          <w:ilvl w:val="0"/>
+          <w:numId w:val="18"/>
+        </w:numPr>
+      </w:pPr>
+      <w:r>
+        <w:t xml:space="preserve">collecting simulation output, and </w:t>
+      </w:r>
+    </w:p>
+    <w:p>
+      <w:pPr>
+        <w:numPr>
+          <w:ilvl w:val="0"/>
+          <w:numId w:val="18"/>
+        </w:numPr>
+      </w:pPr>
+      <w:r>
+        <w:t xml:space="preserve">preparing the data for offline analysis. </w:t>
+      </w:r>
+    </w:p>
+    <w:p>
+      <w:r>
+        <w:t>The Analysis Recorder does not perform any calculations. Its purpose is to organize the data produced by the simulator.</w:t>
+      </w:r>
+    </w:p>
+    <w:p>
+      <w:r>
+        <w:t xml:space="preserve">The Analysis Recorder is implemented by the </w:t>
+      </w:r>
+      <w:r>
+        <w:rPr>
+          <w:b/>
+          <w:bCs/>
+        </w:rPr>
+        <w:t>MpuAnalysisRecorderApp</w:t>
+      </w:r>
+      <w:r>
+        <w:t xml:space="preserve"> application.</w:t>
+      </w:r>
+    </w:p>
+    <w:p>
+      <w:pPr>
+        <w:pStyle w:val="Heading2"/>
+      </w:pPr>
+      <w:r>
+        <w:t>Offline Analysis</w:t>
+      </w:r>
+    </w:p>
+    <w:p>
+      <w:r>
+        <w:t>The Offline Analysis processes the recorded simulation data.</w:t>
+      </w:r>
+    </w:p>
+    <w:p>
+      <w:r>
+        <w:t>Its responsibilities include:</w:t>
+      </w:r>
+    </w:p>
+    <w:p>
+      <w:pPr>
+        <w:numPr>
+          <w:ilvl w:val="0"/>
+          <w:numId w:val="19"/>
+        </w:numPr>
+      </w:pPr>
+      <w:r>
+        <w:t xml:space="preserve">synchronizing the available data sources, </w:t>
+      </w:r>
+    </w:p>
+    <w:p>
+      <w:pPr>
+        <w:numPr>
+          <w:ilvl w:val="0"/>
+          <w:numId w:val="19"/>
+        </w:numPr>
+      </w:pPr>
+      <w:r>
+        <w:t xml:space="preserve">calculating analysis metrics, </w:t>
+      </w:r>
+    </w:p>
+    <w:p>
+      <w:pPr>
+        <w:numPr>
+          <w:ilvl w:val="0"/>
+          <w:numId w:val="19"/>
+        </w:numPr>
+      </w:pPr>
+      <w:r>
+        <w:t xml:space="preserve">generating plots, </w:t>
+      </w:r>
+    </w:p>
+    <w:p>
+      <w:pPr>
+        <w:numPr>
+          <w:ilvl w:val="0"/>
+          <w:numId w:val="19"/>
+        </w:numPr>
+      </w:pPr>
+      <w:r>
+        <w:t xml:space="preserve">producing summary tables, and </w:t>
+      </w:r>
+    </w:p>
+    <w:p>
+      <w:pPr>
+        <w:numPr>
+          <w:ilvl w:val="0"/>
+          <w:numId w:val="19"/>
+        </w:numPr>
+      </w:pPr>
+      <w:r>
+        <w:t xml:space="preserve">creating the Excel workbook. </w:t>
+      </w:r>
+    </w:p>
+    <w:p>
+      <w:r>
+        <w:t xml:space="preserve">The Offline Analysis is implemented by the </w:t>
+      </w:r>
+      <w:r>
+        <w:rPr>
+          <w:b/>
+          <w:bCs/>
+        </w:rPr>
+        <w:t>MpuLogAnalysisRunner</w:t>
+      </w:r>
+      <w:r>
+        <w:t xml:space="preserve"> application.</w:t>
+      </w:r>
+    </w:p>
+    <w:p>
+      <w:pPr>
+        <w:pStyle w:val="Heading2"/>
+      </w:pPr>
+      <w:r>
+        <w:t>Excel Workbook</w:t>
+      </w:r>
+    </w:p>
+    <w:p>
+      <w:r>
+        <w:t>The Excel workbook is the primary presentation of the analysis results.</w:t>
+      </w:r>
+    </w:p>
+    <w:p>
+      <w:r>
+        <w:t>It contains:</w:t>
+      </w:r>
+    </w:p>
+    <w:p>
+      <w:pPr>
+        <w:numPr>
+          <w:ilvl w:val="0"/>
+          <w:numId w:val="20"/>
+        </w:numPr>
+      </w:pPr>
+      <w:r>
+        <w:t xml:space="preserve">graphical comparisons, </w:t>
+      </w:r>
+    </w:p>
+    <w:p>
+      <w:pPr>
+        <w:numPr>
+          <w:ilvl w:val="0"/>
+          <w:numId w:val="20"/>
+        </w:numPr>
+      </w:pPr>
+      <w:r>
+        <w:t xml:space="preserve">statistical summaries, </w:t>
+      </w:r>
+    </w:p>
+    <w:p>
+      <w:pPr>
+        <w:numPr>
+          <w:ilvl w:val="0"/>
+          <w:numId w:val="20"/>
+        </w:numPr>
+      </w:pPr>
+      <w:r>
+        <w:t xml:space="preserve">calculated performance metrics, and </w:t>
+      </w:r>
+    </w:p>
+    <w:p>
+      <w:pPr>
+        <w:numPr>
+          <w:ilvl w:val="0"/>
+          <w:numId w:val="20"/>
+        </w:numPr>
+      </w:pPr>
+      <w:r>
+        <w:t xml:space="preserve">analysis data for each scenario and analysis case. </w:t>
+      </w:r>
+    </w:p>
+    <w:p>
+      <w:r>
+        <w:t>The workbook is intended for engineering evaluation and comparison of analysis scenarios.</w:t>
+      </w:r>
+    </w:p>
+    <w:p>
+      <w:pPr>
+        <w:pStyle w:val="Heading2"/>
+      </w:pPr>
+      <w:r>
+        <w:t>Component Interaction</w:t>
+      </w:r>
+    </w:p>
+    <w:p>
+      <w:r>
+        <w:t>The interaction between the software components is illustrated below.</w:t>
+      </w:r>
+    </w:p>
+    <w:p>
+      <w:pPr>
+        <w:keepNext/>
+        <w:jc w:val="center"/>
+      </w:pPr>
+      <w:r>
+        <w:rPr>
+          <w:noProof/>
+        </w:rPr>
+        <w:lastRenderedPageBreak/>
+        <w:drawing>
+          <wp:inline distT="0" distB="0" distL="0" distR="0" wp14:anchorId="4380EE29" wp14:editId="7C0CA496">
+            <wp:extent cx="2190750" cy="5762625"/>
+            <wp:effectExtent l="0" t="0" r="0" b="9525"/>
+            <wp:docPr id="851649340" name="Picture 5"/>
+            <wp:cNvGraphicFramePr>
+              <a:graphicFrameLocks xmlns:a="http://schemas.openxmlformats.org/drawingml/2006/main" noChangeAspect="1"/>
+            </wp:cNvGraphicFramePr>
+            <a:graphic xmlns:a="http://schemas.openxmlformats.org/drawingml/2006/main">
+              <a:graphicData uri="http://schemas.openxmlformats.org/drawingml/2006/picture">
+                <pic:pic xmlns:pic="http://schemas.openxmlformats.org/drawingml/2006/picture">
+                  <pic:nvPicPr>
+                    <pic:cNvPr id="851649340" name="Picture 851649340"/>
+                    <pic:cNvPicPr/>
+                  </pic:nvPicPr>
+                  <pic:blipFill>
+                    <a:blip r:embed="rId8">
+                      <a:extLst>
+                        <a:ext uri="{28A0092B-C50C-407E-A947-70E740481C1C}">
+                          <a14:useLocalDpi xmlns:a14="http://schemas.microsoft.com/office/drawing/2010/main" val="0"/>
+                        </a:ext>
+                      </a:extLst>
+                    </a:blip>
+                    <a:stretch>
+                      <a:fillRect/>
+                    </a:stretch>
+                  </pic:blipFill>
+                  <pic:spPr>
+                    <a:xfrm>
+                      <a:off x="0" y="0"/>
+                      <a:ext cx="2190750" cy="5762625"/>
+                    </a:xfrm>
+                    <a:prstGeom prst="rect">
+                      <a:avLst/>
+                    </a:prstGeom>
+                  </pic:spPr>
+                </pic:pic>
+              </a:graphicData>
+            </a:graphic>
+          </wp:inline>
+        </w:drawing>
+      </w:r>
+    </w:p>
+    <w:p>
+      <w:pPr>
+        <w:pStyle w:val="Caption"/>
+        <w:jc w:val="center"/>
+      </w:pPr>
+      <w:r>
+        <w:t xml:space="preserve">Figure </w:t>
+      </w:r>
+      <w:r>
+        <w:fldChar w:fldCharType="begin"/>
+      </w:r>
+      <w:r>
+        <w:instrText xml:space="preserve"> SEQ Figure \* ARABIC </w:instrText>
+      </w:r>
+      <w:r>
+        <w:fldChar w:fldCharType="separate"/>
+      </w:r>
+      <w:r>
+        <w:rPr>
+          <w:noProof/>
+        </w:rPr>
+        <w:t>2</w:t>
+      </w:r>
+      <w:r>
+        <w:fldChar w:fldCharType="end"/>
+      </w:r>
+    </w:p>
+    <w:p/>
+    <w:p>
+      <w:pPr>
+        <w:pStyle w:val="Heading1"/>
+      </w:pPr>
+      <w:r>
+        <w:t>Execution Environments</w:t>
+      </w:r>
+    </w:p>
+    <w:p/>
+    <w:p/>
+    <w:p>
+      <w:pPr>
+        <w:pStyle w:val="Heading1"/>
+      </w:pPr>
+      <w:r>
+        <w:t>Running an Analysis</w:t>
+      </w:r>
+    </w:p>
+    <w:p>
+      <w:r>
+        <w:t>Create configuration.</w:t>
+      </w:r>
+    </w:p>
+    <w:p>
+      <w:r>
+        <w:lastRenderedPageBreak/>
+        <w:t>Initialize.</w:t>
       </w:r>
     </w:p>
     <w:p>
@@ -75,17 +1921,17 @@
     </w:p>
     <w:p>
       <w:r>
-        <w:t>Copy generated files.</w:t>
-      </w:r>
-    </w:p>
-    <w:p>
-      <w:r>
-        <w:t>Execute offline analysis.</w:t>
-      </w:r>
-    </w:p>
-    <w:p>
-      <w:r>
-        <w:t>Review Excel workbook.</w:t>
+        <w:t>Copy files.</w:t>
+      </w:r>
+    </w:p>
+    <w:p>
+      <w:r>
+        <w:t>Execute analysis.</w:t>
+      </w:r>
+    </w:p>
+    <w:p>
+      <w:r>
+        <w:t>Review workbook.</w:t>
       </w:r>
     </w:p>
     <w:p>
@@ -93,22 +1939,12 @@
         <w:pStyle w:val="Heading1"/>
       </w:pPr>
       <w:r>
-        <w:t>3. Directory Structure</w:t>
-      </w:r>
-    </w:p>
-    <w:p>
-      <w:r>
-        <w:t>conf/ - configuration files</w:t>
-      </w:r>
-    </w:p>
-    <w:p>
-      <w:r>
-        <w:t>output/ - generated analysis results</w:t>
-      </w:r>
-    </w:p>
-    <w:p>
-      <w:r>
-        <w:t>reports/ - reports and exported documents</w:t>
+        <w:t>Creating New Scenarios</w:t>
+      </w:r>
+    </w:p>
+    <w:p>
+      <w:r>
+        <w:t>Create a new analysis configuration and execute the standard workflow.</w:t>
       </w:r>
     </w:p>
     <w:p>
@@ -116,27 +1952,27 @@
         <w:pStyle w:val="Heading1"/>
       </w:pPr>
       <w:r>
-        <w:t>4. Software Components</w:t>
-      </w:r>
-    </w:p>
-    <w:p>
-      <w:r>
-        <w:t>MpuSimulator - generates simulation data.</w:t>
-      </w:r>
-    </w:p>
-    <w:p>
-      <w:r>
-        <w:t>MpuAnalysisRecorderApp - initializes analyses and copies files.</w:t>
-      </w:r>
-    </w:p>
-    <w:p>
-      <w:r>
-        <w:t>MpuLogAnalysisRunner - performs offline analysis.</w:t>
-      </w:r>
-    </w:p>
-    <w:p>
-      <w:r>
-        <w:t>Excel Workbook - presents results.</w:t>
+        <w:t>Output Files</w:t>
+      </w:r>
+    </w:p>
+    <w:p>
+      <w:r>
+        <w:t>mpu_log.csv</w:t>
+      </w:r>
+    </w:p>
+    <w:p>
+      <w:r>
+        <w:t>currentPositionMessages.csv</w:t>
+      </w:r>
+    </w:p>
+    <w:p>
+      <w:r>
+        <w:t>analysis_table.csv</w:t>
+      </w:r>
+    </w:p>
+    <w:p>
+      <w:r>
+        <w:t>mpu_analysis.xlsx</w:t>
       </w:r>
     </w:p>
     <w:p>
@@ -144,87 +1980,7 @@
         <w:pStyle w:val="Heading1"/>
       </w:pPr>
       <w:r>
-        <w:lastRenderedPageBreak/>
-        <w:t>5. Running an Analysis</w:t>
-      </w:r>
-    </w:p>
-    <w:p>
-      <w:r>
-        <w:t>Create configuration.</w:t>
-      </w:r>
-    </w:p>
-    <w:p>
-      <w:r>
-        <w:t>Initialize.</w:t>
-      </w:r>
-    </w:p>
-    <w:p>
-      <w:r>
-        <w:t>Run simulator.</w:t>
-      </w:r>
-    </w:p>
-    <w:p>
-      <w:r>
-        <w:t>Copy files.</w:t>
-      </w:r>
-    </w:p>
-    <w:p>
-      <w:r>
-        <w:t>Execute analysis.</w:t>
-      </w:r>
-    </w:p>
-    <w:p>
-      <w:r>
-        <w:t>Review workbook.</w:t>
-      </w:r>
-    </w:p>
-    <w:p>
-      <w:pPr>
-        <w:pStyle w:val="Heading1"/>
-      </w:pPr>
-      <w:r>
-        <w:t>6. Creating New Scenarios</w:t>
-      </w:r>
-    </w:p>
-    <w:p>
-      <w:r>
-        <w:t>Create a new analysis configuration and execute the standard workflow.</w:t>
-      </w:r>
-    </w:p>
-    <w:p>
-      <w:pPr>
-        <w:pStyle w:val="Heading1"/>
-      </w:pPr>
-      <w:r>
-        <w:t>7. Output Files</w:t>
-      </w:r>
-    </w:p>
-    <w:p>
-      <w:r>
-        <w:t>mpu_log.csv</w:t>
-      </w:r>
-    </w:p>
-    <w:p>
-      <w:r>
-        <w:t>currentPositionMessages.csv</w:t>
-      </w:r>
-    </w:p>
-    <w:p>
-      <w:r>
-        <w:t>analysis_table.csv</w:t>
-      </w:r>
-    </w:p>
-    <w:p>
-      <w:r>
-        <w:t>mpu_analysis.xlsx</w:t>
-      </w:r>
-    </w:p>
-    <w:p>
-      <w:pPr>
-        <w:pStyle w:val="Heading1"/>
-      </w:pPr>
-      <w:r>
-        <w:t>8. Troubleshooting</w:t>
+        <w:t>Troubleshooting</w:t>
       </w:r>
     </w:p>
     <w:p>
@@ -261,6 +2017,2843 @@
     </w:sectPr>
   </w:body>
 </w:document>
+</file>
+
+<file path=word/endnotes.xml><?xml version="1.0" encoding="utf-8"?>
+<w:endnotes xmlns:wpc="http://schemas.microsoft.com/office/word/2010/wordprocessingCanvas" xmlns:cx="http://schemas.microsoft.com/office/drawing/2014/chartex" xmlns:cx1="http://schemas.microsoft.com/office/drawing/2015/9/8/chartex" xmlns:cx2="http://schemas.microsoft.com/office/drawing/2015/10/21/chartex" xmlns:cx3="http://schemas.microsoft.com/office/drawing/2016/5/9/chartex" xmlns:cx4="http://schemas.microsoft.com/office/drawing/2016/5/10/chartex" xmlns:cx5="http://schemas.microsoft.com/office/drawing/2016/5/11/chartex" xmlns:cx6="http://schemas.microsoft.com/office/drawing/2016/5/12/chartex" xmlns:cx7="http://schemas.microsoft.com/office/drawing/2016/5/13/chartex" xmlns:cx8="http://schemas.microsoft.com/office/drawing/2016/5/14/chartex" xmlns:mc="http://schemas.openxmlformats.org/markup-compatibility/2006" xmlns:aink="http://schemas.microsoft.com/office/drawing/2016/ink" xmlns:am3d="http://schemas.microsoft.com/office/drawing/2017/model3d" xmlns:o="urn:schemas-microsoft-com:office:office" xmlns:oel="http://schemas.microsoft.com/office/2019/extlst" xmlns:r="http://schemas.openxmlformats.org/officeDocument/2006/relationships" xmlns:m="http://schemas.openxmlformats.org/officeDocument/2006/math" xmlns:v="urn:schemas-microsoft-com:vml" xmlns:wp14="http://schemas.microsoft.com/office/word/2010/wordprocessingDrawing" xmlns:wp="http://schemas.openxmlformats.org/drawingml/2006/wordprocessingDrawing" xmlns:w10="urn:schemas-microsoft-com:office:word" xmlns:w="http://schemas.openxmlformats.org/wordprocessingml/2006/main" xmlns:w14="http://schemas.microsoft.com/office/word/2010/wordml" xmlns:w15="http://schemas.microsoft.com/office/word/2012/wordml" xmlns:w16cex="http://schemas.microsoft.com/office/word/2018/wordml/cex" xmlns:w16cid="http://schemas.microsoft.com/office/word/2016/wordml/cid" xmlns:w16="http://schemas.microsoft.com/office/word/2018/wordml" xmlns:w16du="http://schemas.microsoft.com/office/word/2023/wordml/word16du" xmlns:w16sdtdh="http://schemas.microsoft.com/office/word/2020/wordml/sdtdatahash" xmlns:w16sdtfl="http://schemas.microsoft.com/office/word/2024/wordml/sdtformatlock" xmlns:w16se="http://schemas.microsoft.com/office/word/2015/wordml/symex" xmlns:wpg="http://schemas.microsoft.com/office/word/2010/wordprocessingGroup" xmlns:wpi="http://schemas.microsoft.com/office/word/2010/wordprocessingInk" xmlns:wne="http://schemas.microsoft.com/office/word/2006/wordml" xmlns:wps="http://schemas.microsoft.com/office/word/2010/wordprocessingShape" mc:Ignorable="w14 w15 w16se w16cid w16 w16cex w16sdtdh w16sdtfl w16du wp14">
+  <w:endnote w:type="separator" w:id="-1">
+    <w:p>
+      <w:pPr>
+        <w:spacing w:after="0" w:line="240" w:lineRule="auto"/>
+      </w:pPr>
+      <w:r>
+        <w:separator/>
+      </w:r>
+    </w:p>
+  </w:endnote>
+  <w:endnote w:type="continuationSeparator" w:id="0">
+    <w:p>
+      <w:pPr>
+        <w:spacing w:after="0" w:line="240" w:lineRule="auto"/>
+      </w:pPr>
+      <w:r>
+        <w:continuationSeparator/>
+      </w:r>
+    </w:p>
+  </w:endnote>
+</w:endnotes>
+</file>
+
+<file path=word/footnotes.xml><?xml version="1.0" encoding="utf-8"?>
+<w:footnotes xmlns:wpc="http://schemas.microsoft.com/office/word/2010/wordprocessingCanvas" xmlns:cx="http://schemas.microsoft.com/office/drawing/2014/chartex" xmlns:cx1="http://schemas.microsoft.com/office/drawing/2015/9/8/chartex" xmlns:cx2="http://schemas.microsoft.com/office/drawing/2015/10/21/chartex" xmlns:cx3="http://schemas.microsoft.com/office/drawing/2016/5/9/chartex" xmlns:cx4="http://schemas.microsoft.com/office/drawing/2016/5/10/chartex" xmlns:cx5="http://schemas.microsoft.com/office/drawing/2016/5/11/chartex" xmlns:cx6="http://schemas.microsoft.com/office/drawing/2016/5/12/chartex" xmlns:cx7="http://schemas.microsoft.com/office/drawing/2016/5/13/chartex" xmlns:cx8="http://schemas.microsoft.com/office/drawing/2016/5/14/chartex" xmlns:mc="http://schemas.openxmlformats.org/markup-compatibility/2006" xmlns:aink="http://schemas.microsoft.com/office/drawing/2016/ink" xmlns:am3d="http://schemas.microsoft.com/office/drawing/2017/model3d" xmlns:o="urn:schemas-microsoft-com:office:office" xmlns:oel="http://schemas.microsoft.com/office/2019/extlst" xmlns:r="http://schemas.openxmlformats.org/officeDocument/2006/relationships" xmlns:m="http://schemas.openxmlformats.org/officeDocument/2006/math" xmlns:v="urn:schemas-microsoft-com:vml" xmlns:wp14="http://schemas.microsoft.com/office/word/2010/wordprocessingDrawing" xmlns:wp="http://schemas.openxmlformats.org/drawingml/2006/wordprocessingDrawing" xmlns:w10="urn:schemas-microsoft-com:office:word" xmlns:w="http://schemas.openxmlformats.org/wordprocessingml/2006/main" xmlns:w14="http://schemas.microsoft.com/office/word/2010/wordml" xmlns:w15="http://schemas.microsoft.com/office/word/2012/wordml" xmlns:w16cex="http://schemas.microsoft.com/office/word/2018/wordml/cex" xmlns:w16cid="http://schemas.microsoft.com/office/word/2016/wordml/cid" xmlns:w16="http://schemas.microsoft.com/office/word/2018/wordml" xmlns:w16du="http://schemas.microsoft.com/office/word/2023/wordml/word16du" xmlns:w16sdtdh="http://schemas.microsoft.com/office/word/2020/wordml/sdtdatahash" xmlns:w16sdtfl="http://schemas.microsoft.com/office/word/2024/wordml/sdtformatlock" xmlns:w16se="http://schemas.microsoft.com/office/word/2015/wordml/symex" xmlns:wpg="http://schemas.microsoft.com/office/word/2010/wordprocessingGroup" xmlns:wpi="http://schemas.microsoft.com/office/word/2010/wordprocessingInk" xmlns:wne="http://schemas.microsoft.com/office/word/2006/wordml" xmlns:wps="http://schemas.microsoft.com/office/word/2010/wordprocessingShape" mc:Ignorable="w14 w15 w16se w16cid w16 w16cex w16sdtdh w16sdtfl w16du wp14">
+  <w:footnote w:type="separator" w:id="-1">
+    <w:p>
+      <w:pPr>
+        <w:spacing w:after="0" w:line="240" w:lineRule="auto"/>
+      </w:pPr>
+      <w:r>
+        <w:separator/>
+      </w:r>
+    </w:p>
+  </w:footnote>
+  <w:footnote w:type="continuationSeparator" w:id="0">
+    <w:p>
+      <w:pPr>
+        <w:spacing w:after="0" w:line="240" w:lineRule="auto"/>
+      </w:pPr>
+      <w:r>
+        <w:continuationSeparator/>
+      </w:r>
+    </w:p>
+  </w:footnote>
+</w:footnotes>
+</file>
+
+<file path=word/numbering.xml><?xml version="1.0" encoding="utf-8"?>
+<w:numbering xmlns:wpc="http://schemas.microsoft.com/office/word/2010/wordprocessingCanvas" xmlns:cx="http://schemas.microsoft.com/office/drawing/2014/chartex" xmlns:cx1="http://schemas.microsoft.com/office/drawing/2015/9/8/chartex" xmlns:cx2="http://schemas.microsoft.com/office/drawing/2015/10/21/chartex" xmlns:cx3="http://schemas.microsoft.com/office/drawing/2016/5/9/chartex" xmlns:cx4="http://schemas.microsoft.com/office/drawing/2016/5/10/chartex" xmlns:cx5="http://schemas.microsoft.com/office/drawing/2016/5/11/chartex" xmlns:cx6="http://schemas.microsoft.com/office/drawing/2016/5/12/chartex" xmlns:cx7="http://schemas.microsoft.com/office/drawing/2016/5/13/chartex" xmlns:cx8="http://schemas.microsoft.com/office/drawing/2016/5/14/chartex" xmlns:mc="http://schemas.openxmlformats.org/markup-compatibility/2006" xmlns:aink="http://schemas.microsoft.com/office/drawing/2016/ink" xmlns:am3d="http://schemas.microsoft.com/office/drawing/2017/model3d" xmlns:o="urn:schemas-microsoft-com:office:office" xmlns:oel="http://schemas.microsoft.com/office/2019/extlst" xmlns:r="http://schemas.openxmlformats.org/officeDocument/2006/relationships" xmlns:m="http://schemas.openxmlformats.org/officeDocument/2006/math" xmlns:v="urn:schemas-microsoft-com:vml" xmlns:wp14="http://schemas.microsoft.com/office/word/2010/wordprocessingDrawing" xmlns:wp="http://schemas.openxmlformats.org/drawingml/2006/wordprocessingDrawing" xmlns:w10="urn:schemas-microsoft-com:office:word" xmlns:w="http://schemas.openxmlformats.org/wordprocessingml/2006/main" xmlns:w14="http://schemas.microsoft.com/office/word/2010/wordml" xmlns:w15="http://schemas.microsoft.com/office/word/2012/wordml" xmlns:w16cex="http://schemas.microsoft.com/office/word/2018/wordml/cex" xmlns:w16cid="http://schemas.microsoft.com/office/word/2016/wordml/cid" xmlns:w16="http://schemas.microsoft.com/office/word/2018/wordml" xmlns:w16du="http://schemas.microsoft.com/office/word/2023/wordml/word16du" xmlns:w16sdtdh="http://schemas.microsoft.com/office/word/2020/wordml/sdtdatahash" xmlns:w16sdtfl="http://schemas.microsoft.com/office/word/2024/wordml/sdtformatlock" xmlns:w16se="http://schemas.microsoft.com/office/word/2015/wordml/symex" xmlns:wpg="http://schemas.microsoft.com/office/word/2010/wordprocessingGroup" xmlns:wpi="http://schemas.microsoft.com/office/word/2010/wordprocessingInk" xmlns:wne="http://schemas.microsoft.com/office/word/2006/wordml" xmlns:wps="http://schemas.microsoft.com/office/word/2010/wordprocessingShape" mc:Ignorable="w14 w15 w16se w16cid w16 w16cex w16sdtdh w16sdtfl w16du wp14">
+  <w:abstractNum w:abstractNumId="0" w15:restartNumberingAfterBreak="0">
+    <w:nsid w:val="01FF3108"/>
+    <w:multiLevelType w:val="multilevel"/>
+    <w:tmpl w:val="8ACE789A"/>
+    <w:lvl w:ilvl="0">
+      <w:start w:val="1"/>
+      <w:numFmt w:val="bullet"/>
+      <w:lvlText w:val=""/>
+      <w:lvlJc w:val="left"/>
+      <w:pPr>
+        <w:tabs>
+          <w:tab w:val="num" w:pos="720"/>
+        </w:tabs>
+        <w:ind w:left="720" w:hanging="360"/>
+      </w:pPr>
+      <w:rPr>
+        <w:rFonts w:ascii="Symbol" w:hAnsi="Symbol" w:hint="default"/>
+        <w:sz w:val="20"/>
+      </w:rPr>
+    </w:lvl>
+    <w:lvl w:ilvl="1" w:tentative="1">
+      <w:start w:val="1"/>
+      <w:numFmt w:val="bullet"/>
+      <w:lvlText w:val="o"/>
+      <w:lvlJc w:val="left"/>
+      <w:pPr>
+        <w:tabs>
+          <w:tab w:val="num" w:pos="1440"/>
+        </w:tabs>
+        <w:ind w:left="1440" w:hanging="360"/>
+      </w:pPr>
+      <w:rPr>
+        <w:rFonts w:ascii="Courier New" w:hAnsi="Courier New" w:hint="default"/>
+        <w:sz w:val="20"/>
+      </w:rPr>
+    </w:lvl>
+    <w:lvl w:ilvl="2" w:tentative="1">
+      <w:start w:val="1"/>
+      <w:numFmt w:val="bullet"/>
+      <w:lvlText w:val=""/>
+      <w:lvlJc w:val="left"/>
+      <w:pPr>
+        <w:tabs>
+          <w:tab w:val="num" w:pos="2160"/>
+        </w:tabs>
+        <w:ind w:left="2160" w:hanging="360"/>
+      </w:pPr>
+      <w:rPr>
+        <w:rFonts w:ascii="Wingdings" w:hAnsi="Wingdings" w:hint="default"/>
+        <w:sz w:val="20"/>
+      </w:rPr>
+    </w:lvl>
+    <w:lvl w:ilvl="3" w:tentative="1">
+      <w:start w:val="1"/>
+      <w:numFmt w:val="bullet"/>
+      <w:lvlText w:val=""/>
+      <w:lvlJc w:val="left"/>
+      <w:pPr>
+        <w:tabs>
+          <w:tab w:val="num" w:pos="2880"/>
+        </w:tabs>
+        <w:ind w:left="2880" w:hanging="360"/>
+      </w:pPr>
+      <w:rPr>
+        <w:rFonts w:ascii="Wingdings" w:hAnsi="Wingdings" w:hint="default"/>
+        <w:sz w:val="20"/>
+      </w:rPr>
+    </w:lvl>
+    <w:lvl w:ilvl="4" w:tentative="1">
+      <w:start w:val="1"/>
+      <w:numFmt w:val="bullet"/>
+      <w:lvlText w:val=""/>
+      <w:lvlJc w:val="left"/>
+      <w:pPr>
+        <w:tabs>
+          <w:tab w:val="num" w:pos="3600"/>
+        </w:tabs>
+        <w:ind w:left="3600" w:hanging="360"/>
+      </w:pPr>
+      <w:rPr>
+        <w:rFonts w:ascii="Wingdings" w:hAnsi="Wingdings" w:hint="default"/>
+        <w:sz w:val="20"/>
+      </w:rPr>
+    </w:lvl>
+    <w:lvl w:ilvl="5" w:tentative="1">
+      <w:start w:val="1"/>
+      <w:numFmt w:val="bullet"/>
+      <w:lvlText w:val=""/>
+      <w:lvlJc w:val="left"/>
+      <w:pPr>
+        <w:tabs>
+          <w:tab w:val="num" w:pos="4320"/>
+        </w:tabs>
+        <w:ind w:left="4320" w:hanging="360"/>
+      </w:pPr>
+      <w:rPr>
+        <w:rFonts w:ascii="Wingdings" w:hAnsi="Wingdings" w:hint="default"/>
+        <w:sz w:val="20"/>
+      </w:rPr>
+    </w:lvl>
+    <w:lvl w:ilvl="6" w:tentative="1">
+      <w:start w:val="1"/>
+      <w:numFmt w:val="bullet"/>
+      <w:lvlText w:val=""/>
+      <w:lvlJc w:val="left"/>
+      <w:pPr>
+        <w:tabs>
+          <w:tab w:val="num" w:pos="5040"/>
+        </w:tabs>
+        <w:ind w:left="5040" w:hanging="360"/>
+      </w:pPr>
+      <w:rPr>
+        <w:rFonts w:ascii="Wingdings" w:hAnsi="Wingdings" w:hint="default"/>
+        <w:sz w:val="20"/>
+      </w:rPr>
+    </w:lvl>
+    <w:lvl w:ilvl="7" w:tentative="1">
+      <w:start w:val="1"/>
+      <w:numFmt w:val="bullet"/>
+      <w:lvlText w:val=""/>
+      <w:lvlJc w:val="left"/>
+      <w:pPr>
+        <w:tabs>
+          <w:tab w:val="num" w:pos="5760"/>
+        </w:tabs>
+        <w:ind w:left="5760" w:hanging="360"/>
+      </w:pPr>
+      <w:rPr>
+        <w:rFonts w:ascii="Wingdings" w:hAnsi="Wingdings" w:hint="default"/>
+        <w:sz w:val="20"/>
+      </w:rPr>
+    </w:lvl>
+    <w:lvl w:ilvl="8" w:tentative="1">
+      <w:start w:val="1"/>
+      <w:numFmt w:val="bullet"/>
+      <w:lvlText w:val=""/>
+      <w:lvlJc w:val="left"/>
+      <w:pPr>
+        <w:tabs>
+          <w:tab w:val="num" w:pos="6480"/>
+        </w:tabs>
+        <w:ind w:left="6480" w:hanging="360"/>
+      </w:pPr>
+      <w:rPr>
+        <w:rFonts w:ascii="Wingdings" w:hAnsi="Wingdings" w:hint="default"/>
+        <w:sz w:val="20"/>
+      </w:rPr>
+    </w:lvl>
+  </w:abstractNum>
+  <w:abstractNum w:abstractNumId="1" w15:restartNumberingAfterBreak="0">
+    <w:nsid w:val="0361486C"/>
+    <w:multiLevelType w:val="multilevel"/>
+    <w:tmpl w:val="52749CE6"/>
+    <w:lvl w:ilvl="0">
+      <w:start w:val="1"/>
+      <w:numFmt w:val="bullet"/>
+      <w:lvlText w:val=""/>
+      <w:lvlJc w:val="left"/>
+      <w:pPr>
+        <w:tabs>
+          <w:tab w:val="num" w:pos="720"/>
+        </w:tabs>
+        <w:ind w:left="720" w:hanging="360"/>
+      </w:pPr>
+      <w:rPr>
+        <w:rFonts w:ascii="Symbol" w:hAnsi="Symbol" w:hint="default"/>
+        <w:sz w:val="20"/>
+      </w:rPr>
+    </w:lvl>
+    <w:lvl w:ilvl="1" w:tentative="1">
+      <w:start w:val="1"/>
+      <w:numFmt w:val="bullet"/>
+      <w:lvlText w:val="o"/>
+      <w:lvlJc w:val="left"/>
+      <w:pPr>
+        <w:tabs>
+          <w:tab w:val="num" w:pos="1440"/>
+        </w:tabs>
+        <w:ind w:left="1440" w:hanging="360"/>
+      </w:pPr>
+      <w:rPr>
+        <w:rFonts w:ascii="Courier New" w:hAnsi="Courier New" w:hint="default"/>
+        <w:sz w:val="20"/>
+      </w:rPr>
+    </w:lvl>
+    <w:lvl w:ilvl="2" w:tentative="1">
+      <w:start w:val="1"/>
+      <w:numFmt w:val="bullet"/>
+      <w:lvlText w:val=""/>
+      <w:lvlJc w:val="left"/>
+      <w:pPr>
+        <w:tabs>
+          <w:tab w:val="num" w:pos="2160"/>
+        </w:tabs>
+        <w:ind w:left="2160" w:hanging="360"/>
+      </w:pPr>
+      <w:rPr>
+        <w:rFonts w:ascii="Wingdings" w:hAnsi="Wingdings" w:hint="default"/>
+        <w:sz w:val="20"/>
+      </w:rPr>
+    </w:lvl>
+    <w:lvl w:ilvl="3" w:tentative="1">
+      <w:start w:val="1"/>
+      <w:numFmt w:val="bullet"/>
+      <w:lvlText w:val=""/>
+      <w:lvlJc w:val="left"/>
+      <w:pPr>
+        <w:tabs>
+          <w:tab w:val="num" w:pos="2880"/>
+        </w:tabs>
+        <w:ind w:left="2880" w:hanging="360"/>
+      </w:pPr>
+      <w:rPr>
+        <w:rFonts w:ascii="Wingdings" w:hAnsi="Wingdings" w:hint="default"/>
+        <w:sz w:val="20"/>
+      </w:rPr>
+    </w:lvl>
+    <w:lvl w:ilvl="4" w:tentative="1">
+      <w:start w:val="1"/>
+      <w:numFmt w:val="bullet"/>
+      <w:lvlText w:val=""/>
+      <w:lvlJc w:val="left"/>
+      <w:pPr>
+        <w:tabs>
+          <w:tab w:val="num" w:pos="3600"/>
+        </w:tabs>
+        <w:ind w:left="3600" w:hanging="360"/>
+      </w:pPr>
+      <w:rPr>
+        <w:rFonts w:ascii="Wingdings" w:hAnsi="Wingdings" w:hint="default"/>
+        <w:sz w:val="20"/>
+      </w:rPr>
+    </w:lvl>
+    <w:lvl w:ilvl="5" w:tentative="1">
+      <w:start w:val="1"/>
+      <w:numFmt w:val="bullet"/>
+      <w:lvlText w:val=""/>
+      <w:lvlJc w:val="left"/>
+      <w:pPr>
+        <w:tabs>
+          <w:tab w:val="num" w:pos="4320"/>
+        </w:tabs>
+        <w:ind w:left="4320" w:hanging="360"/>
+      </w:pPr>
+      <w:rPr>
+        <w:rFonts w:ascii="Wingdings" w:hAnsi="Wingdings" w:hint="default"/>
+        <w:sz w:val="20"/>
+      </w:rPr>
+    </w:lvl>
+    <w:lvl w:ilvl="6" w:tentative="1">
+      <w:start w:val="1"/>
+      <w:numFmt w:val="bullet"/>
+      <w:lvlText w:val=""/>
+      <w:lvlJc w:val="left"/>
+      <w:pPr>
+        <w:tabs>
+          <w:tab w:val="num" w:pos="5040"/>
+        </w:tabs>
+        <w:ind w:left="5040" w:hanging="360"/>
+      </w:pPr>
+      <w:rPr>
+        <w:rFonts w:ascii="Wingdings" w:hAnsi="Wingdings" w:hint="default"/>
+        <w:sz w:val="20"/>
+      </w:rPr>
+    </w:lvl>
+    <w:lvl w:ilvl="7" w:tentative="1">
+      <w:start w:val="1"/>
+      <w:numFmt w:val="bullet"/>
+      <w:lvlText w:val=""/>
+      <w:lvlJc w:val="left"/>
+      <w:pPr>
+        <w:tabs>
+          <w:tab w:val="num" w:pos="5760"/>
+        </w:tabs>
+        <w:ind w:left="5760" w:hanging="360"/>
+      </w:pPr>
+      <w:rPr>
+        <w:rFonts w:ascii="Wingdings" w:hAnsi="Wingdings" w:hint="default"/>
+        <w:sz w:val="20"/>
+      </w:rPr>
+    </w:lvl>
+    <w:lvl w:ilvl="8" w:tentative="1">
+      <w:start w:val="1"/>
+      <w:numFmt w:val="bullet"/>
+      <w:lvlText w:val=""/>
+      <w:lvlJc w:val="left"/>
+      <w:pPr>
+        <w:tabs>
+          <w:tab w:val="num" w:pos="6480"/>
+        </w:tabs>
+        <w:ind w:left="6480" w:hanging="360"/>
+      </w:pPr>
+      <w:rPr>
+        <w:rFonts w:ascii="Wingdings" w:hAnsi="Wingdings" w:hint="default"/>
+        <w:sz w:val="20"/>
+      </w:rPr>
+    </w:lvl>
+  </w:abstractNum>
+  <w:abstractNum w:abstractNumId="2" w15:restartNumberingAfterBreak="0">
+    <w:nsid w:val="05566491"/>
+    <w:multiLevelType w:val="hybridMultilevel"/>
+    <w:tmpl w:val="C46E36AE"/>
+    <w:lvl w:ilvl="0" w:tplc="340A0001">
+      <w:start w:val="1"/>
+      <w:numFmt w:val="bullet"/>
+      <w:lvlText w:val=""/>
+      <w:lvlJc w:val="left"/>
+      <w:pPr>
+        <w:ind w:left="720" w:hanging="360"/>
+      </w:pPr>
+      <w:rPr>
+        <w:rFonts w:ascii="Symbol" w:hAnsi="Symbol" w:hint="default"/>
+      </w:rPr>
+    </w:lvl>
+    <w:lvl w:ilvl="1" w:tplc="340A0003" w:tentative="1">
+      <w:start w:val="1"/>
+      <w:numFmt w:val="bullet"/>
+      <w:lvlText w:val="o"/>
+      <w:lvlJc w:val="left"/>
+      <w:pPr>
+        <w:ind w:left="1440" w:hanging="360"/>
+      </w:pPr>
+      <w:rPr>
+        <w:rFonts w:ascii="Courier New" w:hAnsi="Courier New" w:cs="Courier New" w:hint="default"/>
+      </w:rPr>
+    </w:lvl>
+    <w:lvl w:ilvl="2" w:tplc="340A0005" w:tentative="1">
+      <w:start w:val="1"/>
+      <w:numFmt w:val="bullet"/>
+      <w:lvlText w:val=""/>
+      <w:lvlJc w:val="left"/>
+      <w:pPr>
+        <w:ind w:left="2160" w:hanging="360"/>
+      </w:pPr>
+      <w:rPr>
+        <w:rFonts w:ascii="Wingdings" w:hAnsi="Wingdings" w:hint="default"/>
+      </w:rPr>
+    </w:lvl>
+    <w:lvl w:ilvl="3" w:tplc="340A0001" w:tentative="1">
+      <w:start w:val="1"/>
+      <w:numFmt w:val="bullet"/>
+      <w:lvlText w:val=""/>
+      <w:lvlJc w:val="left"/>
+      <w:pPr>
+        <w:ind w:left="2880" w:hanging="360"/>
+      </w:pPr>
+      <w:rPr>
+        <w:rFonts w:ascii="Symbol" w:hAnsi="Symbol" w:hint="default"/>
+      </w:rPr>
+    </w:lvl>
+    <w:lvl w:ilvl="4" w:tplc="340A0003" w:tentative="1">
+      <w:start w:val="1"/>
+      <w:numFmt w:val="bullet"/>
+      <w:lvlText w:val="o"/>
+      <w:lvlJc w:val="left"/>
+      <w:pPr>
+        <w:ind w:left="3600" w:hanging="360"/>
+      </w:pPr>
+      <w:rPr>
+        <w:rFonts w:ascii="Courier New" w:hAnsi="Courier New" w:cs="Courier New" w:hint="default"/>
+      </w:rPr>
+    </w:lvl>
+    <w:lvl w:ilvl="5" w:tplc="340A0005" w:tentative="1">
+      <w:start w:val="1"/>
+      <w:numFmt w:val="bullet"/>
+      <w:lvlText w:val=""/>
+      <w:lvlJc w:val="left"/>
+      <w:pPr>
+        <w:ind w:left="4320" w:hanging="360"/>
+      </w:pPr>
+      <w:rPr>
+        <w:rFonts w:ascii="Wingdings" w:hAnsi="Wingdings" w:hint="default"/>
+      </w:rPr>
+    </w:lvl>
+    <w:lvl w:ilvl="6" w:tplc="340A0001" w:tentative="1">
+      <w:start w:val="1"/>
+      <w:numFmt w:val="bullet"/>
+      <w:lvlText w:val=""/>
+      <w:lvlJc w:val="left"/>
+      <w:pPr>
+        <w:ind w:left="5040" w:hanging="360"/>
+      </w:pPr>
+      <w:rPr>
+        <w:rFonts w:ascii="Symbol" w:hAnsi="Symbol" w:hint="default"/>
+      </w:rPr>
+    </w:lvl>
+    <w:lvl w:ilvl="7" w:tplc="340A0003" w:tentative="1">
+      <w:start w:val="1"/>
+      <w:numFmt w:val="bullet"/>
+      <w:lvlText w:val="o"/>
+      <w:lvlJc w:val="left"/>
+      <w:pPr>
+        <w:ind w:left="5760" w:hanging="360"/>
+      </w:pPr>
+      <w:rPr>
+        <w:rFonts w:ascii="Courier New" w:hAnsi="Courier New" w:cs="Courier New" w:hint="default"/>
+      </w:rPr>
+    </w:lvl>
+    <w:lvl w:ilvl="8" w:tplc="340A0005" w:tentative="1">
+      <w:start w:val="1"/>
+      <w:numFmt w:val="bullet"/>
+      <w:lvlText w:val=""/>
+      <w:lvlJc w:val="left"/>
+      <w:pPr>
+        <w:ind w:left="6480" w:hanging="360"/>
+      </w:pPr>
+      <w:rPr>
+        <w:rFonts w:ascii="Wingdings" w:hAnsi="Wingdings" w:hint="default"/>
+      </w:rPr>
+    </w:lvl>
+  </w:abstractNum>
+  <w:abstractNum w:abstractNumId="3" w15:restartNumberingAfterBreak="0">
+    <w:nsid w:val="0ACC5EB0"/>
+    <w:multiLevelType w:val="multilevel"/>
+    <w:tmpl w:val="C08435B8"/>
+    <w:lvl w:ilvl="0">
+      <w:start w:val="1"/>
+      <w:numFmt w:val="bullet"/>
+      <w:lvlText w:val=""/>
+      <w:lvlJc w:val="left"/>
+      <w:pPr>
+        <w:tabs>
+          <w:tab w:val="num" w:pos="720"/>
+        </w:tabs>
+        <w:ind w:left="720" w:hanging="360"/>
+      </w:pPr>
+      <w:rPr>
+        <w:rFonts w:ascii="Symbol" w:hAnsi="Symbol" w:hint="default"/>
+        <w:sz w:val="20"/>
+      </w:rPr>
+    </w:lvl>
+    <w:lvl w:ilvl="1" w:tentative="1">
+      <w:start w:val="1"/>
+      <w:numFmt w:val="bullet"/>
+      <w:lvlText w:val="o"/>
+      <w:lvlJc w:val="left"/>
+      <w:pPr>
+        <w:tabs>
+          <w:tab w:val="num" w:pos="1440"/>
+        </w:tabs>
+        <w:ind w:left="1440" w:hanging="360"/>
+      </w:pPr>
+      <w:rPr>
+        <w:rFonts w:ascii="Courier New" w:hAnsi="Courier New" w:hint="default"/>
+        <w:sz w:val="20"/>
+      </w:rPr>
+    </w:lvl>
+    <w:lvl w:ilvl="2" w:tentative="1">
+      <w:start w:val="1"/>
+      <w:numFmt w:val="bullet"/>
+      <w:lvlText w:val=""/>
+      <w:lvlJc w:val="left"/>
+      <w:pPr>
+        <w:tabs>
+          <w:tab w:val="num" w:pos="2160"/>
+        </w:tabs>
+        <w:ind w:left="2160" w:hanging="360"/>
+      </w:pPr>
+      <w:rPr>
+        <w:rFonts w:ascii="Wingdings" w:hAnsi="Wingdings" w:hint="default"/>
+        <w:sz w:val="20"/>
+      </w:rPr>
+    </w:lvl>
+    <w:lvl w:ilvl="3" w:tentative="1">
+      <w:start w:val="1"/>
+      <w:numFmt w:val="bullet"/>
+      <w:lvlText w:val=""/>
+      <w:lvlJc w:val="left"/>
+      <w:pPr>
+        <w:tabs>
+          <w:tab w:val="num" w:pos="2880"/>
+        </w:tabs>
+        <w:ind w:left="2880" w:hanging="360"/>
+      </w:pPr>
+      <w:rPr>
+        <w:rFonts w:ascii="Wingdings" w:hAnsi="Wingdings" w:hint="default"/>
+        <w:sz w:val="20"/>
+      </w:rPr>
+    </w:lvl>
+    <w:lvl w:ilvl="4" w:tentative="1">
+      <w:start w:val="1"/>
+      <w:numFmt w:val="bullet"/>
+      <w:lvlText w:val=""/>
+      <w:lvlJc w:val="left"/>
+      <w:pPr>
+        <w:tabs>
+          <w:tab w:val="num" w:pos="3600"/>
+        </w:tabs>
+        <w:ind w:left="3600" w:hanging="360"/>
+      </w:pPr>
+      <w:rPr>
+        <w:rFonts w:ascii="Wingdings" w:hAnsi="Wingdings" w:hint="default"/>
+        <w:sz w:val="20"/>
+      </w:rPr>
+    </w:lvl>
+    <w:lvl w:ilvl="5" w:tentative="1">
+      <w:start w:val="1"/>
+      <w:numFmt w:val="bullet"/>
+      <w:lvlText w:val=""/>
+      <w:lvlJc w:val="left"/>
+      <w:pPr>
+        <w:tabs>
+          <w:tab w:val="num" w:pos="4320"/>
+        </w:tabs>
+        <w:ind w:left="4320" w:hanging="360"/>
+      </w:pPr>
+      <w:rPr>
+        <w:rFonts w:ascii="Wingdings" w:hAnsi="Wingdings" w:hint="default"/>
+        <w:sz w:val="20"/>
+      </w:rPr>
+    </w:lvl>
+    <w:lvl w:ilvl="6" w:tentative="1">
+      <w:start w:val="1"/>
+      <w:numFmt w:val="bullet"/>
+      <w:lvlText w:val=""/>
+      <w:lvlJc w:val="left"/>
+      <w:pPr>
+        <w:tabs>
+          <w:tab w:val="num" w:pos="5040"/>
+        </w:tabs>
+        <w:ind w:left="5040" w:hanging="360"/>
+      </w:pPr>
+      <w:rPr>
+        <w:rFonts w:ascii="Wingdings" w:hAnsi="Wingdings" w:hint="default"/>
+        <w:sz w:val="20"/>
+      </w:rPr>
+    </w:lvl>
+    <w:lvl w:ilvl="7" w:tentative="1">
+      <w:start w:val="1"/>
+      <w:numFmt w:val="bullet"/>
+      <w:lvlText w:val=""/>
+      <w:lvlJc w:val="left"/>
+      <w:pPr>
+        <w:tabs>
+          <w:tab w:val="num" w:pos="5760"/>
+        </w:tabs>
+        <w:ind w:left="5760" w:hanging="360"/>
+      </w:pPr>
+      <w:rPr>
+        <w:rFonts w:ascii="Wingdings" w:hAnsi="Wingdings" w:hint="default"/>
+        <w:sz w:val="20"/>
+      </w:rPr>
+    </w:lvl>
+    <w:lvl w:ilvl="8" w:tentative="1">
+      <w:start w:val="1"/>
+      <w:numFmt w:val="bullet"/>
+      <w:lvlText w:val=""/>
+      <w:lvlJc w:val="left"/>
+      <w:pPr>
+        <w:tabs>
+          <w:tab w:val="num" w:pos="6480"/>
+        </w:tabs>
+        <w:ind w:left="6480" w:hanging="360"/>
+      </w:pPr>
+      <w:rPr>
+        <w:rFonts w:ascii="Wingdings" w:hAnsi="Wingdings" w:hint="default"/>
+        <w:sz w:val="20"/>
+      </w:rPr>
+    </w:lvl>
+  </w:abstractNum>
+  <w:abstractNum w:abstractNumId="4" w15:restartNumberingAfterBreak="0">
+    <w:nsid w:val="10EE2B66"/>
+    <w:multiLevelType w:val="multilevel"/>
+    <w:tmpl w:val="265C1B3A"/>
+    <w:lvl w:ilvl="0">
+      <w:start w:val="1"/>
+      <w:numFmt w:val="bullet"/>
+      <w:lvlText w:val=""/>
+      <w:lvlJc w:val="left"/>
+      <w:pPr>
+        <w:tabs>
+          <w:tab w:val="num" w:pos="720"/>
+        </w:tabs>
+        <w:ind w:left="720" w:hanging="360"/>
+      </w:pPr>
+      <w:rPr>
+        <w:rFonts w:ascii="Symbol" w:hAnsi="Symbol" w:hint="default"/>
+        <w:sz w:val="20"/>
+      </w:rPr>
+    </w:lvl>
+    <w:lvl w:ilvl="1" w:tentative="1">
+      <w:start w:val="1"/>
+      <w:numFmt w:val="bullet"/>
+      <w:lvlText w:val="o"/>
+      <w:lvlJc w:val="left"/>
+      <w:pPr>
+        <w:tabs>
+          <w:tab w:val="num" w:pos="1440"/>
+        </w:tabs>
+        <w:ind w:left="1440" w:hanging="360"/>
+      </w:pPr>
+      <w:rPr>
+        <w:rFonts w:ascii="Courier New" w:hAnsi="Courier New" w:hint="default"/>
+        <w:sz w:val="20"/>
+      </w:rPr>
+    </w:lvl>
+    <w:lvl w:ilvl="2" w:tentative="1">
+      <w:start w:val="1"/>
+      <w:numFmt w:val="bullet"/>
+      <w:lvlText w:val=""/>
+      <w:lvlJc w:val="left"/>
+      <w:pPr>
+        <w:tabs>
+          <w:tab w:val="num" w:pos="2160"/>
+        </w:tabs>
+        <w:ind w:left="2160" w:hanging="360"/>
+      </w:pPr>
+      <w:rPr>
+        <w:rFonts w:ascii="Wingdings" w:hAnsi="Wingdings" w:hint="default"/>
+        <w:sz w:val="20"/>
+      </w:rPr>
+    </w:lvl>
+    <w:lvl w:ilvl="3" w:tentative="1">
+      <w:start w:val="1"/>
+      <w:numFmt w:val="bullet"/>
+      <w:lvlText w:val=""/>
+      <w:lvlJc w:val="left"/>
+      <w:pPr>
+        <w:tabs>
+          <w:tab w:val="num" w:pos="2880"/>
+        </w:tabs>
+        <w:ind w:left="2880" w:hanging="360"/>
+      </w:pPr>
+      <w:rPr>
+        <w:rFonts w:ascii="Wingdings" w:hAnsi="Wingdings" w:hint="default"/>
+        <w:sz w:val="20"/>
+      </w:rPr>
+    </w:lvl>
+    <w:lvl w:ilvl="4" w:tentative="1">
+      <w:start w:val="1"/>
+      <w:numFmt w:val="bullet"/>
+      <w:lvlText w:val=""/>
+      <w:lvlJc w:val="left"/>
+      <w:pPr>
+        <w:tabs>
+          <w:tab w:val="num" w:pos="3600"/>
+        </w:tabs>
+        <w:ind w:left="3600" w:hanging="360"/>
+      </w:pPr>
+      <w:rPr>
+        <w:rFonts w:ascii="Wingdings" w:hAnsi="Wingdings" w:hint="default"/>
+        <w:sz w:val="20"/>
+      </w:rPr>
+    </w:lvl>
+    <w:lvl w:ilvl="5" w:tentative="1">
+      <w:start w:val="1"/>
+      <w:numFmt w:val="bullet"/>
+      <w:lvlText w:val=""/>
+      <w:lvlJc w:val="left"/>
+      <w:pPr>
+        <w:tabs>
+          <w:tab w:val="num" w:pos="4320"/>
+        </w:tabs>
+        <w:ind w:left="4320" w:hanging="360"/>
+      </w:pPr>
+      <w:rPr>
+        <w:rFonts w:ascii="Wingdings" w:hAnsi="Wingdings" w:hint="default"/>
+        <w:sz w:val="20"/>
+      </w:rPr>
+    </w:lvl>
+    <w:lvl w:ilvl="6" w:tentative="1">
+      <w:start w:val="1"/>
+      <w:numFmt w:val="bullet"/>
+      <w:lvlText w:val=""/>
+      <w:lvlJc w:val="left"/>
+      <w:pPr>
+        <w:tabs>
+          <w:tab w:val="num" w:pos="5040"/>
+        </w:tabs>
+        <w:ind w:left="5040" w:hanging="360"/>
+      </w:pPr>
+      <w:rPr>
+        <w:rFonts w:ascii="Wingdings" w:hAnsi="Wingdings" w:hint="default"/>
+        <w:sz w:val="20"/>
+      </w:rPr>
+    </w:lvl>
+    <w:lvl w:ilvl="7" w:tentative="1">
+      <w:start w:val="1"/>
+      <w:numFmt w:val="bullet"/>
+      <w:lvlText w:val=""/>
+      <w:lvlJc w:val="left"/>
+      <w:pPr>
+        <w:tabs>
+          <w:tab w:val="num" w:pos="5760"/>
+        </w:tabs>
+        <w:ind w:left="5760" w:hanging="360"/>
+      </w:pPr>
+      <w:rPr>
+        <w:rFonts w:ascii="Wingdings" w:hAnsi="Wingdings" w:hint="default"/>
+        <w:sz w:val="20"/>
+      </w:rPr>
+    </w:lvl>
+    <w:lvl w:ilvl="8" w:tentative="1">
+      <w:start w:val="1"/>
+      <w:numFmt w:val="bullet"/>
+      <w:lvlText w:val=""/>
+      <w:lvlJc w:val="left"/>
+      <w:pPr>
+        <w:tabs>
+          <w:tab w:val="num" w:pos="6480"/>
+        </w:tabs>
+        <w:ind w:left="6480" w:hanging="360"/>
+      </w:pPr>
+      <w:rPr>
+        <w:rFonts w:ascii="Wingdings" w:hAnsi="Wingdings" w:hint="default"/>
+        <w:sz w:val="20"/>
+      </w:rPr>
+    </w:lvl>
+  </w:abstractNum>
+  <w:abstractNum w:abstractNumId="5" w15:restartNumberingAfterBreak="0">
+    <w:nsid w:val="11396D01"/>
+    <w:multiLevelType w:val="multilevel"/>
+    <w:tmpl w:val="108AC482"/>
+    <w:lvl w:ilvl="0">
+      <w:start w:val="1"/>
+      <w:numFmt w:val="bullet"/>
+      <w:lvlText w:val=""/>
+      <w:lvlJc w:val="left"/>
+      <w:pPr>
+        <w:tabs>
+          <w:tab w:val="num" w:pos="720"/>
+        </w:tabs>
+        <w:ind w:left="720" w:hanging="360"/>
+      </w:pPr>
+      <w:rPr>
+        <w:rFonts w:ascii="Symbol" w:hAnsi="Symbol" w:hint="default"/>
+        <w:sz w:val="20"/>
+      </w:rPr>
+    </w:lvl>
+    <w:lvl w:ilvl="1" w:tentative="1">
+      <w:start w:val="1"/>
+      <w:numFmt w:val="bullet"/>
+      <w:lvlText w:val="o"/>
+      <w:lvlJc w:val="left"/>
+      <w:pPr>
+        <w:tabs>
+          <w:tab w:val="num" w:pos="1440"/>
+        </w:tabs>
+        <w:ind w:left="1440" w:hanging="360"/>
+      </w:pPr>
+      <w:rPr>
+        <w:rFonts w:ascii="Courier New" w:hAnsi="Courier New" w:hint="default"/>
+        <w:sz w:val="20"/>
+      </w:rPr>
+    </w:lvl>
+    <w:lvl w:ilvl="2" w:tentative="1">
+      <w:start w:val="1"/>
+      <w:numFmt w:val="bullet"/>
+      <w:lvlText w:val=""/>
+      <w:lvlJc w:val="left"/>
+      <w:pPr>
+        <w:tabs>
+          <w:tab w:val="num" w:pos="2160"/>
+        </w:tabs>
+        <w:ind w:left="2160" w:hanging="360"/>
+      </w:pPr>
+      <w:rPr>
+        <w:rFonts w:ascii="Wingdings" w:hAnsi="Wingdings" w:hint="default"/>
+        <w:sz w:val="20"/>
+      </w:rPr>
+    </w:lvl>
+    <w:lvl w:ilvl="3" w:tentative="1">
+      <w:start w:val="1"/>
+      <w:numFmt w:val="bullet"/>
+      <w:lvlText w:val=""/>
+      <w:lvlJc w:val="left"/>
+      <w:pPr>
+        <w:tabs>
+          <w:tab w:val="num" w:pos="2880"/>
+        </w:tabs>
+        <w:ind w:left="2880" w:hanging="360"/>
+      </w:pPr>
+      <w:rPr>
+        <w:rFonts w:ascii="Wingdings" w:hAnsi="Wingdings" w:hint="default"/>
+        <w:sz w:val="20"/>
+      </w:rPr>
+    </w:lvl>
+    <w:lvl w:ilvl="4" w:tentative="1">
+      <w:start w:val="1"/>
+      <w:numFmt w:val="bullet"/>
+      <w:lvlText w:val=""/>
+      <w:lvlJc w:val="left"/>
+      <w:pPr>
+        <w:tabs>
+          <w:tab w:val="num" w:pos="3600"/>
+        </w:tabs>
+        <w:ind w:left="3600" w:hanging="360"/>
+      </w:pPr>
+      <w:rPr>
+        <w:rFonts w:ascii="Wingdings" w:hAnsi="Wingdings" w:hint="default"/>
+        <w:sz w:val="20"/>
+      </w:rPr>
+    </w:lvl>
+    <w:lvl w:ilvl="5" w:tentative="1">
+      <w:start w:val="1"/>
+      <w:numFmt w:val="bullet"/>
+      <w:lvlText w:val=""/>
+      <w:lvlJc w:val="left"/>
+      <w:pPr>
+        <w:tabs>
+          <w:tab w:val="num" w:pos="4320"/>
+        </w:tabs>
+        <w:ind w:left="4320" w:hanging="360"/>
+      </w:pPr>
+      <w:rPr>
+        <w:rFonts w:ascii="Wingdings" w:hAnsi="Wingdings" w:hint="default"/>
+        <w:sz w:val="20"/>
+      </w:rPr>
+    </w:lvl>
+    <w:lvl w:ilvl="6" w:tentative="1">
+      <w:start w:val="1"/>
+      <w:numFmt w:val="bullet"/>
+      <w:lvlText w:val=""/>
+      <w:lvlJc w:val="left"/>
+      <w:pPr>
+        <w:tabs>
+          <w:tab w:val="num" w:pos="5040"/>
+        </w:tabs>
+        <w:ind w:left="5040" w:hanging="360"/>
+      </w:pPr>
+      <w:rPr>
+        <w:rFonts w:ascii="Wingdings" w:hAnsi="Wingdings" w:hint="default"/>
+        <w:sz w:val="20"/>
+      </w:rPr>
+    </w:lvl>
+    <w:lvl w:ilvl="7" w:tentative="1">
+      <w:start w:val="1"/>
+      <w:numFmt w:val="bullet"/>
+      <w:lvlText w:val=""/>
+      <w:lvlJc w:val="left"/>
+      <w:pPr>
+        <w:tabs>
+          <w:tab w:val="num" w:pos="5760"/>
+        </w:tabs>
+        <w:ind w:left="5760" w:hanging="360"/>
+      </w:pPr>
+      <w:rPr>
+        <w:rFonts w:ascii="Wingdings" w:hAnsi="Wingdings" w:hint="default"/>
+        <w:sz w:val="20"/>
+      </w:rPr>
+    </w:lvl>
+    <w:lvl w:ilvl="8" w:tentative="1">
+      <w:start w:val="1"/>
+      <w:numFmt w:val="bullet"/>
+      <w:lvlText w:val=""/>
+      <w:lvlJc w:val="left"/>
+      <w:pPr>
+        <w:tabs>
+          <w:tab w:val="num" w:pos="6480"/>
+        </w:tabs>
+        <w:ind w:left="6480" w:hanging="360"/>
+      </w:pPr>
+      <w:rPr>
+        <w:rFonts w:ascii="Wingdings" w:hAnsi="Wingdings" w:hint="default"/>
+        <w:sz w:val="20"/>
+      </w:rPr>
+    </w:lvl>
+  </w:abstractNum>
+  <w:abstractNum w:abstractNumId="6" w15:restartNumberingAfterBreak="0">
+    <w:nsid w:val="13265232"/>
+    <w:multiLevelType w:val="multilevel"/>
+    <w:tmpl w:val="330C9BC8"/>
+    <w:lvl w:ilvl="0">
+      <w:start w:val="1"/>
+      <w:numFmt w:val="bullet"/>
+      <w:lvlText w:val=""/>
+      <w:lvlJc w:val="left"/>
+      <w:pPr>
+        <w:tabs>
+          <w:tab w:val="num" w:pos="720"/>
+        </w:tabs>
+        <w:ind w:left="720" w:hanging="360"/>
+      </w:pPr>
+      <w:rPr>
+        <w:rFonts w:ascii="Symbol" w:hAnsi="Symbol" w:hint="default"/>
+        <w:sz w:val="20"/>
+      </w:rPr>
+    </w:lvl>
+    <w:lvl w:ilvl="1" w:tentative="1">
+      <w:start w:val="1"/>
+      <w:numFmt w:val="bullet"/>
+      <w:lvlText w:val="o"/>
+      <w:lvlJc w:val="left"/>
+      <w:pPr>
+        <w:tabs>
+          <w:tab w:val="num" w:pos="1440"/>
+        </w:tabs>
+        <w:ind w:left="1440" w:hanging="360"/>
+      </w:pPr>
+      <w:rPr>
+        <w:rFonts w:ascii="Courier New" w:hAnsi="Courier New" w:hint="default"/>
+        <w:sz w:val="20"/>
+      </w:rPr>
+    </w:lvl>
+    <w:lvl w:ilvl="2" w:tentative="1">
+      <w:start w:val="1"/>
+      <w:numFmt w:val="bullet"/>
+      <w:lvlText w:val=""/>
+      <w:lvlJc w:val="left"/>
+      <w:pPr>
+        <w:tabs>
+          <w:tab w:val="num" w:pos="2160"/>
+        </w:tabs>
+        <w:ind w:left="2160" w:hanging="360"/>
+      </w:pPr>
+      <w:rPr>
+        <w:rFonts w:ascii="Wingdings" w:hAnsi="Wingdings" w:hint="default"/>
+        <w:sz w:val="20"/>
+      </w:rPr>
+    </w:lvl>
+    <w:lvl w:ilvl="3" w:tentative="1">
+      <w:start w:val="1"/>
+      <w:numFmt w:val="bullet"/>
+      <w:lvlText w:val=""/>
+      <w:lvlJc w:val="left"/>
+      <w:pPr>
+        <w:tabs>
+          <w:tab w:val="num" w:pos="2880"/>
+        </w:tabs>
+        <w:ind w:left="2880" w:hanging="360"/>
+      </w:pPr>
+      <w:rPr>
+        <w:rFonts w:ascii="Wingdings" w:hAnsi="Wingdings" w:hint="default"/>
+        <w:sz w:val="20"/>
+      </w:rPr>
+    </w:lvl>
+    <w:lvl w:ilvl="4" w:tentative="1">
+      <w:start w:val="1"/>
+      <w:numFmt w:val="bullet"/>
+      <w:lvlText w:val=""/>
+      <w:lvlJc w:val="left"/>
+      <w:pPr>
+        <w:tabs>
+          <w:tab w:val="num" w:pos="3600"/>
+        </w:tabs>
+        <w:ind w:left="3600" w:hanging="360"/>
+      </w:pPr>
+      <w:rPr>
+        <w:rFonts w:ascii="Wingdings" w:hAnsi="Wingdings" w:hint="default"/>
+        <w:sz w:val="20"/>
+      </w:rPr>
+    </w:lvl>
+    <w:lvl w:ilvl="5" w:tentative="1">
+      <w:start w:val="1"/>
+      <w:numFmt w:val="bullet"/>
+      <w:lvlText w:val=""/>
+      <w:lvlJc w:val="left"/>
+      <w:pPr>
+        <w:tabs>
+          <w:tab w:val="num" w:pos="4320"/>
+        </w:tabs>
+        <w:ind w:left="4320" w:hanging="360"/>
+      </w:pPr>
+      <w:rPr>
+        <w:rFonts w:ascii="Wingdings" w:hAnsi="Wingdings" w:hint="default"/>
+        <w:sz w:val="20"/>
+      </w:rPr>
+    </w:lvl>
+    <w:lvl w:ilvl="6" w:tentative="1">
+      <w:start w:val="1"/>
+      <w:numFmt w:val="bullet"/>
+      <w:lvlText w:val=""/>
+      <w:lvlJc w:val="left"/>
+      <w:pPr>
+        <w:tabs>
+          <w:tab w:val="num" w:pos="5040"/>
+        </w:tabs>
+        <w:ind w:left="5040" w:hanging="360"/>
+      </w:pPr>
+      <w:rPr>
+        <w:rFonts w:ascii="Wingdings" w:hAnsi="Wingdings" w:hint="default"/>
+        <w:sz w:val="20"/>
+      </w:rPr>
+    </w:lvl>
+    <w:lvl w:ilvl="7" w:tentative="1">
+      <w:start w:val="1"/>
+      <w:numFmt w:val="bullet"/>
+      <w:lvlText w:val=""/>
+      <w:lvlJc w:val="left"/>
+      <w:pPr>
+        <w:tabs>
+          <w:tab w:val="num" w:pos="5760"/>
+        </w:tabs>
+        <w:ind w:left="5760" w:hanging="360"/>
+      </w:pPr>
+      <w:rPr>
+        <w:rFonts w:ascii="Wingdings" w:hAnsi="Wingdings" w:hint="default"/>
+        <w:sz w:val="20"/>
+      </w:rPr>
+    </w:lvl>
+    <w:lvl w:ilvl="8" w:tentative="1">
+      <w:start w:val="1"/>
+      <w:numFmt w:val="bullet"/>
+      <w:lvlText w:val=""/>
+      <w:lvlJc w:val="left"/>
+      <w:pPr>
+        <w:tabs>
+          <w:tab w:val="num" w:pos="6480"/>
+        </w:tabs>
+        <w:ind w:left="6480" w:hanging="360"/>
+      </w:pPr>
+      <w:rPr>
+        <w:rFonts w:ascii="Wingdings" w:hAnsi="Wingdings" w:hint="default"/>
+        <w:sz w:val="20"/>
+      </w:rPr>
+    </w:lvl>
+  </w:abstractNum>
+  <w:abstractNum w:abstractNumId="7" w15:restartNumberingAfterBreak="0">
+    <w:nsid w:val="19B271C7"/>
+    <w:multiLevelType w:val="multilevel"/>
+    <w:tmpl w:val="4FE46036"/>
+    <w:lvl w:ilvl="0">
+      <w:start w:val="1"/>
+      <w:numFmt w:val="bullet"/>
+      <w:lvlText w:val=""/>
+      <w:lvlJc w:val="left"/>
+      <w:pPr>
+        <w:tabs>
+          <w:tab w:val="num" w:pos="720"/>
+        </w:tabs>
+        <w:ind w:left="720" w:hanging="360"/>
+      </w:pPr>
+      <w:rPr>
+        <w:rFonts w:ascii="Symbol" w:hAnsi="Symbol" w:hint="default"/>
+        <w:sz w:val="20"/>
+      </w:rPr>
+    </w:lvl>
+    <w:lvl w:ilvl="1" w:tentative="1">
+      <w:start w:val="1"/>
+      <w:numFmt w:val="bullet"/>
+      <w:lvlText w:val="o"/>
+      <w:lvlJc w:val="left"/>
+      <w:pPr>
+        <w:tabs>
+          <w:tab w:val="num" w:pos="1440"/>
+        </w:tabs>
+        <w:ind w:left="1440" w:hanging="360"/>
+      </w:pPr>
+      <w:rPr>
+        <w:rFonts w:ascii="Courier New" w:hAnsi="Courier New" w:hint="default"/>
+        <w:sz w:val="20"/>
+      </w:rPr>
+    </w:lvl>
+    <w:lvl w:ilvl="2" w:tentative="1">
+      <w:start w:val="1"/>
+      <w:numFmt w:val="bullet"/>
+      <w:lvlText w:val=""/>
+      <w:lvlJc w:val="left"/>
+      <w:pPr>
+        <w:tabs>
+          <w:tab w:val="num" w:pos="2160"/>
+        </w:tabs>
+        <w:ind w:left="2160" w:hanging="360"/>
+      </w:pPr>
+      <w:rPr>
+        <w:rFonts w:ascii="Wingdings" w:hAnsi="Wingdings" w:hint="default"/>
+        <w:sz w:val="20"/>
+      </w:rPr>
+    </w:lvl>
+    <w:lvl w:ilvl="3" w:tentative="1">
+      <w:start w:val="1"/>
+      <w:numFmt w:val="bullet"/>
+      <w:lvlText w:val=""/>
+      <w:lvlJc w:val="left"/>
+      <w:pPr>
+        <w:tabs>
+          <w:tab w:val="num" w:pos="2880"/>
+        </w:tabs>
+        <w:ind w:left="2880" w:hanging="360"/>
+      </w:pPr>
+      <w:rPr>
+        <w:rFonts w:ascii="Wingdings" w:hAnsi="Wingdings" w:hint="default"/>
+        <w:sz w:val="20"/>
+      </w:rPr>
+    </w:lvl>
+    <w:lvl w:ilvl="4" w:tentative="1">
+      <w:start w:val="1"/>
+      <w:numFmt w:val="bullet"/>
+      <w:lvlText w:val=""/>
+      <w:lvlJc w:val="left"/>
+      <w:pPr>
+        <w:tabs>
+          <w:tab w:val="num" w:pos="3600"/>
+        </w:tabs>
+        <w:ind w:left="3600" w:hanging="360"/>
+      </w:pPr>
+      <w:rPr>
+        <w:rFonts w:ascii="Wingdings" w:hAnsi="Wingdings" w:hint="default"/>
+        <w:sz w:val="20"/>
+      </w:rPr>
+    </w:lvl>
+    <w:lvl w:ilvl="5" w:tentative="1">
+      <w:start w:val="1"/>
+      <w:numFmt w:val="bullet"/>
+      <w:lvlText w:val=""/>
+      <w:lvlJc w:val="left"/>
+      <w:pPr>
+        <w:tabs>
+          <w:tab w:val="num" w:pos="4320"/>
+        </w:tabs>
+        <w:ind w:left="4320" w:hanging="360"/>
+      </w:pPr>
+      <w:rPr>
+        <w:rFonts w:ascii="Wingdings" w:hAnsi="Wingdings" w:hint="default"/>
+        <w:sz w:val="20"/>
+      </w:rPr>
+    </w:lvl>
+    <w:lvl w:ilvl="6" w:tentative="1">
+      <w:start w:val="1"/>
+      <w:numFmt w:val="bullet"/>
+      <w:lvlText w:val=""/>
+      <w:lvlJc w:val="left"/>
+      <w:pPr>
+        <w:tabs>
+          <w:tab w:val="num" w:pos="5040"/>
+        </w:tabs>
+        <w:ind w:left="5040" w:hanging="360"/>
+      </w:pPr>
+      <w:rPr>
+        <w:rFonts w:ascii="Wingdings" w:hAnsi="Wingdings" w:hint="default"/>
+        <w:sz w:val="20"/>
+      </w:rPr>
+    </w:lvl>
+    <w:lvl w:ilvl="7" w:tentative="1">
+      <w:start w:val="1"/>
+      <w:numFmt w:val="bullet"/>
+      <w:lvlText w:val=""/>
+      <w:lvlJc w:val="left"/>
+      <w:pPr>
+        <w:tabs>
+          <w:tab w:val="num" w:pos="5760"/>
+        </w:tabs>
+        <w:ind w:left="5760" w:hanging="360"/>
+      </w:pPr>
+      <w:rPr>
+        <w:rFonts w:ascii="Wingdings" w:hAnsi="Wingdings" w:hint="default"/>
+        <w:sz w:val="20"/>
+      </w:rPr>
+    </w:lvl>
+    <w:lvl w:ilvl="8" w:tentative="1">
+      <w:start w:val="1"/>
+      <w:numFmt w:val="bullet"/>
+      <w:lvlText w:val=""/>
+      <w:lvlJc w:val="left"/>
+      <w:pPr>
+        <w:tabs>
+          <w:tab w:val="num" w:pos="6480"/>
+        </w:tabs>
+        <w:ind w:left="6480" w:hanging="360"/>
+      </w:pPr>
+      <w:rPr>
+        <w:rFonts w:ascii="Wingdings" w:hAnsi="Wingdings" w:hint="default"/>
+        <w:sz w:val="20"/>
+      </w:rPr>
+    </w:lvl>
+  </w:abstractNum>
+  <w:abstractNum w:abstractNumId="8" w15:restartNumberingAfterBreak="0">
+    <w:nsid w:val="23DC7956"/>
+    <w:multiLevelType w:val="multilevel"/>
+    <w:tmpl w:val="7326E904"/>
+    <w:lvl w:ilvl="0">
+      <w:start w:val="1"/>
+      <w:numFmt w:val="bullet"/>
+      <w:lvlText w:val=""/>
+      <w:lvlJc w:val="left"/>
+      <w:pPr>
+        <w:tabs>
+          <w:tab w:val="num" w:pos="720"/>
+        </w:tabs>
+        <w:ind w:left="720" w:hanging="360"/>
+      </w:pPr>
+      <w:rPr>
+        <w:rFonts w:ascii="Symbol" w:hAnsi="Symbol" w:hint="default"/>
+        <w:sz w:val="20"/>
+      </w:rPr>
+    </w:lvl>
+    <w:lvl w:ilvl="1" w:tentative="1">
+      <w:start w:val="1"/>
+      <w:numFmt w:val="bullet"/>
+      <w:lvlText w:val="o"/>
+      <w:lvlJc w:val="left"/>
+      <w:pPr>
+        <w:tabs>
+          <w:tab w:val="num" w:pos="1440"/>
+        </w:tabs>
+        <w:ind w:left="1440" w:hanging="360"/>
+      </w:pPr>
+      <w:rPr>
+        <w:rFonts w:ascii="Courier New" w:hAnsi="Courier New" w:hint="default"/>
+        <w:sz w:val="20"/>
+      </w:rPr>
+    </w:lvl>
+    <w:lvl w:ilvl="2" w:tentative="1">
+      <w:start w:val="1"/>
+      <w:numFmt w:val="bullet"/>
+      <w:lvlText w:val=""/>
+      <w:lvlJc w:val="left"/>
+      <w:pPr>
+        <w:tabs>
+          <w:tab w:val="num" w:pos="2160"/>
+        </w:tabs>
+        <w:ind w:left="2160" w:hanging="360"/>
+      </w:pPr>
+      <w:rPr>
+        <w:rFonts w:ascii="Wingdings" w:hAnsi="Wingdings" w:hint="default"/>
+        <w:sz w:val="20"/>
+      </w:rPr>
+    </w:lvl>
+    <w:lvl w:ilvl="3" w:tentative="1">
+      <w:start w:val="1"/>
+      <w:numFmt w:val="bullet"/>
+      <w:lvlText w:val=""/>
+      <w:lvlJc w:val="left"/>
+      <w:pPr>
+        <w:tabs>
+          <w:tab w:val="num" w:pos="2880"/>
+        </w:tabs>
+        <w:ind w:left="2880" w:hanging="360"/>
+      </w:pPr>
+      <w:rPr>
+        <w:rFonts w:ascii="Wingdings" w:hAnsi="Wingdings" w:hint="default"/>
+        <w:sz w:val="20"/>
+      </w:rPr>
+    </w:lvl>
+    <w:lvl w:ilvl="4" w:tentative="1">
+      <w:start w:val="1"/>
+      <w:numFmt w:val="bullet"/>
+      <w:lvlText w:val=""/>
+      <w:lvlJc w:val="left"/>
+      <w:pPr>
+        <w:tabs>
+          <w:tab w:val="num" w:pos="3600"/>
+        </w:tabs>
+        <w:ind w:left="3600" w:hanging="360"/>
+      </w:pPr>
+      <w:rPr>
+        <w:rFonts w:ascii="Wingdings" w:hAnsi="Wingdings" w:hint="default"/>
+        <w:sz w:val="20"/>
+      </w:rPr>
+    </w:lvl>
+    <w:lvl w:ilvl="5" w:tentative="1">
+      <w:start w:val="1"/>
+      <w:numFmt w:val="bullet"/>
+      <w:lvlText w:val=""/>
+      <w:lvlJc w:val="left"/>
+      <w:pPr>
+        <w:tabs>
+          <w:tab w:val="num" w:pos="4320"/>
+        </w:tabs>
+        <w:ind w:left="4320" w:hanging="360"/>
+      </w:pPr>
+      <w:rPr>
+        <w:rFonts w:ascii="Wingdings" w:hAnsi="Wingdings" w:hint="default"/>
+        <w:sz w:val="20"/>
+      </w:rPr>
+    </w:lvl>
+    <w:lvl w:ilvl="6" w:tentative="1">
+      <w:start w:val="1"/>
+      <w:numFmt w:val="bullet"/>
+      <w:lvlText w:val=""/>
+      <w:lvlJc w:val="left"/>
+      <w:pPr>
+        <w:tabs>
+          <w:tab w:val="num" w:pos="5040"/>
+        </w:tabs>
+        <w:ind w:left="5040" w:hanging="360"/>
+      </w:pPr>
+      <w:rPr>
+        <w:rFonts w:ascii="Wingdings" w:hAnsi="Wingdings" w:hint="default"/>
+        <w:sz w:val="20"/>
+      </w:rPr>
+    </w:lvl>
+    <w:lvl w:ilvl="7" w:tentative="1">
+      <w:start w:val="1"/>
+      <w:numFmt w:val="bullet"/>
+      <w:lvlText w:val=""/>
+      <w:lvlJc w:val="left"/>
+      <w:pPr>
+        <w:tabs>
+          <w:tab w:val="num" w:pos="5760"/>
+        </w:tabs>
+        <w:ind w:left="5760" w:hanging="360"/>
+      </w:pPr>
+      <w:rPr>
+        <w:rFonts w:ascii="Wingdings" w:hAnsi="Wingdings" w:hint="default"/>
+        <w:sz w:val="20"/>
+      </w:rPr>
+    </w:lvl>
+    <w:lvl w:ilvl="8" w:tentative="1">
+      <w:start w:val="1"/>
+      <w:numFmt w:val="bullet"/>
+      <w:lvlText w:val=""/>
+      <w:lvlJc w:val="left"/>
+      <w:pPr>
+        <w:tabs>
+          <w:tab w:val="num" w:pos="6480"/>
+        </w:tabs>
+        <w:ind w:left="6480" w:hanging="360"/>
+      </w:pPr>
+      <w:rPr>
+        <w:rFonts w:ascii="Wingdings" w:hAnsi="Wingdings" w:hint="default"/>
+        <w:sz w:val="20"/>
+      </w:rPr>
+    </w:lvl>
+  </w:abstractNum>
+  <w:abstractNum w:abstractNumId="9" w15:restartNumberingAfterBreak="0">
+    <w:nsid w:val="2C8D550E"/>
+    <w:multiLevelType w:val="multilevel"/>
+    <w:tmpl w:val="9D24E8DC"/>
+    <w:lvl w:ilvl="0">
+      <w:start w:val="1"/>
+      <w:numFmt w:val="bullet"/>
+      <w:lvlText w:val=""/>
+      <w:lvlJc w:val="left"/>
+      <w:pPr>
+        <w:tabs>
+          <w:tab w:val="num" w:pos="720"/>
+        </w:tabs>
+        <w:ind w:left="720" w:hanging="360"/>
+      </w:pPr>
+      <w:rPr>
+        <w:rFonts w:ascii="Symbol" w:hAnsi="Symbol" w:hint="default"/>
+        <w:sz w:val="20"/>
+      </w:rPr>
+    </w:lvl>
+    <w:lvl w:ilvl="1" w:tentative="1">
+      <w:start w:val="1"/>
+      <w:numFmt w:val="bullet"/>
+      <w:lvlText w:val="o"/>
+      <w:lvlJc w:val="left"/>
+      <w:pPr>
+        <w:tabs>
+          <w:tab w:val="num" w:pos="1440"/>
+        </w:tabs>
+        <w:ind w:left="1440" w:hanging="360"/>
+      </w:pPr>
+      <w:rPr>
+        <w:rFonts w:ascii="Courier New" w:hAnsi="Courier New" w:hint="default"/>
+        <w:sz w:val="20"/>
+      </w:rPr>
+    </w:lvl>
+    <w:lvl w:ilvl="2" w:tentative="1">
+      <w:start w:val="1"/>
+      <w:numFmt w:val="bullet"/>
+      <w:lvlText w:val=""/>
+      <w:lvlJc w:val="left"/>
+      <w:pPr>
+        <w:tabs>
+          <w:tab w:val="num" w:pos="2160"/>
+        </w:tabs>
+        <w:ind w:left="2160" w:hanging="360"/>
+      </w:pPr>
+      <w:rPr>
+        <w:rFonts w:ascii="Wingdings" w:hAnsi="Wingdings" w:hint="default"/>
+        <w:sz w:val="20"/>
+      </w:rPr>
+    </w:lvl>
+    <w:lvl w:ilvl="3" w:tentative="1">
+      <w:start w:val="1"/>
+      <w:numFmt w:val="bullet"/>
+      <w:lvlText w:val=""/>
+      <w:lvlJc w:val="left"/>
+      <w:pPr>
+        <w:tabs>
+          <w:tab w:val="num" w:pos="2880"/>
+        </w:tabs>
+        <w:ind w:left="2880" w:hanging="360"/>
+      </w:pPr>
+      <w:rPr>
+        <w:rFonts w:ascii="Wingdings" w:hAnsi="Wingdings" w:hint="default"/>
+        <w:sz w:val="20"/>
+      </w:rPr>
+    </w:lvl>
+    <w:lvl w:ilvl="4" w:tentative="1">
+      <w:start w:val="1"/>
+      <w:numFmt w:val="bullet"/>
+      <w:lvlText w:val=""/>
+      <w:lvlJc w:val="left"/>
+      <w:pPr>
+        <w:tabs>
+          <w:tab w:val="num" w:pos="3600"/>
+        </w:tabs>
+        <w:ind w:left="3600" w:hanging="360"/>
+      </w:pPr>
+      <w:rPr>
+        <w:rFonts w:ascii="Wingdings" w:hAnsi="Wingdings" w:hint="default"/>
+        <w:sz w:val="20"/>
+      </w:rPr>
+    </w:lvl>
+    <w:lvl w:ilvl="5" w:tentative="1">
+      <w:start w:val="1"/>
+      <w:numFmt w:val="bullet"/>
+      <w:lvlText w:val=""/>
+      <w:lvlJc w:val="left"/>
+      <w:pPr>
+        <w:tabs>
+          <w:tab w:val="num" w:pos="4320"/>
+        </w:tabs>
+        <w:ind w:left="4320" w:hanging="360"/>
+      </w:pPr>
+      <w:rPr>
+        <w:rFonts w:ascii="Wingdings" w:hAnsi="Wingdings" w:hint="default"/>
+        <w:sz w:val="20"/>
+      </w:rPr>
+    </w:lvl>
+    <w:lvl w:ilvl="6" w:tentative="1">
+      <w:start w:val="1"/>
+      <w:numFmt w:val="bullet"/>
+      <w:lvlText w:val=""/>
+      <w:lvlJc w:val="left"/>
+      <w:pPr>
+        <w:tabs>
+          <w:tab w:val="num" w:pos="5040"/>
+        </w:tabs>
+        <w:ind w:left="5040" w:hanging="360"/>
+      </w:pPr>
+      <w:rPr>
+        <w:rFonts w:ascii="Wingdings" w:hAnsi="Wingdings" w:hint="default"/>
+        <w:sz w:val="20"/>
+      </w:rPr>
+    </w:lvl>
+    <w:lvl w:ilvl="7" w:tentative="1">
+      <w:start w:val="1"/>
+      <w:numFmt w:val="bullet"/>
+      <w:lvlText w:val=""/>
+      <w:lvlJc w:val="left"/>
+      <w:pPr>
+        <w:tabs>
+          <w:tab w:val="num" w:pos="5760"/>
+        </w:tabs>
+        <w:ind w:left="5760" w:hanging="360"/>
+      </w:pPr>
+      <w:rPr>
+        <w:rFonts w:ascii="Wingdings" w:hAnsi="Wingdings" w:hint="default"/>
+        <w:sz w:val="20"/>
+      </w:rPr>
+    </w:lvl>
+    <w:lvl w:ilvl="8" w:tentative="1">
+      <w:start w:val="1"/>
+      <w:numFmt w:val="bullet"/>
+      <w:lvlText w:val=""/>
+      <w:lvlJc w:val="left"/>
+      <w:pPr>
+        <w:tabs>
+          <w:tab w:val="num" w:pos="6480"/>
+        </w:tabs>
+        <w:ind w:left="6480" w:hanging="360"/>
+      </w:pPr>
+      <w:rPr>
+        <w:rFonts w:ascii="Wingdings" w:hAnsi="Wingdings" w:hint="default"/>
+        <w:sz w:val="20"/>
+      </w:rPr>
+    </w:lvl>
+  </w:abstractNum>
+  <w:abstractNum w:abstractNumId="10" w15:restartNumberingAfterBreak="0">
+    <w:nsid w:val="383575EF"/>
+    <w:multiLevelType w:val="multilevel"/>
+    <w:tmpl w:val="340A0025"/>
+    <w:lvl w:ilvl="0">
+      <w:start w:val="1"/>
+      <w:numFmt w:val="decimal"/>
+      <w:pStyle w:val="Heading1"/>
+      <w:lvlText w:val="%1"/>
+      <w:lvlJc w:val="left"/>
+      <w:pPr>
+        <w:ind w:left="432" w:hanging="432"/>
+      </w:pPr>
+    </w:lvl>
+    <w:lvl w:ilvl="1">
+      <w:start w:val="1"/>
+      <w:numFmt w:val="decimal"/>
+      <w:pStyle w:val="Heading2"/>
+      <w:lvlText w:val="%1.%2"/>
+      <w:lvlJc w:val="left"/>
+      <w:pPr>
+        <w:ind w:left="576" w:hanging="576"/>
+      </w:pPr>
+    </w:lvl>
+    <w:lvl w:ilvl="2">
+      <w:start w:val="1"/>
+      <w:numFmt w:val="decimal"/>
+      <w:pStyle w:val="Heading3"/>
+      <w:lvlText w:val="%1.%2.%3"/>
+      <w:lvlJc w:val="left"/>
+      <w:pPr>
+        <w:ind w:left="720" w:hanging="720"/>
+      </w:pPr>
+    </w:lvl>
+    <w:lvl w:ilvl="3">
+      <w:start w:val="1"/>
+      <w:numFmt w:val="decimal"/>
+      <w:pStyle w:val="Heading4"/>
+      <w:lvlText w:val="%1.%2.%3.%4"/>
+      <w:lvlJc w:val="left"/>
+      <w:pPr>
+        <w:ind w:left="864" w:hanging="864"/>
+      </w:pPr>
+    </w:lvl>
+    <w:lvl w:ilvl="4">
+      <w:start w:val="1"/>
+      <w:numFmt w:val="decimal"/>
+      <w:pStyle w:val="Heading5"/>
+      <w:lvlText w:val="%1.%2.%3.%4.%5"/>
+      <w:lvlJc w:val="left"/>
+      <w:pPr>
+        <w:ind w:left="1008" w:hanging="1008"/>
+      </w:pPr>
+    </w:lvl>
+    <w:lvl w:ilvl="5">
+      <w:start w:val="1"/>
+      <w:numFmt w:val="decimal"/>
+      <w:pStyle w:val="Heading6"/>
+      <w:lvlText w:val="%1.%2.%3.%4.%5.%6"/>
+      <w:lvlJc w:val="left"/>
+      <w:pPr>
+        <w:ind w:left="1152" w:hanging="1152"/>
+      </w:pPr>
+    </w:lvl>
+    <w:lvl w:ilvl="6">
+      <w:start w:val="1"/>
+      <w:numFmt w:val="decimal"/>
+      <w:pStyle w:val="Heading7"/>
+      <w:lvlText w:val="%1.%2.%3.%4.%5.%6.%7"/>
+      <w:lvlJc w:val="left"/>
+      <w:pPr>
+        <w:ind w:left="1296" w:hanging="1296"/>
+      </w:pPr>
+    </w:lvl>
+    <w:lvl w:ilvl="7">
+      <w:start w:val="1"/>
+      <w:numFmt w:val="decimal"/>
+      <w:pStyle w:val="Heading8"/>
+      <w:lvlText w:val="%1.%2.%3.%4.%5.%6.%7.%8"/>
+      <w:lvlJc w:val="left"/>
+      <w:pPr>
+        <w:ind w:left="1440" w:hanging="1440"/>
+      </w:pPr>
+    </w:lvl>
+    <w:lvl w:ilvl="8">
+      <w:start w:val="1"/>
+      <w:numFmt w:val="decimal"/>
+      <w:pStyle w:val="Heading9"/>
+      <w:lvlText w:val="%1.%2.%3.%4.%5.%6.%7.%8.%9"/>
+      <w:lvlJc w:val="left"/>
+      <w:pPr>
+        <w:ind w:left="1584" w:hanging="1584"/>
+      </w:pPr>
+    </w:lvl>
+  </w:abstractNum>
+  <w:abstractNum w:abstractNumId="11" w15:restartNumberingAfterBreak="0">
+    <w:nsid w:val="3B9E5D40"/>
+    <w:multiLevelType w:val="hybridMultilevel"/>
+    <w:tmpl w:val="570CFC50"/>
+    <w:lvl w:ilvl="0" w:tplc="340A0001">
+      <w:start w:val="1"/>
+      <w:numFmt w:val="bullet"/>
+      <w:lvlText w:val=""/>
+      <w:lvlJc w:val="left"/>
+      <w:pPr>
+        <w:ind w:left="720" w:hanging="360"/>
+      </w:pPr>
+      <w:rPr>
+        <w:rFonts w:ascii="Symbol" w:hAnsi="Symbol" w:hint="default"/>
+      </w:rPr>
+    </w:lvl>
+    <w:lvl w:ilvl="1" w:tplc="340A0003" w:tentative="1">
+      <w:start w:val="1"/>
+      <w:numFmt w:val="bullet"/>
+      <w:lvlText w:val="o"/>
+      <w:lvlJc w:val="left"/>
+      <w:pPr>
+        <w:ind w:left="1440" w:hanging="360"/>
+      </w:pPr>
+      <w:rPr>
+        <w:rFonts w:ascii="Courier New" w:hAnsi="Courier New" w:cs="Courier New" w:hint="default"/>
+      </w:rPr>
+    </w:lvl>
+    <w:lvl w:ilvl="2" w:tplc="340A0005" w:tentative="1">
+      <w:start w:val="1"/>
+      <w:numFmt w:val="bullet"/>
+      <w:lvlText w:val=""/>
+      <w:lvlJc w:val="left"/>
+      <w:pPr>
+        <w:ind w:left="2160" w:hanging="360"/>
+      </w:pPr>
+      <w:rPr>
+        <w:rFonts w:ascii="Wingdings" w:hAnsi="Wingdings" w:hint="default"/>
+      </w:rPr>
+    </w:lvl>
+    <w:lvl w:ilvl="3" w:tplc="340A0001" w:tentative="1">
+      <w:start w:val="1"/>
+      <w:numFmt w:val="bullet"/>
+      <w:lvlText w:val=""/>
+      <w:lvlJc w:val="left"/>
+      <w:pPr>
+        <w:ind w:left="2880" w:hanging="360"/>
+      </w:pPr>
+      <w:rPr>
+        <w:rFonts w:ascii="Symbol" w:hAnsi="Symbol" w:hint="default"/>
+      </w:rPr>
+    </w:lvl>
+    <w:lvl w:ilvl="4" w:tplc="340A0003" w:tentative="1">
+      <w:start w:val="1"/>
+      <w:numFmt w:val="bullet"/>
+      <w:lvlText w:val="o"/>
+      <w:lvlJc w:val="left"/>
+      <w:pPr>
+        <w:ind w:left="3600" w:hanging="360"/>
+      </w:pPr>
+      <w:rPr>
+        <w:rFonts w:ascii="Courier New" w:hAnsi="Courier New" w:cs="Courier New" w:hint="default"/>
+      </w:rPr>
+    </w:lvl>
+    <w:lvl w:ilvl="5" w:tplc="340A0005" w:tentative="1">
+      <w:start w:val="1"/>
+      <w:numFmt w:val="bullet"/>
+      <w:lvlText w:val=""/>
+      <w:lvlJc w:val="left"/>
+      <w:pPr>
+        <w:ind w:left="4320" w:hanging="360"/>
+      </w:pPr>
+      <w:rPr>
+        <w:rFonts w:ascii="Wingdings" w:hAnsi="Wingdings" w:hint="default"/>
+      </w:rPr>
+    </w:lvl>
+    <w:lvl w:ilvl="6" w:tplc="340A0001" w:tentative="1">
+      <w:start w:val="1"/>
+      <w:numFmt w:val="bullet"/>
+      <w:lvlText w:val=""/>
+      <w:lvlJc w:val="left"/>
+      <w:pPr>
+        <w:ind w:left="5040" w:hanging="360"/>
+      </w:pPr>
+      <w:rPr>
+        <w:rFonts w:ascii="Symbol" w:hAnsi="Symbol" w:hint="default"/>
+      </w:rPr>
+    </w:lvl>
+    <w:lvl w:ilvl="7" w:tplc="340A0003" w:tentative="1">
+      <w:start w:val="1"/>
+      <w:numFmt w:val="bullet"/>
+      <w:lvlText w:val="o"/>
+      <w:lvlJc w:val="left"/>
+      <w:pPr>
+        <w:ind w:left="5760" w:hanging="360"/>
+      </w:pPr>
+      <w:rPr>
+        <w:rFonts w:ascii="Courier New" w:hAnsi="Courier New" w:cs="Courier New" w:hint="default"/>
+      </w:rPr>
+    </w:lvl>
+    <w:lvl w:ilvl="8" w:tplc="340A0005" w:tentative="1">
+      <w:start w:val="1"/>
+      <w:numFmt w:val="bullet"/>
+      <w:lvlText w:val=""/>
+      <w:lvlJc w:val="left"/>
+      <w:pPr>
+        <w:ind w:left="6480" w:hanging="360"/>
+      </w:pPr>
+      <w:rPr>
+        <w:rFonts w:ascii="Wingdings" w:hAnsi="Wingdings" w:hint="default"/>
+      </w:rPr>
+    </w:lvl>
+  </w:abstractNum>
+  <w:abstractNum w:abstractNumId="12" w15:restartNumberingAfterBreak="0">
+    <w:nsid w:val="3C5B3FE2"/>
+    <w:multiLevelType w:val="hybridMultilevel"/>
+    <w:tmpl w:val="91FA8C38"/>
+    <w:lvl w:ilvl="0" w:tplc="CA4C534A">
+      <w:start w:val="1"/>
+      <w:numFmt w:val="decimal"/>
+      <w:lvlText w:val="%1."/>
+      <w:lvlJc w:val="left"/>
+      <w:pPr>
+        <w:ind w:left="750" w:hanging="390"/>
+      </w:pPr>
+      <w:rPr>
+        <w:rFonts w:hint="default"/>
+      </w:rPr>
+    </w:lvl>
+    <w:lvl w:ilvl="1" w:tplc="340A0019" w:tentative="1">
+      <w:start w:val="1"/>
+      <w:numFmt w:val="lowerLetter"/>
+      <w:lvlText w:val="%2."/>
+      <w:lvlJc w:val="left"/>
+      <w:pPr>
+        <w:ind w:left="1440" w:hanging="360"/>
+      </w:pPr>
+    </w:lvl>
+    <w:lvl w:ilvl="2" w:tplc="340A001B" w:tentative="1">
+      <w:start w:val="1"/>
+      <w:numFmt w:val="lowerRoman"/>
+      <w:lvlText w:val="%3."/>
+      <w:lvlJc w:val="right"/>
+      <w:pPr>
+        <w:ind w:left="2160" w:hanging="180"/>
+      </w:pPr>
+    </w:lvl>
+    <w:lvl w:ilvl="3" w:tplc="340A000F" w:tentative="1">
+      <w:start w:val="1"/>
+      <w:numFmt w:val="decimal"/>
+      <w:lvlText w:val="%4."/>
+      <w:lvlJc w:val="left"/>
+      <w:pPr>
+        <w:ind w:left="2880" w:hanging="360"/>
+      </w:pPr>
+    </w:lvl>
+    <w:lvl w:ilvl="4" w:tplc="340A0019" w:tentative="1">
+      <w:start w:val="1"/>
+      <w:numFmt w:val="lowerLetter"/>
+      <w:lvlText w:val="%5."/>
+      <w:lvlJc w:val="left"/>
+      <w:pPr>
+        <w:ind w:left="3600" w:hanging="360"/>
+      </w:pPr>
+    </w:lvl>
+    <w:lvl w:ilvl="5" w:tplc="340A001B" w:tentative="1">
+      <w:start w:val="1"/>
+      <w:numFmt w:val="lowerRoman"/>
+      <w:lvlText w:val="%6."/>
+      <w:lvlJc w:val="right"/>
+      <w:pPr>
+        <w:ind w:left="4320" w:hanging="180"/>
+      </w:pPr>
+    </w:lvl>
+    <w:lvl w:ilvl="6" w:tplc="340A000F" w:tentative="1">
+      <w:start w:val="1"/>
+      <w:numFmt w:val="decimal"/>
+      <w:lvlText w:val="%7."/>
+      <w:lvlJc w:val="left"/>
+      <w:pPr>
+        <w:ind w:left="5040" w:hanging="360"/>
+      </w:pPr>
+    </w:lvl>
+    <w:lvl w:ilvl="7" w:tplc="340A0019" w:tentative="1">
+      <w:start w:val="1"/>
+      <w:numFmt w:val="lowerLetter"/>
+      <w:lvlText w:val="%8."/>
+      <w:lvlJc w:val="left"/>
+      <w:pPr>
+        <w:ind w:left="5760" w:hanging="360"/>
+      </w:pPr>
+    </w:lvl>
+    <w:lvl w:ilvl="8" w:tplc="340A001B" w:tentative="1">
+      <w:start w:val="1"/>
+      <w:numFmt w:val="lowerRoman"/>
+      <w:lvlText w:val="%9."/>
+      <w:lvlJc w:val="right"/>
+      <w:pPr>
+        <w:ind w:left="6480" w:hanging="180"/>
+      </w:pPr>
+    </w:lvl>
+  </w:abstractNum>
+  <w:abstractNum w:abstractNumId="13" w15:restartNumberingAfterBreak="0">
+    <w:nsid w:val="3F597148"/>
+    <w:multiLevelType w:val="multilevel"/>
+    <w:tmpl w:val="4CAE3A00"/>
+    <w:lvl w:ilvl="0">
+      <w:start w:val="1"/>
+      <w:numFmt w:val="bullet"/>
+      <w:lvlText w:val=""/>
+      <w:lvlJc w:val="left"/>
+      <w:pPr>
+        <w:tabs>
+          <w:tab w:val="num" w:pos="720"/>
+        </w:tabs>
+        <w:ind w:left="720" w:hanging="360"/>
+      </w:pPr>
+      <w:rPr>
+        <w:rFonts w:ascii="Symbol" w:hAnsi="Symbol" w:hint="default"/>
+        <w:sz w:val="20"/>
+      </w:rPr>
+    </w:lvl>
+    <w:lvl w:ilvl="1" w:tentative="1">
+      <w:start w:val="1"/>
+      <w:numFmt w:val="bullet"/>
+      <w:lvlText w:val="o"/>
+      <w:lvlJc w:val="left"/>
+      <w:pPr>
+        <w:tabs>
+          <w:tab w:val="num" w:pos="1440"/>
+        </w:tabs>
+        <w:ind w:left="1440" w:hanging="360"/>
+      </w:pPr>
+      <w:rPr>
+        <w:rFonts w:ascii="Courier New" w:hAnsi="Courier New" w:hint="default"/>
+        <w:sz w:val="20"/>
+      </w:rPr>
+    </w:lvl>
+    <w:lvl w:ilvl="2" w:tentative="1">
+      <w:start w:val="1"/>
+      <w:numFmt w:val="bullet"/>
+      <w:lvlText w:val=""/>
+      <w:lvlJc w:val="left"/>
+      <w:pPr>
+        <w:tabs>
+          <w:tab w:val="num" w:pos="2160"/>
+        </w:tabs>
+        <w:ind w:left="2160" w:hanging="360"/>
+      </w:pPr>
+      <w:rPr>
+        <w:rFonts w:ascii="Wingdings" w:hAnsi="Wingdings" w:hint="default"/>
+        <w:sz w:val="20"/>
+      </w:rPr>
+    </w:lvl>
+    <w:lvl w:ilvl="3" w:tentative="1">
+      <w:start w:val="1"/>
+      <w:numFmt w:val="bullet"/>
+      <w:lvlText w:val=""/>
+      <w:lvlJc w:val="left"/>
+      <w:pPr>
+        <w:tabs>
+          <w:tab w:val="num" w:pos="2880"/>
+        </w:tabs>
+        <w:ind w:left="2880" w:hanging="360"/>
+      </w:pPr>
+      <w:rPr>
+        <w:rFonts w:ascii="Wingdings" w:hAnsi="Wingdings" w:hint="default"/>
+        <w:sz w:val="20"/>
+      </w:rPr>
+    </w:lvl>
+    <w:lvl w:ilvl="4" w:tentative="1">
+      <w:start w:val="1"/>
+      <w:numFmt w:val="bullet"/>
+      <w:lvlText w:val=""/>
+      <w:lvlJc w:val="left"/>
+      <w:pPr>
+        <w:tabs>
+          <w:tab w:val="num" w:pos="3600"/>
+        </w:tabs>
+        <w:ind w:left="3600" w:hanging="360"/>
+      </w:pPr>
+      <w:rPr>
+        <w:rFonts w:ascii="Wingdings" w:hAnsi="Wingdings" w:hint="default"/>
+        <w:sz w:val="20"/>
+      </w:rPr>
+    </w:lvl>
+    <w:lvl w:ilvl="5" w:tentative="1">
+      <w:start w:val="1"/>
+      <w:numFmt w:val="bullet"/>
+      <w:lvlText w:val=""/>
+      <w:lvlJc w:val="left"/>
+      <w:pPr>
+        <w:tabs>
+          <w:tab w:val="num" w:pos="4320"/>
+        </w:tabs>
+        <w:ind w:left="4320" w:hanging="360"/>
+      </w:pPr>
+      <w:rPr>
+        <w:rFonts w:ascii="Wingdings" w:hAnsi="Wingdings" w:hint="default"/>
+        <w:sz w:val="20"/>
+      </w:rPr>
+    </w:lvl>
+    <w:lvl w:ilvl="6" w:tentative="1">
+      <w:start w:val="1"/>
+      <w:numFmt w:val="bullet"/>
+      <w:lvlText w:val=""/>
+      <w:lvlJc w:val="left"/>
+      <w:pPr>
+        <w:tabs>
+          <w:tab w:val="num" w:pos="5040"/>
+        </w:tabs>
+        <w:ind w:left="5040" w:hanging="360"/>
+      </w:pPr>
+      <w:rPr>
+        <w:rFonts w:ascii="Wingdings" w:hAnsi="Wingdings" w:hint="default"/>
+        <w:sz w:val="20"/>
+      </w:rPr>
+    </w:lvl>
+    <w:lvl w:ilvl="7" w:tentative="1">
+      <w:start w:val="1"/>
+      <w:numFmt w:val="bullet"/>
+      <w:lvlText w:val=""/>
+      <w:lvlJc w:val="left"/>
+      <w:pPr>
+        <w:tabs>
+          <w:tab w:val="num" w:pos="5760"/>
+        </w:tabs>
+        <w:ind w:left="5760" w:hanging="360"/>
+      </w:pPr>
+      <w:rPr>
+        <w:rFonts w:ascii="Wingdings" w:hAnsi="Wingdings" w:hint="default"/>
+        <w:sz w:val="20"/>
+      </w:rPr>
+    </w:lvl>
+    <w:lvl w:ilvl="8" w:tentative="1">
+      <w:start w:val="1"/>
+      <w:numFmt w:val="bullet"/>
+      <w:lvlText w:val=""/>
+      <w:lvlJc w:val="left"/>
+      <w:pPr>
+        <w:tabs>
+          <w:tab w:val="num" w:pos="6480"/>
+        </w:tabs>
+        <w:ind w:left="6480" w:hanging="360"/>
+      </w:pPr>
+      <w:rPr>
+        <w:rFonts w:ascii="Wingdings" w:hAnsi="Wingdings" w:hint="default"/>
+        <w:sz w:val="20"/>
+      </w:rPr>
+    </w:lvl>
+  </w:abstractNum>
+  <w:abstractNum w:abstractNumId="14" w15:restartNumberingAfterBreak="0">
+    <w:nsid w:val="475122A6"/>
+    <w:multiLevelType w:val="hybridMultilevel"/>
+    <w:tmpl w:val="DA9406CE"/>
+    <w:lvl w:ilvl="0" w:tplc="340A0001">
+      <w:start w:val="1"/>
+      <w:numFmt w:val="bullet"/>
+      <w:lvlText w:val=""/>
+      <w:lvlJc w:val="left"/>
+      <w:pPr>
+        <w:ind w:left="720" w:hanging="360"/>
+      </w:pPr>
+      <w:rPr>
+        <w:rFonts w:ascii="Symbol" w:hAnsi="Symbol" w:hint="default"/>
+      </w:rPr>
+    </w:lvl>
+    <w:lvl w:ilvl="1" w:tplc="340A0003" w:tentative="1">
+      <w:start w:val="1"/>
+      <w:numFmt w:val="bullet"/>
+      <w:lvlText w:val="o"/>
+      <w:lvlJc w:val="left"/>
+      <w:pPr>
+        <w:ind w:left="1440" w:hanging="360"/>
+      </w:pPr>
+      <w:rPr>
+        <w:rFonts w:ascii="Courier New" w:hAnsi="Courier New" w:cs="Courier New" w:hint="default"/>
+      </w:rPr>
+    </w:lvl>
+    <w:lvl w:ilvl="2" w:tplc="340A0005" w:tentative="1">
+      <w:start w:val="1"/>
+      <w:numFmt w:val="bullet"/>
+      <w:lvlText w:val=""/>
+      <w:lvlJc w:val="left"/>
+      <w:pPr>
+        <w:ind w:left="2160" w:hanging="360"/>
+      </w:pPr>
+      <w:rPr>
+        <w:rFonts w:ascii="Wingdings" w:hAnsi="Wingdings" w:hint="default"/>
+      </w:rPr>
+    </w:lvl>
+    <w:lvl w:ilvl="3" w:tplc="340A0001" w:tentative="1">
+      <w:start w:val="1"/>
+      <w:numFmt w:val="bullet"/>
+      <w:lvlText w:val=""/>
+      <w:lvlJc w:val="left"/>
+      <w:pPr>
+        <w:ind w:left="2880" w:hanging="360"/>
+      </w:pPr>
+      <w:rPr>
+        <w:rFonts w:ascii="Symbol" w:hAnsi="Symbol" w:hint="default"/>
+      </w:rPr>
+    </w:lvl>
+    <w:lvl w:ilvl="4" w:tplc="340A0003" w:tentative="1">
+      <w:start w:val="1"/>
+      <w:numFmt w:val="bullet"/>
+      <w:lvlText w:val="o"/>
+      <w:lvlJc w:val="left"/>
+      <w:pPr>
+        <w:ind w:left="3600" w:hanging="360"/>
+      </w:pPr>
+      <w:rPr>
+        <w:rFonts w:ascii="Courier New" w:hAnsi="Courier New" w:cs="Courier New" w:hint="default"/>
+      </w:rPr>
+    </w:lvl>
+    <w:lvl w:ilvl="5" w:tplc="340A0005" w:tentative="1">
+      <w:start w:val="1"/>
+      <w:numFmt w:val="bullet"/>
+      <w:lvlText w:val=""/>
+      <w:lvlJc w:val="left"/>
+      <w:pPr>
+        <w:ind w:left="4320" w:hanging="360"/>
+      </w:pPr>
+      <w:rPr>
+        <w:rFonts w:ascii="Wingdings" w:hAnsi="Wingdings" w:hint="default"/>
+      </w:rPr>
+    </w:lvl>
+    <w:lvl w:ilvl="6" w:tplc="340A0001" w:tentative="1">
+      <w:start w:val="1"/>
+      <w:numFmt w:val="bullet"/>
+      <w:lvlText w:val=""/>
+      <w:lvlJc w:val="left"/>
+      <w:pPr>
+        <w:ind w:left="5040" w:hanging="360"/>
+      </w:pPr>
+      <w:rPr>
+        <w:rFonts w:ascii="Symbol" w:hAnsi="Symbol" w:hint="default"/>
+      </w:rPr>
+    </w:lvl>
+    <w:lvl w:ilvl="7" w:tplc="340A0003" w:tentative="1">
+      <w:start w:val="1"/>
+      <w:numFmt w:val="bullet"/>
+      <w:lvlText w:val="o"/>
+      <w:lvlJc w:val="left"/>
+      <w:pPr>
+        <w:ind w:left="5760" w:hanging="360"/>
+      </w:pPr>
+      <w:rPr>
+        <w:rFonts w:ascii="Courier New" w:hAnsi="Courier New" w:cs="Courier New" w:hint="default"/>
+      </w:rPr>
+    </w:lvl>
+    <w:lvl w:ilvl="8" w:tplc="340A0005" w:tentative="1">
+      <w:start w:val="1"/>
+      <w:numFmt w:val="bullet"/>
+      <w:lvlText w:val=""/>
+      <w:lvlJc w:val="left"/>
+      <w:pPr>
+        <w:ind w:left="6480" w:hanging="360"/>
+      </w:pPr>
+      <w:rPr>
+        <w:rFonts w:ascii="Wingdings" w:hAnsi="Wingdings" w:hint="default"/>
+      </w:rPr>
+    </w:lvl>
+  </w:abstractNum>
+  <w:abstractNum w:abstractNumId="15" w15:restartNumberingAfterBreak="0">
+    <w:nsid w:val="4AA8488F"/>
+    <w:multiLevelType w:val="multilevel"/>
+    <w:tmpl w:val="CBF043B0"/>
+    <w:lvl w:ilvl="0">
+      <w:start w:val="1"/>
+      <w:numFmt w:val="bullet"/>
+      <w:lvlText w:val=""/>
+      <w:lvlJc w:val="left"/>
+      <w:pPr>
+        <w:tabs>
+          <w:tab w:val="num" w:pos="720"/>
+        </w:tabs>
+        <w:ind w:left="720" w:hanging="360"/>
+      </w:pPr>
+      <w:rPr>
+        <w:rFonts w:ascii="Symbol" w:hAnsi="Symbol" w:hint="default"/>
+        <w:sz w:val="20"/>
+      </w:rPr>
+    </w:lvl>
+    <w:lvl w:ilvl="1" w:tentative="1">
+      <w:start w:val="1"/>
+      <w:numFmt w:val="bullet"/>
+      <w:lvlText w:val="o"/>
+      <w:lvlJc w:val="left"/>
+      <w:pPr>
+        <w:tabs>
+          <w:tab w:val="num" w:pos="1440"/>
+        </w:tabs>
+        <w:ind w:left="1440" w:hanging="360"/>
+      </w:pPr>
+      <w:rPr>
+        <w:rFonts w:ascii="Courier New" w:hAnsi="Courier New" w:hint="default"/>
+        <w:sz w:val="20"/>
+      </w:rPr>
+    </w:lvl>
+    <w:lvl w:ilvl="2" w:tentative="1">
+      <w:start w:val="1"/>
+      <w:numFmt w:val="bullet"/>
+      <w:lvlText w:val=""/>
+      <w:lvlJc w:val="left"/>
+      <w:pPr>
+        <w:tabs>
+          <w:tab w:val="num" w:pos="2160"/>
+        </w:tabs>
+        <w:ind w:left="2160" w:hanging="360"/>
+      </w:pPr>
+      <w:rPr>
+        <w:rFonts w:ascii="Wingdings" w:hAnsi="Wingdings" w:hint="default"/>
+        <w:sz w:val="20"/>
+      </w:rPr>
+    </w:lvl>
+    <w:lvl w:ilvl="3" w:tentative="1">
+      <w:start w:val="1"/>
+      <w:numFmt w:val="bullet"/>
+      <w:lvlText w:val=""/>
+      <w:lvlJc w:val="left"/>
+      <w:pPr>
+        <w:tabs>
+          <w:tab w:val="num" w:pos="2880"/>
+        </w:tabs>
+        <w:ind w:left="2880" w:hanging="360"/>
+      </w:pPr>
+      <w:rPr>
+        <w:rFonts w:ascii="Wingdings" w:hAnsi="Wingdings" w:hint="default"/>
+        <w:sz w:val="20"/>
+      </w:rPr>
+    </w:lvl>
+    <w:lvl w:ilvl="4" w:tentative="1">
+      <w:start w:val="1"/>
+      <w:numFmt w:val="bullet"/>
+      <w:lvlText w:val=""/>
+      <w:lvlJc w:val="left"/>
+      <w:pPr>
+        <w:tabs>
+          <w:tab w:val="num" w:pos="3600"/>
+        </w:tabs>
+        <w:ind w:left="3600" w:hanging="360"/>
+      </w:pPr>
+      <w:rPr>
+        <w:rFonts w:ascii="Wingdings" w:hAnsi="Wingdings" w:hint="default"/>
+        <w:sz w:val="20"/>
+      </w:rPr>
+    </w:lvl>
+    <w:lvl w:ilvl="5" w:tentative="1">
+      <w:start w:val="1"/>
+      <w:numFmt w:val="bullet"/>
+      <w:lvlText w:val=""/>
+      <w:lvlJc w:val="left"/>
+      <w:pPr>
+        <w:tabs>
+          <w:tab w:val="num" w:pos="4320"/>
+        </w:tabs>
+        <w:ind w:left="4320" w:hanging="360"/>
+      </w:pPr>
+      <w:rPr>
+        <w:rFonts w:ascii="Wingdings" w:hAnsi="Wingdings" w:hint="default"/>
+        <w:sz w:val="20"/>
+      </w:rPr>
+    </w:lvl>
+    <w:lvl w:ilvl="6" w:tentative="1">
+      <w:start w:val="1"/>
+      <w:numFmt w:val="bullet"/>
+      <w:lvlText w:val=""/>
+      <w:lvlJc w:val="left"/>
+      <w:pPr>
+        <w:tabs>
+          <w:tab w:val="num" w:pos="5040"/>
+        </w:tabs>
+        <w:ind w:left="5040" w:hanging="360"/>
+      </w:pPr>
+      <w:rPr>
+        <w:rFonts w:ascii="Wingdings" w:hAnsi="Wingdings" w:hint="default"/>
+        <w:sz w:val="20"/>
+      </w:rPr>
+    </w:lvl>
+    <w:lvl w:ilvl="7" w:tentative="1">
+      <w:start w:val="1"/>
+      <w:numFmt w:val="bullet"/>
+      <w:lvlText w:val=""/>
+      <w:lvlJc w:val="left"/>
+      <w:pPr>
+        <w:tabs>
+          <w:tab w:val="num" w:pos="5760"/>
+        </w:tabs>
+        <w:ind w:left="5760" w:hanging="360"/>
+      </w:pPr>
+      <w:rPr>
+        <w:rFonts w:ascii="Wingdings" w:hAnsi="Wingdings" w:hint="default"/>
+        <w:sz w:val="20"/>
+      </w:rPr>
+    </w:lvl>
+    <w:lvl w:ilvl="8" w:tentative="1">
+      <w:start w:val="1"/>
+      <w:numFmt w:val="bullet"/>
+      <w:lvlText w:val=""/>
+      <w:lvlJc w:val="left"/>
+      <w:pPr>
+        <w:tabs>
+          <w:tab w:val="num" w:pos="6480"/>
+        </w:tabs>
+        <w:ind w:left="6480" w:hanging="360"/>
+      </w:pPr>
+      <w:rPr>
+        <w:rFonts w:ascii="Wingdings" w:hAnsi="Wingdings" w:hint="default"/>
+        <w:sz w:val="20"/>
+      </w:rPr>
+    </w:lvl>
+  </w:abstractNum>
+  <w:abstractNum w:abstractNumId="16" w15:restartNumberingAfterBreak="0">
+    <w:nsid w:val="4CC14241"/>
+    <w:multiLevelType w:val="multilevel"/>
+    <w:tmpl w:val="10BAF8DA"/>
+    <w:lvl w:ilvl="0">
+      <w:start w:val="1"/>
+      <w:numFmt w:val="bullet"/>
+      <w:lvlText w:val=""/>
+      <w:lvlJc w:val="left"/>
+      <w:pPr>
+        <w:tabs>
+          <w:tab w:val="num" w:pos="720"/>
+        </w:tabs>
+        <w:ind w:left="720" w:hanging="360"/>
+      </w:pPr>
+      <w:rPr>
+        <w:rFonts w:ascii="Symbol" w:hAnsi="Symbol" w:hint="default"/>
+        <w:sz w:val="20"/>
+      </w:rPr>
+    </w:lvl>
+    <w:lvl w:ilvl="1" w:tentative="1">
+      <w:start w:val="1"/>
+      <w:numFmt w:val="bullet"/>
+      <w:lvlText w:val="o"/>
+      <w:lvlJc w:val="left"/>
+      <w:pPr>
+        <w:tabs>
+          <w:tab w:val="num" w:pos="1440"/>
+        </w:tabs>
+        <w:ind w:left="1440" w:hanging="360"/>
+      </w:pPr>
+      <w:rPr>
+        <w:rFonts w:ascii="Courier New" w:hAnsi="Courier New" w:hint="default"/>
+        <w:sz w:val="20"/>
+      </w:rPr>
+    </w:lvl>
+    <w:lvl w:ilvl="2" w:tentative="1">
+      <w:start w:val="1"/>
+      <w:numFmt w:val="bullet"/>
+      <w:lvlText w:val=""/>
+      <w:lvlJc w:val="left"/>
+      <w:pPr>
+        <w:tabs>
+          <w:tab w:val="num" w:pos="2160"/>
+        </w:tabs>
+        <w:ind w:left="2160" w:hanging="360"/>
+      </w:pPr>
+      <w:rPr>
+        <w:rFonts w:ascii="Wingdings" w:hAnsi="Wingdings" w:hint="default"/>
+        <w:sz w:val="20"/>
+      </w:rPr>
+    </w:lvl>
+    <w:lvl w:ilvl="3" w:tentative="1">
+      <w:start w:val="1"/>
+      <w:numFmt w:val="bullet"/>
+      <w:lvlText w:val=""/>
+      <w:lvlJc w:val="left"/>
+      <w:pPr>
+        <w:tabs>
+          <w:tab w:val="num" w:pos="2880"/>
+        </w:tabs>
+        <w:ind w:left="2880" w:hanging="360"/>
+      </w:pPr>
+      <w:rPr>
+        <w:rFonts w:ascii="Wingdings" w:hAnsi="Wingdings" w:hint="default"/>
+        <w:sz w:val="20"/>
+      </w:rPr>
+    </w:lvl>
+    <w:lvl w:ilvl="4" w:tentative="1">
+      <w:start w:val="1"/>
+      <w:numFmt w:val="bullet"/>
+      <w:lvlText w:val=""/>
+      <w:lvlJc w:val="left"/>
+      <w:pPr>
+        <w:tabs>
+          <w:tab w:val="num" w:pos="3600"/>
+        </w:tabs>
+        <w:ind w:left="3600" w:hanging="360"/>
+      </w:pPr>
+      <w:rPr>
+        <w:rFonts w:ascii="Wingdings" w:hAnsi="Wingdings" w:hint="default"/>
+        <w:sz w:val="20"/>
+      </w:rPr>
+    </w:lvl>
+    <w:lvl w:ilvl="5" w:tentative="1">
+      <w:start w:val="1"/>
+      <w:numFmt w:val="bullet"/>
+      <w:lvlText w:val=""/>
+      <w:lvlJc w:val="left"/>
+      <w:pPr>
+        <w:tabs>
+          <w:tab w:val="num" w:pos="4320"/>
+        </w:tabs>
+        <w:ind w:left="4320" w:hanging="360"/>
+      </w:pPr>
+      <w:rPr>
+        <w:rFonts w:ascii="Wingdings" w:hAnsi="Wingdings" w:hint="default"/>
+        <w:sz w:val="20"/>
+      </w:rPr>
+    </w:lvl>
+    <w:lvl w:ilvl="6" w:tentative="1">
+      <w:start w:val="1"/>
+      <w:numFmt w:val="bullet"/>
+      <w:lvlText w:val=""/>
+      <w:lvlJc w:val="left"/>
+      <w:pPr>
+        <w:tabs>
+          <w:tab w:val="num" w:pos="5040"/>
+        </w:tabs>
+        <w:ind w:left="5040" w:hanging="360"/>
+      </w:pPr>
+      <w:rPr>
+        <w:rFonts w:ascii="Wingdings" w:hAnsi="Wingdings" w:hint="default"/>
+        <w:sz w:val="20"/>
+      </w:rPr>
+    </w:lvl>
+    <w:lvl w:ilvl="7" w:tentative="1">
+      <w:start w:val="1"/>
+      <w:numFmt w:val="bullet"/>
+      <w:lvlText w:val=""/>
+      <w:lvlJc w:val="left"/>
+      <w:pPr>
+        <w:tabs>
+          <w:tab w:val="num" w:pos="5760"/>
+        </w:tabs>
+        <w:ind w:left="5760" w:hanging="360"/>
+      </w:pPr>
+      <w:rPr>
+        <w:rFonts w:ascii="Wingdings" w:hAnsi="Wingdings" w:hint="default"/>
+        <w:sz w:val="20"/>
+      </w:rPr>
+    </w:lvl>
+    <w:lvl w:ilvl="8" w:tentative="1">
+      <w:start w:val="1"/>
+      <w:numFmt w:val="bullet"/>
+      <w:lvlText w:val=""/>
+      <w:lvlJc w:val="left"/>
+      <w:pPr>
+        <w:tabs>
+          <w:tab w:val="num" w:pos="6480"/>
+        </w:tabs>
+        <w:ind w:left="6480" w:hanging="360"/>
+      </w:pPr>
+      <w:rPr>
+        <w:rFonts w:ascii="Wingdings" w:hAnsi="Wingdings" w:hint="default"/>
+        <w:sz w:val="20"/>
+      </w:rPr>
+    </w:lvl>
+  </w:abstractNum>
+  <w:abstractNum w:abstractNumId="17" w15:restartNumberingAfterBreak="0">
+    <w:nsid w:val="563615A9"/>
+    <w:multiLevelType w:val="multilevel"/>
+    <w:tmpl w:val="64EAD3A4"/>
+    <w:lvl w:ilvl="0">
+      <w:start w:val="1"/>
+      <w:numFmt w:val="bullet"/>
+      <w:lvlText w:val=""/>
+      <w:lvlJc w:val="left"/>
+      <w:pPr>
+        <w:tabs>
+          <w:tab w:val="num" w:pos="720"/>
+        </w:tabs>
+        <w:ind w:left="720" w:hanging="360"/>
+      </w:pPr>
+      <w:rPr>
+        <w:rFonts w:ascii="Symbol" w:hAnsi="Symbol" w:hint="default"/>
+        <w:sz w:val="20"/>
+      </w:rPr>
+    </w:lvl>
+    <w:lvl w:ilvl="1" w:tentative="1">
+      <w:start w:val="1"/>
+      <w:numFmt w:val="bullet"/>
+      <w:lvlText w:val="o"/>
+      <w:lvlJc w:val="left"/>
+      <w:pPr>
+        <w:tabs>
+          <w:tab w:val="num" w:pos="1440"/>
+        </w:tabs>
+        <w:ind w:left="1440" w:hanging="360"/>
+      </w:pPr>
+      <w:rPr>
+        <w:rFonts w:ascii="Courier New" w:hAnsi="Courier New" w:hint="default"/>
+        <w:sz w:val="20"/>
+      </w:rPr>
+    </w:lvl>
+    <w:lvl w:ilvl="2" w:tentative="1">
+      <w:start w:val="1"/>
+      <w:numFmt w:val="bullet"/>
+      <w:lvlText w:val=""/>
+      <w:lvlJc w:val="left"/>
+      <w:pPr>
+        <w:tabs>
+          <w:tab w:val="num" w:pos="2160"/>
+        </w:tabs>
+        <w:ind w:left="2160" w:hanging="360"/>
+      </w:pPr>
+      <w:rPr>
+        <w:rFonts w:ascii="Wingdings" w:hAnsi="Wingdings" w:hint="default"/>
+        <w:sz w:val="20"/>
+      </w:rPr>
+    </w:lvl>
+    <w:lvl w:ilvl="3" w:tentative="1">
+      <w:start w:val="1"/>
+      <w:numFmt w:val="bullet"/>
+      <w:lvlText w:val=""/>
+      <w:lvlJc w:val="left"/>
+      <w:pPr>
+        <w:tabs>
+          <w:tab w:val="num" w:pos="2880"/>
+        </w:tabs>
+        <w:ind w:left="2880" w:hanging="360"/>
+      </w:pPr>
+      <w:rPr>
+        <w:rFonts w:ascii="Wingdings" w:hAnsi="Wingdings" w:hint="default"/>
+        <w:sz w:val="20"/>
+      </w:rPr>
+    </w:lvl>
+    <w:lvl w:ilvl="4" w:tentative="1">
+      <w:start w:val="1"/>
+      <w:numFmt w:val="bullet"/>
+      <w:lvlText w:val=""/>
+      <w:lvlJc w:val="left"/>
+      <w:pPr>
+        <w:tabs>
+          <w:tab w:val="num" w:pos="3600"/>
+        </w:tabs>
+        <w:ind w:left="3600" w:hanging="360"/>
+      </w:pPr>
+      <w:rPr>
+        <w:rFonts w:ascii="Wingdings" w:hAnsi="Wingdings" w:hint="default"/>
+        <w:sz w:val="20"/>
+      </w:rPr>
+    </w:lvl>
+    <w:lvl w:ilvl="5" w:tentative="1">
+      <w:start w:val="1"/>
+      <w:numFmt w:val="bullet"/>
+      <w:lvlText w:val=""/>
+      <w:lvlJc w:val="left"/>
+      <w:pPr>
+        <w:tabs>
+          <w:tab w:val="num" w:pos="4320"/>
+        </w:tabs>
+        <w:ind w:left="4320" w:hanging="360"/>
+      </w:pPr>
+      <w:rPr>
+        <w:rFonts w:ascii="Wingdings" w:hAnsi="Wingdings" w:hint="default"/>
+        <w:sz w:val="20"/>
+      </w:rPr>
+    </w:lvl>
+    <w:lvl w:ilvl="6" w:tentative="1">
+      <w:start w:val="1"/>
+      <w:numFmt w:val="bullet"/>
+      <w:lvlText w:val=""/>
+      <w:lvlJc w:val="left"/>
+      <w:pPr>
+        <w:tabs>
+          <w:tab w:val="num" w:pos="5040"/>
+        </w:tabs>
+        <w:ind w:left="5040" w:hanging="360"/>
+      </w:pPr>
+      <w:rPr>
+        <w:rFonts w:ascii="Wingdings" w:hAnsi="Wingdings" w:hint="default"/>
+        <w:sz w:val="20"/>
+      </w:rPr>
+    </w:lvl>
+    <w:lvl w:ilvl="7" w:tentative="1">
+      <w:start w:val="1"/>
+      <w:numFmt w:val="bullet"/>
+      <w:lvlText w:val=""/>
+      <w:lvlJc w:val="left"/>
+      <w:pPr>
+        <w:tabs>
+          <w:tab w:val="num" w:pos="5760"/>
+        </w:tabs>
+        <w:ind w:left="5760" w:hanging="360"/>
+      </w:pPr>
+      <w:rPr>
+        <w:rFonts w:ascii="Wingdings" w:hAnsi="Wingdings" w:hint="default"/>
+        <w:sz w:val="20"/>
+      </w:rPr>
+    </w:lvl>
+    <w:lvl w:ilvl="8" w:tentative="1">
+      <w:start w:val="1"/>
+      <w:numFmt w:val="bullet"/>
+      <w:lvlText w:val=""/>
+      <w:lvlJc w:val="left"/>
+      <w:pPr>
+        <w:tabs>
+          <w:tab w:val="num" w:pos="6480"/>
+        </w:tabs>
+        <w:ind w:left="6480" w:hanging="360"/>
+      </w:pPr>
+      <w:rPr>
+        <w:rFonts w:ascii="Wingdings" w:hAnsi="Wingdings" w:hint="default"/>
+        <w:sz w:val="20"/>
+      </w:rPr>
+    </w:lvl>
+  </w:abstractNum>
+  <w:abstractNum w:abstractNumId="18" w15:restartNumberingAfterBreak="0">
+    <w:nsid w:val="75464AF2"/>
+    <w:multiLevelType w:val="multilevel"/>
+    <w:tmpl w:val="E7B49102"/>
+    <w:lvl w:ilvl="0">
+      <w:start w:val="1"/>
+      <w:numFmt w:val="bullet"/>
+      <w:lvlText w:val=""/>
+      <w:lvlJc w:val="left"/>
+      <w:pPr>
+        <w:tabs>
+          <w:tab w:val="num" w:pos="720"/>
+        </w:tabs>
+        <w:ind w:left="720" w:hanging="360"/>
+      </w:pPr>
+      <w:rPr>
+        <w:rFonts w:ascii="Symbol" w:hAnsi="Symbol" w:hint="default"/>
+        <w:sz w:val="20"/>
+      </w:rPr>
+    </w:lvl>
+    <w:lvl w:ilvl="1" w:tentative="1">
+      <w:start w:val="1"/>
+      <w:numFmt w:val="bullet"/>
+      <w:lvlText w:val="o"/>
+      <w:lvlJc w:val="left"/>
+      <w:pPr>
+        <w:tabs>
+          <w:tab w:val="num" w:pos="1440"/>
+        </w:tabs>
+        <w:ind w:left="1440" w:hanging="360"/>
+      </w:pPr>
+      <w:rPr>
+        <w:rFonts w:ascii="Courier New" w:hAnsi="Courier New" w:hint="default"/>
+        <w:sz w:val="20"/>
+      </w:rPr>
+    </w:lvl>
+    <w:lvl w:ilvl="2" w:tentative="1">
+      <w:start w:val="1"/>
+      <w:numFmt w:val="bullet"/>
+      <w:lvlText w:val=""/>
+      <w:lvlJc w:val="left"/>
+      <w:pPr>
+        <w:tabs>
+          <w:tab w:val="num" w:pos="2160"/>
+        </w:tabs>
+        <w:ind w:left="2160" w:hanging="360"/>
+      </w:pPr>
+      <w:rPr>
+        <w:rFonts w:ascii="Wingdings" w:hAnsi="Wingdings" w:hint="default"/>
+        <w:sz w:val="20"/>
+      </w:rPr>
+    </w:lvl>
+    <w:lvl w:ilvl="3" w:tentative="1">
+      <w:start w:val="1"/>
+      <w:numFmt w:val="bullet"/>
+      <w:lvlText w:val=""/>
+      <w:lvlJc w:val="left"/>
+      <w:pPr>
+        <w:tabs>
+          <w:tab w:val="num" w:pos="2880"/>
+        </w:tabs>
+        <w:ind w:left="2880" w:hanging="360"/>
+      </w:pPr>
+      <w:rPr>
+        <w:rFonts w:ascii="Wingdings" w:hAnsi="Wingdings" w:hint="default"/>
+        <w:sz w:val="20"/>
+      </w:rPr>
+    </w:lvl>
+    <w:lvl w:ilvl="4" w:tentative="1">
+      <w:start w:val="1"/>
+      <w:numFmt w:val="bullet"/>
+      <w:lvlText w:val=""/>
+      <w:lvlJc w:val="left"/>
+      <w:pPr>
+        <w:tabs>
+          <w:tab w:val="num" w:pos="3600"/>
+        </w:tabs>
+        <w:ind w:left="3600" w:hanging="360"/>
+      </w:pPr>
+      <w:rPr>
+        <w:rFonts w:ascii="Wingdings" w:hAnsi="Wingdings" w:hint="default"/>
+        <w:sz w:val="20"/>
+      </w:rPr>
+    </w:lvl>
+    <w:lvl w:ilvl="5" w:tentative="1">
+      <w:start w:val="1"/>
+      <w:numFmt w:val="bullet"/>
+      <w:lvlText w:val=""/>
+      <w:lvlJc w:val="left"/>
+      <w:pPr>
+        <w:tabs>
+          <w:tab w:val="num" w:pos="4320"/>
+        </w:tabs>
+        <w:ind w:left="4320" w:hanging="360"/>
+      </w:pPr>
+      <w:rPr>
+        <w:rFonts w:ascii="Wingdings" w:hAnsi="Wingdings" w:hint="default"/>
+        <w:sz w:val="20"/>
+      </w:rPr>
+    </w:lvl>
+    <w:lvl w:ilvl="6" w:tentative="1">
+      <w:start w:val="1"/>
+      <w:numFmt w:val="bullet"/>
+      <w:lvlText w:val=""/>
+      <w:lvlJc w:val="left"/>
+      <w:pPr>
+        <w:tabs>
+          <w:tab w:val="num" w:pos="5040"/>
+        </w:tabs>
+        <w:ind w:left="5040" w:hanging="360"/>
+      </w:pPr>
+      <w:rPr>
+        <w:rFonts w:ascii="Wingdings" w:hAnsi="Wingdings" w:hint="default"/>
+        <w:sz w:val="20"/>
+      </w:rPr>
+    </w:lvl>
+    <w:lvl w:ilvl="7" w:tentative="1">
+      <w:start w:val="1"/>
+      <w:numFmt w:val="bullet"/>
+      <w:lvlText w:val=""/>
+      <w:lvlJc w:val="left"/>
+      <w:pPr>
+        <w:tabs>
+          <w:tab w:val="num" w:pos="5760"/>
+        </w:tabs>
+        <w:ind w:left="5760" w:hanging="360"/>
+      </w:pPr>
+      <w:rPr>
+        <w:rFonts w:ascii="Wingdings" w:hAnsi="Wingdings" w:hint="default"/>
+        <w:sz w:val="20"/>
+      </w:rPr>
+    </w:lvl>
+    <w:lvl w:ilvl="8" w:tentative="1">
+      <w:start w:val="1"/>
+      <w:numFmt w:val="bullet"/>
+      <w:lvlText w:val=""/>
+      <w:lvlJc w:val="left"/>
+      <w:pPr>
+        <w:tabs>
+          <w:tab w:val="num" w:pos="6480"/>
+        </w:tabs>
+        <w:ind w:left="6480" w:hanging="360"/>
+      </w:pPr>
+      <w:rPr>
+        <w:rFonts w:ascii="Wingdings" w:hAnsi="Wingdings" w:hint="default"/>
+        <w:sz w:val="20"/>
+      </w:rPr>
+    </w:lvl>
+  </w:abstractNum>
+  <w:abstractNum w:abstractNumId="19" w15:restartNumberingAfterBreak="0">
+    <w:nsid w:val="7A0B491A"/>
+    <w:multiLevelType w:val="hybridMultilevel"/>
+    <w:tmpl w:val="36FCAEAE"/>
+    <w:lvl w:ilvl="0" w:tplc="340A0001">
+      <w:start w:val="1"/>
+      <w:numFmt w:val="bullet"/>
+      <w:lvlText w:val=""/>
+      <w:lvlJc w:val="left"/>
+      <w:pPr>
+        <w:ind w:left="720" w:hanging="360"/>
+      </w:pPr>
+      <w:rPr>
+        <w:rFonts w:ascii="Symbol" w:hAnsi="Symbol" w:hint="default"/>
+      </w:rPr>
+    </w:lvl>
+    <w:lvl w:ilvl="1" w:tplc="340A0003" w:tentative="1">
+      <w:start w:val="1"/>
+      <w:numFmt w:val="bullet"/>
+      <w:lvlText w:val="o"/>
+      <w:lvlJc w:val="left"/>
+      <w:pPr>
+        <w:ind w:left="1440" w:hanging="360"/>
+      </w:pPr>
+      <w:rPr>
+        <w:rFonts w:ascii="Courier New" w:hAnsi="Courier New" w:cs="Courier New" w:hint="default"/>
+      </w:rPr>
+    </w:lvl>
+    <w:lvl w:ilvl="2" w:tplc="340A0005" w:tentative="1">
+      <w:start w:val="1"/>
+      <w:numFmt w:val="bullet"/>
+      <w:lvlText w:val=""/>
+      <w:lvlJc w:val="left"/>
+      <w:pPr>
+        <w:ind w:left="2160" w:hanging="360"/>
+      </w:pPr>
+      <w:rPr>
+        <w:rFonts w:ascii="Wingdings" w:hAnsi="Wingdings" w:hint="default"/>
+      </w:rPr>
+    </w:lvl>
+    <w:lvl w:ilvl="3" w:tplc="340A0001" w:tentative="1">
+      <w:start w:val="1"/>
+      <w:numFmt w:val="bullet"/>
+      <w:lvlText w:val=""/>
+      <w:lvlJc w:val="left"/>
+      <w:pPr>
+        <w:ind w:left="2880" w:hanging="360"/>
+      </w:pPr>
+      <w:rPr>
+        <w:rFonts w:ascii="Symbol" w:hAnsi="Symbol" w:hint="default"/>
+      </w:rPr>
+    </w:lvl>
+    <w:lvl w:ilvl="4" w:tplc="340A0003" w:tentative="1">
+      <w:start w:val="1"/>
+      <w:numFmt w:val="bullet"/>
+      <w:lvlText w:val="o"/>
+      <w:lvlJc w:val="left"/>
+      <w:pPr>
+        <w:ind w:left="3600" w:hanging="360"/>
+      </w:pPr>
+      <w:rPr>
+        <w:rFonts w:ascii="Courier New" w:hAnsi="Courier New" w:cs="Courier New" w:hint="default"/>
+      </w:rPr>
+    </w:lvl>
+    <w:lvl w:ilvl="5" w:tplc="340A0005" w:tentative="1">
+      <w:start w:val="1"/>
+      <w:numFmt w:val="bullet"/>
+      <w:lvlText w:val=""/>
+      <w:lvlJc w:val="left"/>
+      <w:pPr>
+        <w:ind w:left="4320" w:hanging="360"/>
+      </w:pPr>
+      <w:rPr>
+        <w:rFonts w:ascii="Wingdings" w:hAnsi="Wingdings" w:hint="default"/>
+      </w:rPr>
+    </w:lvl>
+    <w:lvl w:ilvl="6" w:tplc="340A0001" w:tentative="1">
+      <w:start w:val="1"/>
+      <w:numFmt w:val="bullet"/>
+      <w:lvlText w:val=""/>
+      <w:lvlJc w:val="left"/>
+      <w:pPr>
+        <w:ind w:left="5040" w:hanging="360"/>
+      </w:pPr>
+      <w:rPr>
+        <w:rFonts w:ascii="Symbol" w:hAnsi="Symbol" w:hint="default"/>
+      </w:rPr>
+    </w:lvl>
+    <w:lvl w:ilvl="7" w:tplc="340A0003" w:tentative="1">
+      <w:start w:val="1"/>
+      <w:numFmt w:val="bullet"/>
+      <w:lvlText w:val="o"/>
+      <w:lvlJc w:val="left"/>
+      <w:pPr>
+        <w:ind w:left="5760" w:hanging="360"/>
+      </w:pPr>
+      <w:rPr>
+        <w:rFonts w:ascii="Courier New" w:hAnsi="Courier New" w:cs="Courier New" w:hint="default"/>
+      </w:rPr>
+    </w:lvl>
+    <w:lvl w:ilvl="8" w:tplc="340A0005" w:tentative="1">
+      <w:start w:val="1"/>
+      <w:numFmt w:val="bullet"/>
+      <w:lvlText w:val=""/>
+      <w:lvlJc w:val="left"/>
+      <w:pPr>
+        <w:ind w:left="6480" w:hanging="360"/>
+      </w:pPr>
+      <w:rPr>
+        <w:rFonts w:ascii="Wingdings" w:hAnsi="Wingdings" w:hint="default"/>
+      </w:rPr>
+    </w:lvl>
+  </w:abstractNum>
+  <w:num w:numId="1" w16cid:durableId="833961122">
+    <w:abstractNumId w:val="12"/>
+  </w:num>
+  <w:num w:numId="2" w16cid:durableId="297490632">
+    <w:abstractNumId w:val="10"/>
+  </w:num>
+  <w:num w:numId="3" w16cid:durableId="1470829367">
+    <w:abstractNumId w:val="14"/>
+  </w:num>
+  <w:num w:numId="4" w16cid:durableId="1305819026">
+    <w:abstractNumId w:val="18"/>
+  </w:num>
+  <w:num w:numId="5" w16cid:durableId="1781729010">
+    <w:abstractNumId w:val="4"/>
+  </w:num>
+  <w:num w:numId="6" w16cid:durableId="760376099">
+    <w:abstractNumId w:val="19"/>
+  </w:num>
+  <w:num w:numId="7" w16cid:durableId="1422288320">
+    <w:abstractNumId w:val="11"/>
+  </w:num>
+  <w:num w:numId="8" w16cid:durableId="779302641">
+    <w:abstractNumId w:val="2"/>
+  </w:num>
+  <w:num w:numId="9" w16cid:durableId="1746419794">
+    <w:abstractNumId w:val="17"/>
+  </w:num>
+  <w:num w:numId="10" w16cid:durableId="98566343">
+    <w:abstractNumId w:val="15"/>
+  </w:num>
+  <w:num w:numId="11" w16cid:durableId="1268269347">
+    <w:abstractNumId w:val="1"/>
+  </w:num>
+  <w:num w:numId="12" w16cid:durableId="1497501975">
+    <w:abstractNumId w:val="6"/>
+  </w:num>
+  <w:num w:numId="13" w16cid:durableId="1215695926">
+    <w:abstractNumId w:val="13"/>
+  </w:num>
+  <w:num w:numId="14" w16cid:durableId="3745343">
+    <w:abstractNumId w:val="8"/>
+  </w:num>
+  <w:num w:numId="15" w16cid:durableId="350693485">
+    <w:abstractNumId w:val="0"/>
+  </w:num>
+  <w:num w:numId="16" w16cid:durableId="766002668">
+    <w:abstractNumId w:val="5"/>
+  </w:num>
+  <w:num w:numId="17" w16cid:durableId="1101297992">
+    <w:abstractNumId w:val="16"/>
+  </w:num>
+  <w:num w:numId="18" w16cid:durableId="1189878242">
+    <w:abstractNumId w:val="7"/>
+  </w:num>
+  <w:num w:numId="19" w16cid:durableId="1880437713">
+    <w:abstractNumId w:val="9"/>
+  </w:num>
+  <w:num w:numId="20" w16cid:durableId="549847183">
+    <w:abstractNumId w:val="3"/>
+  </w:num>
+</w:numbering>
 </file>
 
 <file path=word/styles.xml><?xml version="1.0" encoding="utf-8"?>
@@ -678,6 +5271,9 @@
     <w:pPr>
       <w:keepNext/>
       <w:keepLines/>
+      <w:numPr>
+        <w:numId w:val="2"/>
+      </w:numPr>
       <w:spacing w:before="360" w:after="80"/>
       <w:outlineLvl w:val="0"/>
     </w:pPr>
@@ -694,13 +5290,16 @@
     <w:next w:val="Normal"/>
     <w:link w:val="Heading2Char"/>
     <w:uiPriority w:val="9"/>
-    <w:semiHidden/>
     <w:unhideWhenUsed/>
     <w:qFormat/>
     <w:rsid w:val="00AB27F3"/>
     <w:pPr>
       <w:keepNext/>
       <w:keepLines/>
+      <w:numPr>
+        <w:ilvl w:val="1"/>
+        <w:numId w:val="2"/>
+      </w:numPr>
       <w:spacing w:before="160" w:after="80"/>
       <w:outlineLvl w:val="1"/>
     </w:pPr>
@@ -724,6 +5323,10 @@
     <w:pPr>
       <w:keepNext/>
       <w:keepLines/>
+      <w:numPr>
+        <w:ilvl w:val="2"/>
+        <w:numId w:val="2"/>
+      </w:numPr>
       <w:spacing w:before="160" w:after="80"/>
       <w:outlineLvl w:val="2"/>
     </w:pPr>
@@ -747,6 +5350,10 @@
     <w:pPr>
       <w:keepNext/>
       <w:keepLines/>
+      <w:numPr>
+        <w:ilvl w:val="3"/>
+        <w:numId w:val="2"/>
+      </w:numPr>
       <w:spacing w:before="80" w:after="40"/>
       <w:outlineLvl w:val="3"/>
     </w:pPr>
@@ -770,6 +5377,10 @@
     <w:pPr>
       <w:keepNext/>
       <w:keepLines/>
+      <w:numPr>
+        <w:ilvl w:val="4"/>
+        <w:numId w:val="2"/>
+      </w:numPr>
       <w:spacing w:before="80" w:after="40"/>
       <w:outlineLvl w:val="4"/>
     </w:pPr>
@@ -791,6 +5402,10 @@
     <w:pPr>
       <w:keepNext/>
       <w:keepLines/>
+      <w:numPr>
+        <w:ilvl w:val="5"/>
+        <w:numId w:val="2"/>
+      </w:numPr>
       <w:spacing w:before="40" w:after="0"/>
       <w:outlineLvl w:val="5"/>
     </w:pPr>
@@ -814,6 +5429,10 @@
     <w:pPr>
       <w:keepNext/>
       <w:keepLines/>
+      <w:numPr>
+        <w:ilvl w:val="6"/>
+        <w:numId w:val="2"/>
+      </w:numPr>
       <w:spacing w:before="40" w:after="0"/>
       <w:outlineLvl w:val="6"/>
     </w:pPr>
@@ -835,6 +5454,10 @@
     <w:pPr>
       <w:keepNext/>
       <w:keepLines/>
+      <w:numPr>
+        <w:ilvl w:val="7"/>
+        <w:numId w:val="2"/>
+      </w:numPr>
       <w:spacing w:after="0"/>
       <w:outlineLvl w:val="7"/>
     </w:pPr>
@@ -858,6 +5481,10 @@
     <w:pPr>
       <w:keepNext/>
       <w:keepLines/>
+      <w:numPr>
+        <w:ilvl w:val="8"/>
+        <w:numId w:val="2"/>
+      </w:numPr>
       <w:spacing w:after="0"/>
       <w:outlineLvl w:val="8"/>
     </w:pPr>
@@ -911,7 +5538,6 @@
     <w:basedOn w:val="DefaultParagraphFont"/>
     <w:link w:val="Heading2"/>
     <w:uiPriority w:val="9"/>
-    <w:semiHidden/>
     <w:rsid w:val="00AB27F3"/>
     <w:rPr>
       <w:rFonts w:asciiTheme="majorHAnsi" w:eastAsiaTheme="majorEastAsia" w:hAnsiTheme="majorHAnsi" w:cstheme="majorBidi"/>
@@ -1193,6 +5819,94 @@
       <w:smallCaps/>
       <w:color w:val="2F5496" w:themeColor="accent1" w:themeShade="BF"/>
       <w:spacing w:val="5"/>
+    </w:rPr>
+  </w:style>
+  <w:style w:type="table" w:styleId="TableGrid">
+    <w:name w:val="Table Grid"/>
+    <w:basedOn w:val="TableNormal"/>
+    <w:uiPriority w:val="39"/>
+    <w:rsid w:val="00123CF5"/>
+    <w:pPr>
+      <w:spacing w:after="0" w:line="240" w:lineRule="auto"/>
+    </w:pPr>
+    <w:tblPr>
+      <w:tblBorders>
+        <w:top w:val="single" w:sz="4" w:space="0" w:color="auto"/>
+        <w:left w:val="single" w:sz="4" w:space="0" w:color="auto"/>
+        <w:bottom w:val="single" w:sz="4" w:space="0" w:color="auto"/>
+        <w:right w:val="single" w:sz="4" w:space="0" w:color="auto"/>
+        <w:insideH w:val="single" w:sz="4" w:space="0" w:color="auto"/>
+        <w:insideV w:val="single" w:sz="4" w:space="0" w:color="auto"/>
+      </w:tblBorders>
+    </w:tblPr>
+  </w:style>
+  <w:style w:type="paragraph" w:styleId="Caption">
+    <w:name w:val="caption"/>
+    <w:basedOn w:val="Normal"/>
+    <w:next w:val="Normal"/>
+    <w:uiPriority w:val="35"/>
+    <w:unhideWhenUsed/>
+    <w:qFormat/>
+    <w:rsid w:val="007E54C1"/>
+    <w:pPr>
+      <w:spacing w:after="200" w:line="240" w:lineRule="auto"/>
+    </w:pPr>
+    <w:rPr>
+      <w:i/>
+      <w:iCs/>
+      <w:color w:val="44546A" w:themeColor="text2"/>
+      <w:sz w:val="18"/>
+      <w:szCs w:val="18"/>
+    </w:rPr>
+  </w:style>
+  <w:style w:type="paragraph" w:styleId="Header">
+    <w:name w:val="header"/>
+    <w:basedOn w:val="Normal"/>
+    <w:link w:val="HeaderChar"/>
+    <w:uiPriority w:val="99"/>
+    <w:unhideWhenUsed/>
+    <w:rsid w:val="001955CD"/>
+    <w:pPr>
+      <w:tabs>
+        <w:tab w:val="center" w:pos="4680"/>
+        <w:tab w:val="right" w:pos="9360"/>
+      </w:tabs>
+      <w:spacing w:after="0" w:line="240" w:lineRule="auto"/>
+    </w:pPr>
+  </w:style>
+  <w:style w:type="character" w:customStyle="1" w:styleId="HeaderChar">
+    <w:name w:val="Header Char"/>
+    <w:basedOn w:val="DefaultParagraphFont"/>
+    <w:link w:val="Header"/>
+    <w:uiPriority w:val="99"/>
+    <w:rsid w:val="001955CD"/>
+    <w:rPr>
+      <w:lang w:val="en-GB"/>
+    </w:rPr>
+  </w:style>
+  <w:style w:type="paragraph" w:styleId="Footer">
+    <w:name w:val="footer"/>
+    <w:basedOn w:val="Normal"/>
+    <w:link w:val="FooterChar"/>
+    <w:uiPriority w:val="99"/>
+    <w:unhideWhenUsed/>
+    <w:rsid w:val="001955CD"/>
+    <w:pPr>
+      <w:tabs>
+        <w:tab w:val="center" w:pos="4680"/>
+        <w:tab w:val="right" w:pos="9360"/>
+      </w:tabs>
+      <w:spacing w:after="0" w:line="240" w:lineRule="auto"/>
+    </w:pPr>
+  </w:style>
+  <w:style w:type="character" w:customStyle="1" w:styleId="FooterChar">
+    <w:name w:val="Footer Char"/>
+    <w:basedOn w:val="DefaultParagraphFont"/>
+    <w:link w:val="Footer"/>
+    <w:uiPriority w:val="99"/>
+    <w:rsid w:val="001955CD"/>
+    <w:rPr>
+      <w:lang w:val="en-GB"/>
     </w:rPr>
   </w:style>
 </w:styles>
